--- a/exemplo/lista-de-materiais-residencia-unifamiliar-exemplo-r00.docx
+++ b/exemplo/lista-de-materiais-residencia-unifamiliar-exemplo-r00.docx
@@ -353,7 +353,7 @@
                 <w:szCs w:val="19"/>
                 <w:rFonts w:ascii="Calibri" w:cs="Calibri" w:eastAsia="Calibri" w:hAnsi="Calibri"/>
               </w:rPr>
-              <w:t xml:space="preserve">20/10/2026 — R00</w:t>
+              <w:t xml:space="preserve">26/10/2026 — R00</w:t>
             </w:r>
           </w:p>
         </w:tc>
@@ -3980,7 +3980,7 @@
                 <w:szCs w:val="15"/>
                 <w:rFonts w:ascii="Calibri" w:cs="Calibri" w:eastAsia="Calibri" w:hAnsi="Calibri"/>
               </w:rPr>
-              <w:t xml:space="preserve">Cabo unipolar 0,6/1 kV, cobre classe 5, PVC 70 °C — 2,5 mm², cor preto (fase)</w:t>
+              <w:t xml:space="preserve">Cabo unipolar 0,6/1 kV, cobre classe 5, PVC 70 °C — 1,5 mm², cor branco (fase)</w:t>
             </w:r>
           </w:p>
         </w:tc>
@@ -4076,7 +4076,7 @@
                 <w:szCs w:val="15"/>
                 <w:rFonts w:ascii="Calibri" w:cs="Calibri" w:eastAsia="Calibri" w:hAnsi="Calibri"/>
               </w:rPr>
-              <w:t xml:space="preserve">31</w:t>
+              <w:t xml:space="preserve">39</w:t>
             </w:r>
           </w:p>
         </w:tc>
@@ -4129,7 +4129,7 @@
                 <w:szCs w:val="15"/>
                 <w:rFonts w:ascii="Calibri" w:cs="Calibri" w:eastAsia="Calibri" w:hAnsi="Calibri"/>
               </w:rPr>
-              <w:t xml:space="preserve">Cabo unipolar 0,6/1 kV, cobre classe 5, PVC 70 °C — 2,5 mm², cor branco (fase)</w:t>
+              <w:t xml:space="preserve">Cabo unipolar 0,6/1 kV, cobre classe 5, PVC 70 °C — 1,5 mm², cor azul-claro (neutro)</w:t>
             </w:r>
           </w:p>
         </w:tc>
@@ -4225,7 +4225,7 @@
                 <w:szCs w:val="15"/>
                 <w:rFonts w:ascii="Calibri" w:cs="Calibri" w:eastAsia="Calibri" w:hAnsi="Calibri"/>
               </w:rPr>
-              <w:t xml:space="preserve">31</w:t>
+              <w:t xml:space="preserve">39</w:t>
             </w:r>
           </w:p>
         </w:tc>
@@ -4278,7 +4278,7 @@
                 <w:szCs w:val="15"/>
                 <w:rFonts w:ascii="Calibri" w:cs="Calibri" w:eastAsia="Calibri" w:hAnsi="Calibri"/>
               </w:rPr>
-              <w:t xml:space="preserve">Cabo unipolar 0,6/1 kV, cobre classe 5, PVC 70 °C — 2,5 mm², cor verde-amarelo (proteção)</w:t>
+              <w:t xml:space="preserve">Cabo unipolar 0,6/1 kV, cobre classe 5, PVC 70 °C — 1,5 mm², cor verde-amarelo (proteção)</w:t>
             </w:r>
           </w:p>
         </w:tc>
@@ -4374,7 +4374,7 @@
                 <w:szCs w:val="15"/>
                 <w:rFonts w:ascii="Calibri" w:cs="Calibri" w:eastAsia="Calibri" w:hAnsi="Calibri"/>
               </w:rPr>
-              <w:t xml:space="preserve">31</w:t>
+              <w:t xml:space="preserve">39</w:t>
             </w:r>
           </w:p>
         </w:tc>
@@ -4427,7 +4427,7 @@
                 <w:szCs w:val="15"/>
                 <w:rFonts w:ascii="Calibri" w:cs="Calibri" w:eastAsia="Calibri" w:hAnsi="Calibri"/>
               </w:rPr>
-              <w:t xml:space="preserve">Cabo unipolar 0,6/1 kV, cobre classe 5, PVC 70 °C — 16 mm², cor preto (fase)</w:t>
+              <w:t xml:space="preserve">Cabo unipolar 0,6/1 kV, cobre classe 5, PVC 70 °C — 2,5 mm², cor preto (fase)</w:t>
             </w:r>
           </w:p>
         </w:tc>
@@ -4523,7 +4523,7 @@
                 <w:szCs w:val="15"/>
                 <w:rFonts w:ascii="Calibri" w:cs="Calibri" w:eastAsia="Calibri" w:hAnsi="Calibri"/>
               </w:rPr>
-              <w:t xml:space="preserve">14</w:t>
+              <w:t xml:space="preserve">31</w:t>
             </w:r>
           </w:p>
         </w:tc>
@@ -4576,7 +4576,7 @@
                 <w:szCs w:val="15"/>
                 <w:rFonts w:ascii="Calibri" w:cs="Calibri" w:eastAsia="Calibri" w:hAnsi="Calibri"/>
               </w:rPr>
-              <w:t xml:space="preserve">Cabo unipolar 0,6/1 kV, cobre classe 5, PVC 70 °C — 16 mm², cor vermelho (fase)</w:t>
+              <w:t xml:space="preserve">Cabo unipolar 0,6/1 kV, cobre classe 5, PVC 70 °C — 2,5 mm², cor branco (fase)</w:t>
             </w:r>
           </w:p>
         </w:tc>
@@ -4672,7 +4672,7 @@
                 <w:szCs w:val="15"/>
                 <w:rFonts w:ascii="Calibri" w:cs="Calibri" w:eastAsia="Calibri" w:hAnsi="Calibri"/>
               </w:rPr>
-              <w:t xml:space="preserve">14</w:t>
+              <w:t xml:space="preserve">31</w:t>
             </w:r>
           </w:p>
         </w:tc>
@@ -4725,7 +4725,7 @@
                 <w:szCs w:val="15"/>
                 <w:rFonts w:ascii="Calibri" w:cs="Calibri" w:eastAsia="Calibri" w:hAnsi="Calibri"/>
               </w:rPr>
-              <w:t xml:space="preserve">Cabo unipolar 0,6/1 kV, cobre classe 5, PVC 70 °C — 16 mm², cor branco (fase)</w:t>
+              <w:t xml:space="preserve">Cabo unipolar 0,6/1 kV, cobre classe 5, PVC 70 °C — 2,5 mm², cor verde-amarelo (proteção)</w:t>
             </w:r>
           </w:p>
         </w:tc>
@@ -4821,7 +4821,7 @@
                 <w:szCs w:val="15"/>
                 <w:rFonts w:ascii="Calibri" w:cs="Calibri" w:eastAsia="Calibri" w:hAnsi="Calibri"/>
               </w:rPr>
-              <w:t xml:space="preserve">14</w:t>
+              <w:t xml:space="preserve">31</w:t>
             </w:r>
           </w:p>
         </w:tc>
@@ -4874,7 +4874,7 @@
                 <w:szCs w:val="15"/>
                 <w:rFonts w:ascii="Calibri" w:cs="Calibri" w:eastAsia="Calibri" w:hAnsi="Calibri"/>
               </w:rPr>
-              <w:t xml:space="preserve">Cabo unipolar 0,6/1 kV, cobre classe 5, PVC 70 °C — 16 mm², cor azul-claro (neutro)</w:t>
+              <w:t xml:space="preserve">Cabo unipolar 0,6/1 kV, cobre classe 5, PVC 70 °C — 16 mm², cor preto (fase)</w:t>
             </w:r>
           </w:p>
         </w:tc>
@@ -5000,6 +5000,453 @@
                 <w:rFonts w:ascii="Calibri" w:cs="Calibri" w:eastAsia="Calibri" w:hAnsi="Calibri"/>
               </w:rPr>
               <w:t xml:space="preserve">29</w:t>
+            </w:r>
+          </w:p>
+        </w:tc>
+        <w:tc>
+          <w:tcPr>
+            <w:tcW w:type="dxa" w:w="4390"/>
+            <w:tcMar>
+              <w:top w:type="dxa" w:w="30"/>
+              <w:left w:type="dxa" w:w="70"/>
+              <w:bottom w:type="dxa" w:w="30"/>
+              <w:right w:type="dxa" w:w="70"/>
+            </w:tcMar>
+          </w:tcPr>
+          <w:p>
+            <w:pPr>
+              <w:jc w:val="left"/>
+            </w:pPr>
+            <w:r>
+              <w:rPr>
+                <w:sz w:val="15"/>
+                <w:szCs w:val="15"/>
+                <w:rFonts w:ascii="Calibri" w:cs="Calibri" w:eastAsia="Calibri" w:hAnsi="Calibri"/>
+              </w:rPr>
+              <w:t xml:space="preserve">Cabo unipolar 0,6/1 kV, cobre classe 5, PVC 70 °C — 16 mm², cor vermelho (fase)</w:t>
+            </w:r>
+          </w:p>
+        </w:tc>
+        <w:tc>
+          <w:tcPr>
+            <w:tcW w:type="dxa" w:w="1951"/>
+            <w:tcMar>
+              <w:top w:type="dxa" w:w="30"/>
+              <w:left w:type="dxa" w:w="70"/>
+              <w:bottom w:type="dxa" w:w="30"/>
+              <w:right w:type="dxa" w:w="70"/>
+            </w:tcMar>
+          </w:tcPr>
+          <w:p>
+            <w:pPr>
+              <w:jc w:val="left"/>
+            </w:pPr>
+            <w:r>
+              <w:rPr>
+                <w:sz w:val="15"/>
+                <w:szCs w:val="15"/>
+                <w:rFonts w:ascii="Calibri" w:cs="Calibri" w:eastAsia="Calibri" w:hAnsi="Calibri"/>
+              </w:rPr>
+              <w:t xml:space="preserve">ABNT NBR 7288</w:t>
+            </w:r>
+          </w:p>
+        </w:tc>
+        <w:tc>
+          <w:tcPr>
+            <w:tcW w:type="dxa" w:w="1171"/>
+            <w:tcMar>
+              <w:top w:type="dxa" w:w="30"/>
+              <w:left w:type="dxa" w:w="70"/>
+              <w:bottom w:type="dxa" w:w="30"/>
+              <w:right w:type="dxa" w:w="70"/>
+            </w:tcMar>
+          </w:tcPr>
+          <w:p>
+            <w:pPr>
+              <w:jc w:val="left"/>
+            </w:pPr>
+            <w:r>
+              <w:rPr>
+                <w:sz w:val="15"/>
+                <w:szCs w:val="15"/>
+                <w:rFonts w:ascii="Calibri" w:cs="Calibri" w:eastAsia="Calibri" w:hAnsi="Calibri"/>
+              </w:rPr>
+              <w:t xml:space="preserve">—</w:t>
+            </w:r>
+          </w:p>
+        </w:tc>
+        <w:tc>
+          <w:tcPr>
+            <w:tcW w:type="dxa" w:w="683"/>
+            <w:tcMar>
+              <w:top w:type="dxa" w:w="30"/>
+              <w:left w:type="dxa" w:w="70"/>
+              <w:bottom w:type="dxa" w:w="30"/>
+              <w:right w:type="dxa" w:w="70"/>
+            </w:tcMar>
+          </w:tcPr>
+          <w:p>
+            <w:pPr>
+              <w:jc w:val="left"/>
+            </w:pPr>
+            <w:r>
+              <w:rPr>
+                <w:sz w:val="15"/>
+                <w:szCs w:val="15"/>
+                <w:rFonts w:ascii="Calibri" w:cs="Calibri" w:eastAsia="Calibri" w:hAnsi="Calibri"/>
+              </w:rPr>
+              <w:t xml:space="preserve">m</w:t>
+            </w:r>
+          </w:p>
+        </w:tc>
+        <w:tc>
+          <w:tcPr>
+            <w:tcW w:type="dxa" w:w="878"/>
+            <w:tcMar>
+              <w:top w:type="dxa" w:w="30"/>
+              <w:left w:type="dxa" w:w="70"/>
+              <w:bottom w:type="dxa" w:w="30"/>
+              <w:right w:type="dxa" w:w="70"/>
+            </w:tcMar>
+          </w:tcPr>
+          <w:p>
+            <w:pPr>
+              <w:jc w:val="right"/>
+            </w:pPr>
+            <w:r>
+              <w:rPr>
+                <w:sz w:val="15"/>
+                <w:szCs w:val="15"/>
+                <w:rFonts w:ascii="Calibri" w:cs="Calibri" w:eastAsia="Calibri" w:hAnsi="Calibri"/>
+              </w:rPr>
+              <w:t xml:space="preserve">14</w:t>
+            </w:r>
+          </w:p>
+        </w:tc>
+      </w:tr>
+      <w:tr>
+        <w:trPr>
+          <w:cantSplit/>
+        </w:trPr>
+        <w:tc>
+          <w:tcPr>
+            <w:tcW w:type="dxa" w:w="683"/>
+            <w:tcMar>
+              <w:top w:type="dxa" w:w="30"/>
+              <w:left w:type="dxa" w:w="70"/>
+              <w:bottom w:type="dxa" w:w="30"/>
+              <w:right w:type="dxa" w:w="70"/>
+            </w:tcMar>
+          </w:tcPr>
+          <w:p>
+            <w:pPr>
+              <w:jc w:val="left"/>
+            </w:pPr>
+            <w:r>
+              <w:rPr>
+                <w:sz w:val="15"/>
+                <w:szCs w:val="15"/>
+                <w:rFonts w:ascii="Calibri" w:cs="Calibri" w:eastAsia="Calibri" w:hAnsi="Calibri"/>
+              </w:rPr>
+              <w:t xml:space="preserve">30</w:t>
+            </w:r>
+          </w:p>
+        </w:tc>
+        <w:tc>
+          <w:tcPr>
+            <w:tcW w:type="dxa" w:w="4390"/>
+            <w:tcMar>
+              <w:top w:type="dxa" w:w="30"/>
+              <w:left w:type="dxa" w:w="70"/>
+              <w:bottom w:type="dxa" w:w="30"/>
+              <w:right w:type="dxa" w:w="70"/>
+            </w:tcMar>
+          </w:tcPr>
+          <w:p>
+            <w:pPr>
+              <w:jc w:val="left"/>
+            </w:pPr>
+            <w:r>
+              <w:rPr>
+                <w:sz w:val="15"/>
+                <w:szCs w:val="15"/>
+                <w:rFonts w:ascii="Calibri" w:cs="Calibri" w:eastAsia="Calibri" w:hAnsi="Calibri"/>
+              </w:rPr>
+              <w:t xml:space="preserve">Cabo unipolar 0,6/1 kV, cobre classe 5, PVC 70 °C — 16 mm², cor branco (fase)</w:t>
+            </w:r>
+          </w:p>
+        </w:tc>
+        <w:tc>
+          <w:tcPr>
+            <w:tcW w:type="dxa" w:w="1951"/>
+            <w:tcMar>
+              <w:top w:type="dxa" w:w="30"/>
+              <w:left w:type="dxa" w:w="70"/>
+              <w:bottom w:type="dxa" w:w="30"/>
+              <w:right w:type="dxa" w:w="70"/>
+            </w:tcMar>
+          </w:tcPr>
+          <w:p>
+            <w:pPr>
+              <w:jc w:val="left"/>
+            </w:pPr>
+            <w:r>
+              <w:rPr>
+                <w:sz w:val="15"/>
+                <w:szCs w:val="15"/>
+                <w:rFonts w:ascii="Calibri" w:cs="Calibri" w:eastAsia="Calibri" w:hAnsi="Calibri"/>
+              </w:rPr>
+              <w:t xml:space="preserve">ABNT NBR 7288</w:t>
+            </w:r>
+          </w:p>
+        </w:tc>
+        <w:tc>
+          <w:tcPr>
+            <w:tcW w:type="dxa" w:w="1171"/>
+            <w:tcMar>
+              <w:top w:type="dxa" w:w="30"/>
+              <w:left w:type="dxa" w:w="70"/>
+              <w:bottom w:type="dxa" w:w="30"/>
+              <w:right w:type="dxa" w:w="70"/>
+            </w:tcMar>
+          </w:tcPr>
+          <w:p>
+            <w:pPr>
+              <w:jc w:val="left"/>
+            </w:pPr>
+            <w:r>
+              <w:rPr>
+                <w:sz w:val="15"/>
+                <w:szCs w:val="15"/>
+                <w:rFonts w:ascii="Calibri" w:cs="Calibri" w:eastAsia="Calibri" w:hAnsi="Calibri"/>
+              </w:rPr>
+              <w:t xml:space="preserve">—</w:t>
+            </w:r>
+          </w:p>
+        </w:tc>
+        <w:tc>
+          <w:tcPr>
+            <w:tcW w:type="dxa" w:w="683"/>
+            <w:tcMar>
+              <w:top w:type="dxa" w:w="30"/>
+              <w:left w:type="dxa" w:w="70"/>
+              <w:bottom w:type="dxa" w:w="30"/>
+              <w:right w:type="dxa" w:w="70"/>
+            </w:tcMar>
+          </w:tcPr>
+          <w:p>
+            <w:pPr>
+              <w:jc w:val="left"/>
+            </w:pPr>
+            <w:r>
+              <w:rPr>
+                <w:sz w:val="15"/>
+                <w:szCs w:val="15"/>
+                <w:rFonts w:ascii="Calibri" w:cs="Calibri" w:eastAsia="Calibri" w:hAnsi="Calibri"/>
+              </w:rPr>
+              <w:t xml:space="preserve">m</w:t>
+            </w:r>
+          </w:p>
+        </w:tc>
+        <w:tc>
+          <w:tcPr>
+            <w:tcW w:type="dxa" w:w="878"/>
+            <w:tcMar>
+              <w:top w:type="dxa" w:w="30"/>
+              <w:left w:type="dxa" w:w="70"/>
+              <w:bottom w:type="dxa" w:w="30"/>
+              <w:right w:type="dxa" w:w="70"/>
+            </w:tcMar>
+          </w:tcPr>
+          <w:p>
+            <w:pPr>
+              <w:jc w:val="right"/>
+            </w:pPr>
+            <w:r>
+              <w:rPr>
+                <w:sz w:val="15"/>
+                <w:szCs w:val="15"/>
+                <w:rFonts w:ascii="Calibri" w:cs="Calibri" w:eastAsia="Calibri" w:hAnsi="Calibri"/>
+              </w:rPr>
+              <w:t xml:space="preserve">14</w:t>
+            </w:r>
+          </w:p>
+        </w:tc>
+      </w:tr>
+      <w:tr>
+        <w:trPr>
+          <w:cantSplit/>
+        </w:trPr>
+        <w:tc>
+          <w:tcPr>
+            <w:tcW w:type="dxa" w:w="683"/>
+            <w:tcMar>
+              <w:top w:type="dxa" w:w="30"/>
+              <w:left w:type="dxa" w:w="70"/>
+              <w:bottom w:type="dxa" w:w="30"/>
+              <w:right w:type="dxa" w:w="70"/>
+            </w:tcMar>
+          </w:tcPr>
+          <w:p>
+            <w:pPr>
+              <w:jc w:val="left"/>
+            </w:pPr>
+            <w:r>
+              <w:rPr>
+                <w:sz w:val="15"/>
+                <w:szCs w:val="15"/>
+                <w:rFonts w:ascii="Calibri" w:cs="Calibri" w:eastAsia="Calibri" w:hAnsi="Calibri"/>
+              </w:rPr>
+              <w:t xml:space="preserve">31</w:t>
+            </w:r>
+          </w:p>
+        </w:tc>
+        <w:tc>
+          <w:tcPr>
+            <w:tcW w:type="dxa" w:w="4390"/>
+            <w:tcMar>
+              <w:top w:type="dxa" w:w="30"/>
+              <w:left w:type="dxa" w:w="70"/>
+              <w:bottom w:type="dxa" w:w="30"/>
+              <w:right w:type="dxa" w:w="70"/>
+            </w:tcMar>
+          </w:tcPr>
+          <w:p>
+            <w:pPr>
+              <w:jc w:val="left"/>
+            </w:pPr>
+            <w:r>
+              <w:rPr>
+                <w:sz w:val="15"/>
+                <w:szCs w:val="15"/>
+                <w:rFonts w:ascii="Calibri" w:cs="Calibri" w:eastAsia="Calibri" w:hAnsi="Calibri"/>
+              </w:rPr>
+              <w:t xml:space="preserve">Cabo unipolar 0,6/1 kV, cobre classe 5, PVC 70 °C — 16 mm², cor azul-claro (neutro)</w:t>
+            </w:r>
+          </w:p>
+        </w:tc>
+        <w:tc>
+          <w:tcPr>
+            <w:tcW w:type="dxa" w:w="1951"/>
+            <w:tcMar>
+              <w:top w:type="dxa" w:w="30"/>
+              <w:left w:type="dxa" w:w="70"/>
+              <w:bottom w:type="dxa" w:w="30"/>
+              <w:right w:type="dxa" w:w="70"/>
+            </w:tcMar>
+          </w:tcPr>
+          <w:p>
+            <w:pPr>
+              <w:jc w:val="left"/>
+            </w:pPr>
+            <w:r>
+              <w:rPr>
+                <w:sz w:val="15"/>
+                <w:szCs w:val="15"/>
+                <w:rFonts w:ascii="Calibri" w:cs="Calibri" w:eastAsia="Calibri" w:hAnsi="Calibri"/>
+              </w:rPr>
+              <w:t xml:space="preserve">ABNT NBR 7288</w:t>
+            </w:r>
+          </w:p>
+        </w:tc>
+        <w:tc>
+          <w:tcPr>
+            <w:tcW w:type="dxa" w:w="1171"/>
+            <w:tcMar>
+              <w:top w:type="dxa" w:w="30"/>
+              <w:left w:type="dxa" w:w="70"/>
+              <w:bottom w:type="dxa" w:w="30"/>
+              <w:right w:type="dxa" w:w="70"/>
+            </w:tcMar>
+          </w:tcPr>
+          <w:p>
+            <w:pPr>
+              <w:jc w:val="left"/>
+            </w:pPr>
+            <w:r>
+              <w:rPr>
+                <w:sz w:val="15"/>
+                <w:szCs w:val="15"/>
+                <w:rFonts w:ascii="Calibri" w:cs="Calibri" w:eastAsia="Calibri" w:hAnsi="Calibri"/>
+              </w:rPr>
+              <w:t xml:space="preserve">—</w:t>
+            </w:r>
+          </w:p>
+        </w:tc>
+        <w:tc>
+          <w:tcPr>
+            <w:tcW w:type="dxa" w:w="683"/>
+            <w:tcMar>
+              <w:top w:type="dxa" w:w="30"/>
+              <w:left w:type="dxa" w:w="70"/>
+              <w:bottom w:type="dxa" w:w="30"/>
+              <w:right w:type="dxa" w:w="70"/>
+            </w:tcMar>
+          </w:tcPr>
+          <w:p>
+            <w:pPr>
+              <w:jc w:val="left"/>
+            </w:pPr>
+            <w:r>
+              <w:rPr>
+                <w:sz w:val="15"/>
+                <w:szCs w:val="15"/>
+                <w:rFonts w:ascii="Calibri" w:cs="Calibri" w:eastAsia="Calibri" w:hAnsi="Calibri"/>
+              </w:rPr>
+              <w:t xml:space="preserve">m</w:t>
+            </w:r>
+          </w:p>
+        </w:tc>
+        <w:tc>
+          <w:tcPr>
+            <w:tcW w:type="dxa" w:w="878"/>
+            <w:tcMar>
+              <w:top w:type="dxa" w:w="30"/>
+              <w:left w:type="dxa" w:w="70"/>
+              <w:bottom w:type="dxa" w:w="30"/>
+              <w:right w:type="dxa" w:w="70"/>
+            </w:tcMar>
+          </w:tcPr>
+          <w:p>
+            <w:pPr>
+              <w:jc w:val="right"/>
+            </w:pPr>
+            <w:r>
+              <w:rPr>
+                <w:sz w:val="15"/>
+                <w:szCs w:val="15"/>
+                <w:rFonts w:ascii="Calibri" w:cs="Calibri" w:eastAsia="Calibri" w:hAnsi="Calibri"/>
+              </w:rPr>
+              <w:t xml:space="preserve">14</w:t>
+            </w:r>
+          </w:p>
+        </w:tc>
+      </w:tr>
+      <w:tr>
+        <w:trPr>
+          <w:cantSplit/>
+        </w:trPr>
+        <w:tc>
+          <w:tcPr>
+            <w:tcW w:type="dxa" w:w="683"/>
+            <w:tcMar>
+              <w:top w:type="dxa" w:w="30"/>
+              <w:left w:type="dxa" w:w="70"/>
+              <w:bottom w:type="dxa" w:w="30"/>
+              <w:right w:type="dxa" w:w="70"/>
+            </w:tcMar>
+          </w:tcPr>
+          <w:p>
+            <w:pPr>
+              <w:jc w:val="left"/>
+            </w:pPr>
+            <w:r>
+              <w:rPr>
+                <w:sz w:val="15"/>
+                <w:szCs w:val="15"/>
+                <w:rFonts w:ascii="Calibri" w:cs="Calibri" w:eastAsia="Calibri" w:hAnsi="Calibri"/>
+              </w:rPr>
+              <w:t xml:space="preserve">32</w:t>
             </w:r>
           </w:p>
         </w:tc>
@@ -5364,7 +5811,7 @@
                 <w:szCs w:val="15"/>
                 <w:rFonts w:ascii="Calibri" w:cs="Calibri" w:eastAsia="Calibri" w:hAnsi="Calibri"/>
               </w:rPr>
-              <w:t xml:space="preserve">30</w:t>
+              <w:t xml:space="preserve">33</w:t>
             </w:r>
           </w:p>
         </w:tc>
@@ -5484,7 +5931,7 @@
                 <w:szCs w:val="15"/>
                 <w:rFonts w:ascii="Calibri" w:cs="Calibri" w:eastAsia="Calibri" w:hAnsi="Calibri"/>
               </w:rPr>
-              <w:t xml:space="preserve">4</w:t>
+              <w:t xml:space="preserve">5</w:t>
             </w:r>
           </w:p>
         </w:tc>
@@ -5513,7 +5960,7 @@
                 <w:szCs w:val="15"/>
                 <w:rFonts w:ascii="Calibri" w:cs="Calibri" w:eastAsia="Calibri" w:hAnsi="Calibri"/>
               </w:rPr>
-              <w:t xml:space="preserve">31</w:t>
+              <w:t xml:space="preserve">34</w:t>
             </w:r>
           </w:p>
         </w:tc>
@@ -5662,7 +6109,7 @@
                 <w:szCs w:val="15"/>
                 <w:rFonts w:ascii="Calibri" w:cs="Calibri" w:eastAsia="Calibri" w:hAnsi="Calibri"/>
               </w:rPr>
-              <w:t xml:space="preserve">32</w:t>
+              <w:t xml:space="preserve">35</w:t>
             </w:r>
           </w:p>
         </w:tc>
@@ -5811,7 +6258,7 @@
                 <w:szCs w:val="15"/>
                 <w:rFonts w:ascii="Calibri" w:cs="Calibri" w:eastAsia="Calibri" w:hAnsi="Calibri"/>
               </w:rPr>
-              <w:t xml:space="preserve">33</w:t>
+              <w:t xml:space="preserve">36</w:t>
             </w:r>
           </w:p>
         </w:tc>
@@ -5960,7 +6407,7 @@
                 <w:szCs w:val="15"/>
                 <w:rFonts w:ascii="Calibri" w:cs="Calibri" w:eastAsia="Calibri" w:hAnsi="Calibri"/>
               </w:rPr>
-              <w:t xml:space="preserve">34</w:t>
+              <w:t xml:space="preserve">37</w:t>
             </w:r>
           </w:p>
         </w:tc>
@@ -6109,7 +6556,7 @@
                 <w:szCs w:val="15"/>
                 <w:rFonts w:ascii="Calibri" w:cs="Calibri" w:eastAsia="Calibri" w:hAnsi="Calibri"/>
               </w:rPr>
-              <w:t xml:space="preserve">35</w:t>
+              <w:t xml:space="preserve">38</w:t>
             </w:r>
           </w:p>
         </w:tc>
@@ -6258,7 +6705,7 @@
                 <w:szCs w:val="15"/>
                 <w:rFonts w:ascii="Calibri" w:cs="Calibri" w:eastAsia="Calibri" w:hAnsi="Calibri"/>
               </w:rPr>
-              <w:t xml:space="preserve">36</w:t>
+              <w:t xml:space="preserve">39</w:t>
             </w:r>
           </w:p>
         </w:tc>
@@ -6378,7 +6825,7 @@
                 <w:szCs w:val="15"/>
                 <w:rFonts w:ascii="Calibri" w:cs="Calibri" w:eastAsia="Calibri" w:hAnsi="Calibri"/>
               </w:rPr>
-              <w:t xml:space="preserve">8</w:t>
+              <w:t xml:space="preserve">9</w:t>
             </w:r>
           </w:p>
         </w:tc>
@@ -6407,7 +6854,7 @@
                 <w:szCs w:val="15"/>
                 <w:rFonts w:ascii="Calibri" w:cs="Calibri" w:eastAsia="Calibri" w:hAnsi="Calibri"/>
               </w:rPr>
-              <w:t xml:space="preserve">37</w:t>
+              <w:t xml:space="preserve">40</w:t>
             </w:r>
           </w:p>
         </w:tc>
@@ -6556,7 +7003,7 @@
                 <w:szCs w:val="15"/>
                 <w:rFonts w:ascii="Calibri" w:cs="Calibri" w:eastAsia="Calibri" w:hAnsi="Calibri"/>
               </w:rPr>
-              <w:t xml:space="preserve">38</w:t>
+              <w:t xml:space="preserve">41</w:t>
             </w:r>
           </w:p>
         </w:tc>
@@ -6921,7 +7368,7 @@
                 <w:szCs w:val="15"/>
                 <w:rFonts w:ascii="Calibri" w:cs="Calibri" w:eastAsia="Calibri" w:hAnsi="Calibri"/>
               </w:rPr>
-              <w:t xml:space="preserve">39</w:t>
+              <w:t xml:space="preserve">42</w:t>
             </w:r>
           </w:p>
         </w:tc>
@@ -6945,7 +7392,7 @@
                 <w:szCs w:val="15"/>
                 <w:rFonts w:ascii="Calibri" w:cs="Calibri" w:eastAsia="Calibri" w:hAnsi="Calibri"/>
               </w:rPr>
-              <w:t xml:space="preserve">Quadro de distribuição QD-1 (Quadro de distribuição de circuitos) — 40 módulos DIN, com barramentos de fase, neutro e proteção; 12 circuitos + reserva para 3 circuitos (Tabela 59)</w:t>
+              <w:t xml:space="preserve">Quadro de distribuição QD-1 (Quadro de distribuição de circuitos) — 48 módulos DIN, com barramentos de fase, neutro e proteção; 13 circuitos + reserva para 4 circuitos (Tabela 59)</w:t>
             </w:r>
           </w:p>
         </w:tc>
@@ -7070,7 +7517,7 @@
                 <w:szCs w:val="15"/>
                 <w:rFonts w:ascii="Calibri" w:cs="Calibri" w:eastAsia="Calibri" w:hAnsi="Calibri"/>
               </w:rPr>
-              <w:t xml:space="preserve">40</w:t>
+              <w:t xml:space="preserve">43</w:t>
             </w:r>
           </w:p>
         </w:tc>
@@ -7219,7 +7666,7 @@
                 <w:szCs w:val="15"/>
                 <w:rFonts w:ascii="Calibri" w:cs="Calibri" w:eastAsia="Calibri" w:hAnsi="Calibri"/>
               </w:rPr>
-              <w:t xml:space="preserve">41</w:t>
+              <w:t xml:space="preserve">44</w:t>
             </w:r>
           </w:p>
         </w:tc>
@@ -7584,7 +8031,7 @@
                 <w:szCs w:val="15"/>
                 <w:rFonts w:ascii="Calibri" w:cs="Calibri" w:eastAsia="Calibri" w:hAnsi="Calibri"/>
               </w:rPr>
-              <w:t xml:space="preserve">42</w:t>
+              <w:t xml:space="preserve">45</w:t>
             </w:r>
           </w:p>
         </w:tc>
@@ -7733,7 +8180,7 @@
                 <w:szCs w:val="15"/>
                 <w:rFonts w:ascii="Calibri" w:cs="Calibri" w:eastAsia="Calibri" w:hAnsi="Calibri"/>
               </w:rPr>
-              <w:t xml:space="preserve">43</w:t>
+              <w:t xml:space="preserve">46</w:t>
             </w:r>
           </w:p>
         </w:tc>
@@ -7882,7 +8329,7 @@
                 <w:szCs w:val="15"/>
                 <w:rFonts w:ascii="Calibri" w:cs="Calibri" w:eastAsia="Calibri" w:hAnsi="Calibri"/>
               </w:rPr>
-              <w:t xml:space="preserve">44</w:t>
+              <w:t xml:space="preserve">47</w:t>
             </w:r>
           </w:p>
         </w:tc>
@@ -7906,7 +8353,7 @@
                 <w:szCs w:val="15"/>
                 <w:rFonts w:ascii="Calibri" w:cs="Calibri" w:eastAsia="Calibri" w:hAnsi="Calibri"/>
               </w:rPr>
-              <w:t xml:space="preserve">Eletroduto PVC rígido roscável DN 40 (1 1/4")</w:t>
+              <w:t xml:space="preserve">Eletroduto PVC rígido roscável DN 20 (1/2")</w:t>
             </w:r>
           </w:p>
         </w:tc>
@@ -8002,7 +8449,7 @@
                 <w:szCs w:val="15"/>
                 <w:rFonts w:ascii="Calibri" w:cs="Calibri" w:eastAsia="Calibri" w:hAnsi="Calibri"/>
               </w:rPr>
-              <w:t xml:space="preserve">14</w:t>
+              <w:t xml:space="preserve">39</w:t>
             </w:r>
           </w:p>
         </w:tc>
@@ -8031,7 +8478,7 @@
                 <w:szCs w:val="15"/>
                 <w:rFonts w:ascii="Calibri" w:cs="Calibri" w:eastAsia="Calibri" w:hAnsi="Calibri"/>
               </w:rPr>
-              <w:t xml:space="preserve">45</w:t>
+              <w:t xml:space="preserve">48</w:t>
             </w:r>
           </w:p>
         </w:tc>
@@ -8055,7 +8502,7 @@
                 <w:szCs w:val="15"/>
                 <w:rFonts w:ascii="Calibri" w:cs="Calibri" w:eastAsia="Calibri" w:hAnsi="Calibri"/>
               </w:rPr>
-              <w:t xml:space="preserve">Perfilado com tampa 38 × 38 mm, com tampa, emendas e acessórios</w:t>
+              <w:t xml:space="preserve">Eletroduto PVC rígido roscável DN 40 (1 1/4")</w:t>
             </w:r>
           </w:p>
         </w:tc>
@@ -8079,7 +8526,7 @@
                 <w:szCs w:val="15"/>
                 <w:rFonts w:ascii="Calibri" w:cs="Calibri" w:eastAsia="Calibri" w:hAnsi="Calibri"/>
               </w:rPr>
-              <w:t xml:space="preserve">ABNT NBR IEC 61537</w:t>
+              <w:t xml:space="preserve">ABNT NBR 15465</w:t>
             </w:r>
           </w:p>
         </w:tc>
@@ -8180,7 +8627,156 @@
                 <w:szCs w:val="15"/>
                 <w:rFonts w:ascii="Calibri" w:cs="Calibri" w:eastAsia="Calibri" w:hAnsi="Calibri"/>
               </w:rPr>
-              <w:t xml:space="preserve">46</w:t>
+              <w:t xml:space="preserve">49</w:t>
+            </w:r>
+          </w:p>
+        </w:tc>
+        <w:tc>
+          <w:tcPr>
+            <w:tcW w:type="dxa" w:w="4390"/>
+            <w:tcMar>
+              <w:top w:type="dxa" w:w="30"/>
+              <w:left w:type="dxa" w:w="70"/>
+              <w:bottom w:type="dxa" w:w="30"/>
+              <w:right w:type="dxa" w:w="70"/>
+            </w:tcMar>
+          </w:tcPr>
+          <w:p>
+            <w:pPr>
+              <w:jc w:val="left"/>
+            </w:pPr>
+            <w:r>
+              <w:rPr>
+                <w:sz w:val="15"/>
+                <w:szCs w:val="15"/>
+                <w:rFonts w:ascii="Calibri" w:cs="Calibri" w:eastAsia="Calibri" w:hAnsi="Calibri"/>
+              </w:rPr>
+              <w:t xml:space="preserve">Perfilado com tampa 38 × 38 mm, com tampa, emendas e acessórios</w:t>
+            </w:r>
+          </w:p>
+        </w:tc>
+        <w:tc>
+          <w:tcPr>
+            <w:tcW w:type="dxa" w:w="1951"/>
+            <w:tcMar>
+              <w:top w:type="dxa" w:w="30"/>
+              <w:left w:type="dxa" w:w="70"/>
+              <w:bottom w:type="dxa" w:w="30"/>
+              <w:right w:type="dxa" w:w="70"/>
+            </w:tcMar>
+          </w:tcPr>
+          <w:p>
+            <w:pPr>
+              <w:jc w:val="left"/>
+            </w:pPr>
+            <w:r>
+              <w:rPr>
+                <w:sz w:val="15"/>
+                <w:szCs w:val="15"/>
+                <w:rFonts w:ascii="Calibri" w:cs="Calibri" w:eastAsia="Calibri" w:hAnsi="Calibri"/>
+              </w:rPr>
+              <w:t xml:space="preserve">ABNT NBR IEC 61537</w:t>
+            </w:r>
+          </w:p>
+        </w:tc>
+        <w:tc>
+          <w:tcPr>
+            <w:tcW w:type="dxa" w:w="1171"/>
+            <w:tcMar>
+              <w:top w:type="dxa" w:w="30"/>
+              <w:left w:type="dxa" w:w="70"/>
+              <w:bottom w:type="dxa" w:w="30"/>
+              <w:right w:type="dxa" w:w="70"/>
+            </w:tcMar>
+          </w:tcPr>
+          <w:p>
+            <w:pPr>
+              <w:jc w:val="left"/>
+            </w:pPr>
+            <w:r>
+              <w:rPr>
+                <w:sz w:val="15"/>
+                <w:szCs w:val="15"/>
+                <w:rFonts w:ascii="Calibri" w:cs="Calibri" w:eastAsia="Calibri" w:hAnsi="Calibri"/>
+              </w:rPr>
+              <w:t xml:space="preserve">—</w:t>
+            </w:r>
+          </w:p>
+        </w:tc>
+        <w:tc>
+          <w:tcPr>
+            <w:tcW w:type="dxa" w:w="683"/>
+            <w:tcMar>
+              <w:top w:type="dxa" w:w="30"/>
+              <w:left w:type="dxa" w:w="70"/>
+              <w:bottom w:type="dxa" w:w="30"/>
+              <w:right w:type="dxa" w:w="70"/>
+            </w:tcMar>
+          </w:tcPr>
+          <w:p>
+            <w:pPr>
+              <w:jc w:val="left"/>
+            </w:pPr>
+            <w:r>
+              <w:rPr>
+                <w:sz w:val="15"/>
+                <w:szCs w:val="15"/>
+                <w:rFonts w:ascii="Calibri" w:cs="Calibri" w:eastAsia="Calibri" w:hAnsi="Calibri"/>
+              </w:rPr>
+              <w:t xml:space="preserve">m</w:t>
+            </w:r>
+          </w:p>
+        </w:tc>
+        <w:tc>
+          <w:tcPr>
+            <w:tcW w:type="dxa" w:w="878"/>
+            <w:tcMar>
+              <w:top w:type="dxa" w:w="30"/>
+              <w:left w:type="dxa" w:w="70"/>
+              <w:bottom w:type="dxa" w:w="30"/>
+              <w:right w:type="dxa" w:w="70"/>
+            </w:tcMar>
+          </w:tcPr>
+          <w:p>
+            <w:pPr>
+              <w:jc w:val="right"/>
+            </w:pPr>
+            <w:r>
+              <w:rPr>
+                <w:sz w:val="15"/>
+                <w:szCs w:val="15"/>
+                <w:rFonts w:ascii="Calibri" w:cs="Calibri" w:eastAsia="Calibri" w:hAnsi="Calibri"/>
+              </w:rPr>
+              <w:t xml:space="preserve">14</w:t>
+            </w:r>
+          </w:p>
+        </w:tc>
+      </w:tr>
+      <w:tr>
+        <w:trPr>
+          <w:cantSplit/>
+        </w:trPr>
+        <w:tc>
+          <w:tcPr>
+            <w:tcW w:type="dxa" w:w="683"/>
+            <w:tcMar>
+              <w:top w:type="dxa" w:w="30"/>
+              <w:left w:type="dxa" w:w="70"/>
+              <w:bottom w:type="dxa" w:w="30"/>
+              <w:right w:type="dxa" w:w="70"/>
+            </w:tcMar>
+          </w:tcPr>
+          <w:p>
+            <w:pPr>
+              <w:jc w:val="left"/>
+            </w:pPr>
+            <w:r>
+              <w:rPr>
+                <w:sz w:val="15"/>
+                <w:szCs w:val="15"/>
+                <w:rFonts w:ascii="Calibri" w:cs="Calibri" w:eastAsia="Calibri" w:hAnsi="Calibri"/>
+              </w:rPr>
+              <w:t xml:space="preserve">50</w:t>
             </w:r>
           </w:p>
         </w:tc>
@@ -8545,7 +9141,7 @@
                 <w:szCs w:val="15"/>
                 <w:rFonts w:ascii="Calibri" w:cs="Calibri" w:eastAsia="Calibri" w:hAnsi="Calibri"/>
               </w:rPr>
-              <w:t xml:space="preserve">47</w:t>
+              <w:t xml:space="preserve">51</w:t>
             </w:r>
           </w:p>
         </w:tc>
@@ -8694,7 +9290,7 @@
                 <w:szCs w:val="15"/>
                 <w:rFonts w:ascii="Calibri" w:cs="Calibri" w:eastAsia="Calibri" w:hAnsi="Calibri"/>
               </w:rPr>
-              <w:t xml:space="preserve">48</w:t>
+              <w:t xml:space="preserve">52</w:t>
             </w:r>
           </w:p>
         </w:tc>
@@ -9059,7 +9655,7 @@
                 <w:szCs w:val="15"/>
                 <w:rFonts w:ascii="Calibri" w:cs="Calibri" w:eastAsia="Calibri" w:hAnsi="Calibri"/>
               </w:rPr>
-              <w:t xml:space="preserve">49</w:t>
+              <w:t xml:space="preserve">53</w:t>
             </w:r>
           </w:p>
         </w:tc>
@@ -9208,7 +9804,7 @@
                 <w:szCs w:val="15"/>
                 <w:rFonts w:ascii="Calibri" w:cs="Calibri" w:eastAsia="Calibri" w:hAnsi="Calibri"/>
               </w:rPr>
-              <w:t xml:space="preserve">50</w:t>
+              <w:t xml:space="preserve">54</w:t>
             </w:r>
           </w:p>
         </w:tc>
@@ -9357,7 +9953,7 @@
                 <w:szCs w:val="15"/>
                 <w:rFonts w:ascii="Calibri" w:cs="Calibri" w:eastAsia="Calibri" w:hAnsi="Calibri"/>
               </w:rPr>
-              <w:t xml:space="preserve">51</w:t>
+              <w:t xml:space="preserve">55</w:t>
             </w:r>
           </w:p>
         </w:tc>
@@ -9506,7 +10102,7 @@
                 <w:szCs w:val="15"/>
                 <w:rFonts w:ascii="Calibri" w:cs="Calibri" w:eastAsia="Calibri" w:hAnsi="Calibri"/>
               </w:rPr>
-              <w:t xml:space="preserve">52</w:t>
+              <w:t xml:space="preserve">56</w:t>
             </w:r>
           </w:p>
         </w:tc>
@@ -9655,7 +10251,7 @@
                 <w:szCs w:val="15"/>
                 <w:rFonts w:ascii="Calibri" w:cs="Calibri" w:eastAsia="Calibri" w:hAnsi="Calibri"/>
               </w:rPr>
-              <w:t xml:space="preserve">53</w:t>
+              <w:t xml:space="preserve">57</w:t>
             </w:r>
           </w:p>
         </w:tc>
@@ -10020,7 +10616,7 @@
                 <w:szCs w:val="15"/>
                 <w:rFonts w:ascii="Calibri" w:cs="Calibri" w:eastAsia="Calibri" w:hAnsi="Calibri"/>
               </w:rPr>
-              <w:t xml:space="preserve">54</w:t>
+              <w:t xml:space="preserve">58</w:t>
             </w:r>
           </w:p>
         </w:tc>
@@ -10169,7 +10765,7 @@
                 <w:szCs w:val="15"/>
                 <w:rFonts w:ascii="Calibri" w:cs="Calibri" w:eastAsia="Calibri" w:hAnsi="Calibri"/>
               </w:rPr>
-              <w:t xml:space="preserve">55</w:t>
+              <w:t xml:space="preserve">59</w:t>
             </w:r>
           </w:p>
         </w:tc>
@@ -10318,7 +10914,7 @@
                 <w:szCs w:val="15"/>
                 <w:rFonts w:ascii="Calibri" w:cs="Calibri" w:eastAsia="Calibri" w:hAnsi="Calibri"/>
               </w:rPr>
-              <w:t xml:space="preserve">56</w:t>
+              <w:t xml:space="preserve">60</w:t>
             </w:r>
           </w:p>
         </w:tc>
@@ -10467,7 +11063,7 @@
                 <w:szCs w:val="15"/>
                 <w:rFonts w:ascii="Calibri" w:cs="Calibri" w:eastAsia="Calibri" w:hAnsi="Calibri"/>
               </w:rPr>
-              <w:t xml:space="preserve">57</w:t>
+              <w:t xml:space="preserve">61</w:t>
             </w:r>
           </w:p>
         </w:tc>
@@ -10588,6 +11184,453 @@
                 <w:rFonts w:ascii="Calibri" w:cs="Calibri" w:eastAsia="Calibri" w:hAnsi="Calibri"/>
               </w:rPr>
               <w:t xml:space="preserve">6</w:t>
+            </w:r>
+          </w:p>
+        </w:tc>
+      </w:tr>
+      <w:tr>
+        <w:trPr>
+          <w:cantSplit/>
+        </w:trPr>
+        <w:tc>
+          <w:tcPr>
+            <w:tcW w:type="dxa" w:w="683"/>
+            <w:tcMar>
+              <w:top w:type="dxa" w:w="30"/>
+              <w:left w:type="dxa" w:w="70"/>
+              <w:bottom w:type="dxa" w:w="30"/>
+              <w:right w:type="dxa" w:w="70"/>
+            </w:tcMar>
+          </w:tcPr>
+          <w:p>
+            <w:pPr>
+              <w:jc w:val="left"/>
+            </w:pPr>
+            <w:r>
+              <w:rPr>
+                <w:sz w:val="15"/>
+                <w:szCs w:val="15"/>
+                <w:rFonts w:ascii="Calibri" w:cs="Calibri" w:eastAsia="Calibri" w:hAnsi="Calibri"/>
+              </w:rPr>
+              <w:t xml:space="preserve">62</w:t>
+            </w:r>
+          </w:p>
+        </w:tc>
+        <w:tc>
+          <w:tcPr>
+            <w:tcW w:type="dxa" w:w="4390"/>
+            <w:tcMar>
+              <w:top w:type="dxa" w:w="30"/>
+              <w:left w:type="dxa" w:w="70"/>
+              <w:bottom w:type="dxa" w:w="30"/>
+              <w:right w:type="dxa" w:w="70"/>
+            </w:tcMar>
+          </w:tcPr>
+          <w:p>
+            <w:pPr>
+              <w:jc w:val="left"/>
+            </w:pPr>
+            <w:r>
+              <w:rPr>
+                <w:sz w:val="15"/>
+                <w:szCs w:val="15"/>
+                <w:rFonts w:ascii="Calibri" w:cs="Calibri" w:eastAsia="Calibri" w:hAnsi="Calibri"/>
+              </w:rPr>
+              <w:t xml:space="preserve">Refletor LED 50 W — 5.000 lm, facho 120°, IP65 mín., com braço/suporte</w:t>
+            </w:r>
+          </w:p>
+        </w:tc>
+        <w:tc>
+          <w:tcPr>
+            <w:tcW w:type="dxa" w:w="1951"/>
+            <w:tcMar>
+              <w:top w:type="dxa" w:w="30"/>
+              <w:left w:type="dxa" w:w="70"/>
+              <w:bottom w:type="dxa" w:w="30"/>
+              <w:right w:type="dxa" w:w="70"/>
+            </w:tcMar>
+          </w:tcPr>
+          <w:p>
+            <w:pPr>
+              <w:jc w:val="left"/>
+            </w:pPr>
+            <w:r>
+              <w:rPr>
+                <w:sz w:val="15"/>
+                <w:szCs w:val="15"/>
+                <w:rFonts w:ascii="Calibri" w:cs="Calibri" w:eastAsia="Calibri" w:hAnsi="Calibri"/>
+              </w:rPr>
+              <w:t xml:space="preserve">ABNT NBR IEC 60598-1 / IEC 60598-2-5</w:t>
+            </w:r>
+          </w:p>
+        </w:tc>
+        <w:tc>
+          <w:tcPr>
+            <w:tcW w:type="dxa" w:w="1171"/>
+            <w:tcMar>
+              <w:top w:type="dxa" w:w="30"/>
+              <w:left w:type="dxa" w:w="70"/>
+              <w:bottom w:type="dxa" w:w="30"/>
+              <w:right w:type="dxa" w:w="70"/>
+            </w:tcMar>
+          </w:tcPr>
+          <w:p>
+            <w:pPr>
+              <w:jc w:val="left"/>
+            </w:pPr>
+            <w:r>
+              <w:rPr>
+                <w:sz w:val="15"/>
+                <w:szCs w:val="15"/>
+                <w:rFonts w:ascii="Calibri" w:cs="Calibri" w:eastAsia="Calibri" w:hAnsi="Calibri"/>
+              </w:rPr>
+              <w:t xml:space="preserve">—</w:t>
+            </w:r>
+          </w:p>
+        </w:tc>
+        <w:tc>
+          <w:tcPr>
+            <w:tcW w:type="dxa" w:w="683"/>
+            <w:tcMar>
+              <w:top w:type="dxa" w:w="30"/>
+              <w:left w:type="dxa" w:w="70"/>
+              <w:bottom w:type="dxa" w:w="30"/>
+              <w:right w:type="dxa" w:w="70"/>
+            </w:tcMar>
+          </w:tcPr>
+          <w:p>
+            <w:pPr>
+              <w:jc w:val="left"/>
+            </w:pPr>
+            <w:r>
+              <w:rPr>
+                <w:sz w:val="15"/>
+                <w:szCs w:val="15"/>
+                <w:rFonts w:ascii="Calibri" w:cs="Calibri" w:eastAsia="Calibri" w:hAnsi="Calibri"/>
+              </w:rPr>
+              <w:t xml:space="preserve">un</w:t>
+            </w:r>
+          </w:p>
+        </w:tc>
+        <w:tc>
+          <w:tcPr>
+            <w:tcW w:type="dxa" w:w="878"/>
+            <w:tcMar>
+              <w:top w:type="dxa" w:w="30"/>
+              <w:left w:type="dxa" w:w="70"/>
+              <w:bottom w:type="dxa" w:w="30"/>
+              <w:right w:type="dxa" w:w="70"/>
+            </w:tcMar>
+          </w:tcPr>
+          <w:p>
+            <w:pPr>
+              <w:jc w:val="right"/>
+            </w:pPr>
+            <w:r>
+              <w:rPr>
+                <w:sz w:val="15"/>
+                <w:szCs w:val="15"/>
+                <w:rFonts w:ascii="Calibri" w:cs="Calibri" w:eastAsia="Calibri" w:hAnsi="Calibri"/>
+              </w:rPr>
+              <w:t xml:space="preserve">4</w:t>
+            </w:r>
+          </w:p>
+        </w:tc>
+      </w:tr>
+      <w:tr>
+        <w:trPr>
+          <w:cantSplit/>
+        </w:trPr>
+        <w:tc>
+          <w:tcPr>
+            <w:tcW w:type="dxa" w:w="683"/>
+            <w:tcMar>
+              <w:top w:type="dxa" w:w="30"/>
+              <w:left w:type="dxa" w:w="70"/>
+              <w:bottom w:type="dxa" w:w="30"/>
+              <w:right w:type="dxa" w:w="70"/>
+            </w:tcMar>
+          </w:tcPr>
+          <w:p>
+            <w:pPr>
+              <w:jc w:val="left"/>
+            </w:pPr>
+            <w:r>
+              <w:rPr>
+                <w:sz w:val="15"/>
+                <w:szCs w:val="15"/>
+                <w:rFonts w:ascii="Calibri" w:cs="Calibri" w:eastAsia="Calibri" w:hAnsi="Calibri"/>
+              </w:rPr>
+              <w:t xml:space="preserve">63</w:t>
+            </w:r>
+          </w:p>
+        </w:tc>
+        <w:tc>
+          <w:tcPr>
+            <w:tcW w:type="dxa" w:w="4390"/>
+            <w:tcMar>
+              <w:top w:type="dxa" w:w="30"/>
+              <w:left w:type="dxa" w:w="70"/>
+              <w:bottom w:type="dxa" w:w="30"/>
+              <w:right w:type="dxa" w:w="70"/>
+            </w:tcMar>
+          </w:tcPr>
+          <w:p>
+            <w:pPr>
+              <w:jc w:val="left"/>
+            </w:pPr>
+            <w:r>
+              <w:rPr>
+                <w:sz w:val="15"/>
+                <w:szCs w:val="15"/>
+                <w:rFonts w:ascii="Calibri" w:cs="Calibri" w:eastAsia="Calibri" w:hAnsi="Calibri"/>
+              </w:rPr>
+              <w:t xml:space="preserve">Poste de aço galvanizado a fogo, altura útil 7,0 m, com base, chumbadores e caixa de passagem</w:t>
+            </w:r>
+          </w:p>
+        </w:tc>
+        <w:tc>
+          <w:tcPr>
+            <w:tcW w:type="dxa" w:w="1951"/>
+            <w:tcMar>
+              <w:top w:type="dxa" w:w="30"/>
+              <w:left w:type="dxa" w:w="70"/>
+              <w:bottom w:type="dxa" w:w="30"/>
+              <w:right w:type="dxa" w:w="70"/>
+            </w:tcMar>
+          </w:tcPr>
+          <w:p>
+            <w:pPr>
+              <w:jc w:val="left"/>
+            </w:pPr>
+            <w:r>
+              <w:rPr>
+                <w:sz w:val="15"/>
+                <w:szCs w:val="15"/>
+                <w:rFonts w:ascii="Calibri" w:cs="Calibri" w:eastAsia="Calibri" w:hAnsi="Calibri"/>
+              </w:rPr>
+              <w:t xml:space="preserve">ABNT NBR 14744</w:t>
+            </w:r>
+          </w:p>
+        </w:tc>
+        <w:tc>
+          <w:tcPr>
+            <w:tcW w:type="dxa" w:w="1171"/>
+            <w:tcMar>
+              <w:top w:type="dxa" w:w="30"/>
+              <w:left w:type="dxa" w:w="70"/>
+              <w:bottom w:type="dxa" w:w="30"/>
+              <w:right w:type="dxa" w:w="70"/>
+            </w:tcMar>
+          </w:tcPr>
+          <w:p>
+            <w:pPr>
+              <w:jc w:val="left"/>
+            </w:pPr>
+            <w:r>
+              <w:rPr>
+                <w:sz w:val="15"/>
+                <w:szCs w:val="15"/>
+                <w:rFonts w:ascii="Calibri" w:cs="Calibri" w:eastAsia="Calibri" w:hAnsi="Calibri"/>
+              </w:rPr>
+              <w:t xml:space="preserve">—</w:t>
+            </w:r>
+          </w:p>
+        </w:tc>
+        <w:tc>
+          <w:tcPr>
+            <w:tcW w:type="dxa" w:w="683"/>
+            <w:tcMar>
+              <w:top w:type="dxa" w:w="30"/>
+              <w:left w:type="dxa" w:w="70"/>
+              <w:bottom w:type="dxa" w:w="30"/>
+              <w:right w:type="dxa" w:w="70"/>
+            </w:tcMar>
+          </w:tcPr>
+          <w:p>
+            <w:pPr>
+              <w:jc w:val="left"/>
+            </w:pPr>
+            <w:r>
+              <w:rPr>
+                <w:sz w:val="15"/>
+                <w:szCs w:val="15"/>
+                <w:rFonts w:ascii="Calibri" w:cs="Calibri" w:eastAsia="Calibri" w:hAnsi="Calibri"/>
+              </w:rPr>
+              <w:t xml:space="preserve">un</w:t>
+            </w:r>
+          </w:p>
+        </w:tc>
+        <w:tc>
+          <w:tcPr>
+            <w:tcW w:type="dxa" w:w="878"/>
+            <w:tcMar>
+              <w:top w:type="dxa" w:w="30"/>
+              <w:left w:type="dxa" w:w="70"/>
+              <w:bottom w:type="dxa" w:w="30"/>
+              <w:right w:type="dxa" w:w="70"/>
+            </w:tcMar>
+          </w:tcPr>
+          <w:p>
+            <w:pPr>
+              <w:jc w:val="right"/>
+            </w:pPr>
+            <w:r>
+              <w:rPr>
+                <w:sz w:val="15"/>
+                <w:szCs w:val="15"/>
+                <w:rFonts w:ascii="Calibri" w:cs="Calibri" w:eastAsia="Calibri" w:hAnsi="Calibri"/>
+              </w:rPr>
+              <w:t xml:space="preserve">4</w:t>
+            </w:r>
+          </w:p>
+        </w:tc>
+      </w:tr>
+      <w:tr>
+        <w:trPr>
+          <w:cantSplit/>
+        </w:trPr>
+        <w:tc>
+          <w:tcPr>
+            <w:tcW w:type="dxa" w:w="683"/>
+            <w:tcMar>
+              <w:top w:type="dxa" w:w="30"/>
+              <w:left w:type="dxa" w:w="70"/>
+              <w:bottom w:type="dxa" w:w="30"/>
+              <w:right w:type="dxa" w:w="70"/>
+            </w:tcMar>
+          </w:tcPr>
+          <w:p>
+            <w:pPr>
+              <w:jc w:val="left"/>
+            </w:pPr>
+            <w:r>
+              <w:rPr>
+                <w:sz w:val="15"/>
+                <w:szCs w:val="15"/>
+                <w:rFonts w:ascii="Calibri" w:cs="Calibri" w:eastAsia="Calibri" w:hAnsi="Calibri"/>
+              </w:rPr>
+              <w:t xml:space="preserve">64</w:t>
+            </w:r>
+          </w:p>
+        </w:tc>
+        <w:tc>
+          <w:tcPr>
+            <w:tcW w:type="dxa" w:w="4390"/>
+            <w:tcMar>
+              <w:top w:type="dxa" w:w="30"/>
+              <w:left w:type="dxa" w:w="70"/>
+              <w:bottom w:type="dxa" w:w="30"/>
+              <w:right w:type="dxa" w:w="70"/>
+            </w:tcMar>
+          </w:tcPr>
+          <w:p>
+            <w:pPr>
+              <w:jc w:val="left"/>
+            </w:pPr>
+            <w:r>
+              <w:rPr>
+                <w:sz w:val="15"/>
+                <w:szCs w:val="15"/>
+                <w:rFonts w:ascii="Calibri" w:cs="Calibri" w:eastAsia="Calibri" w:hAnsi="Calibri"/>
+              </w:rPr>
+              <w:t xml:space="preserve">Relé fotoelétrico (ou temporizador) para comando da iluminação externa</w:t>
+            </w:r>
+          </w:p>
+        </w:tc>
+        <w:tc>
+          <w:tcPr>
+            <w:tcW w:type="dxa" w:w="1951"/>
+            <w:tcMar>
+              <w:top w:type="dxa" w:w="30"/>
+              <w:left w:type="dxa" w:w="70"/>
+              <w:bottom w:type="dxa" w:w="30"/>
+              <w:right w:type="dxa" w:w="70"/>
+            </w:tcMar>
+          </w:tcPr>
+          <w:p>
+            <w:pPr>
+              <w:jc w:val="left"/>
+            </w:pPr>
+            <w:r>
+              <w:rPr>
+                <w:sz w:val="15"/>
+                <w:szCs w:val="15"/>
+                <w:rFonts w:ascii="Calibri" w:cs="Calibri" w:eastAsia="Calibri" w:hAnsi="Calibri"/>
+              </w:rPr>
+              <w:t xml:space="preserve">ABNT NBR 5123</w:t>
+            </w:r>
+          </w:p>
+        </w:tc>
+        <w:tc>
+          <w:tcPr>
+            <w:tcW w:type="dxa" w:w="1171"/>
+            <w:tcMar>
+              <w:top w:type="dxa" w:w="30"/>
+              <w:left w:type="dxa" w:w="70"/>
+              <w:bottom w:type="dxa" w:w="30"/>
+              <w:right w:type="dxa" w:w="70"/>
+            </w:tcMar>
+          </w:tcPr>
+          <w:p>
+            <w:pPr>
+              <w:jc w:val="left"/>
+            </w:pPr>
+            <w:r>
+              <w:rPr>
+                <w:sz w:val="15"/>
+                <w:szCs w:val="15"/>
+                <w:rFonts w:ascii="Calibri" w:cs="Calibri" w:eastAsia="Calibri" w:hAnsi="Calibri"/>
+              </w:rPr>
+              <w:t xml:space="preserve">—</w:t>
+            </w:r>
+          </w:p>
+        </w:tc>
+        <w:tc>
+          <w:tcPr>
+            <w:tcW w:type="dxa" w:w="683"/>
+            <w:tcMar>
+              <w:top w:type="dxa" w:w="30"/>
+              <w:left w:type="dxa" w:w="70"/>
+              <w:bottom w:type="dxa" w:w="30"/>
+              <w:right w:type="dxa" w:w="70"/>
+            </w:tcMar>
+          </w:tcPr>
+          <w:p>
+            <w:pPr>
+              <w:jc w:val="left"/>
+            </w:pPr>
+            <w:r>
+              <w:rPr>
+                <w:sz w:val="15"/>
+                <w:szCs w:val="15"/>
+                <w:rFonts w:ascii="Calibri" w:cs="Calibri" w:eastAsia="Calibri" w:hAnsi="Calibri"/>
+              </w:rPr>
+              <w:t xml:space="preserve">un</w:t>
+            </w:r>
+          </w:p>
+        </w:tc>
+        <w:tc>
+          <w:tcPr>
+            <w:tcW w:type="dxa" w:w="878"/>
+            <w:tcMar>
+              <w:top w:type="dxa" w:w="30"/>
+              <w:left w:type="dxa" w:w="70"/>
+              <w:bottom w:type="dxa" w:w="30"/>
+              <w:right w:type="dxa" w:w="70"/>
+            </w:tcMar>
+          </w:tcPr>
+          <w:p>
+            <w:pPr>
+              <w:jc w:val="right"/>
+            </w:pPr>
+            <w:r>
+              <w:rPr>
+                <w:sz w:val="15"/>
+                <w:szCs w:val="15"/>
+                <w:rFonts w:ascii="Calibri" w:cs="Calibri" w:eastAsia="Calibri" w:hAnsi="Calibri"/>
+              </w:rPr>
+              <w:t xml:space="preserve">1</w:t>
             </w:r>
           </w:p>
         </w:tc>
@@ -10832,7 +11875,7 @@
                 <w:szCs w:val="15"/>
                 <w:rFonts w:ascii="Calibri" w:cs="Calibri" w:eastAsia="Calibri" w:hAnsi="Calibri"/>
               </w:rPr>
-              <w:t xml:space="preserve">58</w:t>
+              <w:t xml:space="preserve">65</w:t>
             </w:r>
           </w:p>
         </w:tc>
@@ -10981,7 +12024,7 @@
                 <w:szCs w:val="15"/>
                 <w:rFonts w:ascii="Calibri" w:cs="Calibri" w:eastAsia="Calibri" w:hAnsi="Calibri"/>
               </w:rPr>
-              <w:t xml:space="preserve">59</w:t>
+              <w:t xml:space="preserve">66</w:t>
             </w:r>
           </w:p>
         </w:tc>
@@ -11130,7 +12173,7 @@
                 <w:szCs w:val="15"/>
                 <w:rFonts w:ascii="Calibri" w:cs="Calibri" w:eastAsia="Calibri" w:hAnsi="Calibri"/>
               </w:rPr>
-              <w:t xml:space="preserve">60</w:t>
+              <w:t xml:space="preserve">67</w:t>
             </w:r>
           </w:p>
         </w:tc>
@@ -11279,7 +12322,7 @@
                 <w:szCs w:val="15"/>
                 <w:rFonts w:ascii="Calibri" w:cs="Calibri" w:eastAsia="Calibri" w:hAnsi="Calibri"/>
               </w:rPr>
-              <w:t xml:space="preserve">61</w:t>
+              <w:t xml:space="preserve">68</w:t>
             </w:r>
           </w:p>
         </w:tc>
@@ -11428,7 +12471,7 @@
                 <w:szCs w:val="15"/>
                 <w:rFonts w:ascii="Calibri" w:cs="Calibri" w:eastAsia="Calibri" w:hAnsi="Calibri"/>
               </w:rPr>
-              <w:t xml:space="preserve">62</w:t>
+              <w:t xml:space="preserve">69</w:t>
             </w:r>
           </w:p>
         </w:tc>
@@ -11577,7 +12620,7 @@
                 <w:szCs w:val="15"/>
                 <w:rFonts w:ascii="Calibri" w:cs="Calibri" w:eastAsia="Calibri" w:hAnsi="Calibri"/>
               </w:rPr>
-              <w:t xml:space="preserve">63</w:t>
+              <w:t xml:space="preserve">70</w:t>
             </w:r>
           </w:p>
         </w:tc>
@@ -11726,7 +12769,7 @@
                 <w:szCs w:val="15"/>
                 <w:rFonts w:ascii="Calibri" w:cs="Calibri" w:eastAsia="Calibri" w:hAnsi="Calibri"/>
               </w:rPr>
-              <w:t xml:space="preserve">64</w:t>
+              <w:t xml:space="preserve">71</w:t>
             </w:r>
           </w:p>
         </w:tc>
@@ -12091,7 +13134,7 @@
                 <w:szCs w:val="15"/>
                 <w:rFonts w:ascii="Calibri" w:cs="Calibri" w:eastAsia="Calibri" w:hAnsi="Calibri"/>
               </w:rPr>
-              <w:t xml:space="preserve">65</w:t>
+              <w:t xml:space="preserve">72</w:t>
             </w:r>
           </w:p>
         </w:tc>
@@ -12240,7 +13283,7 @@
                 <w:szCs w:val="15"/>
                 <w:rFonts w:ascii="Calibri" w:cs="Calibri" w:eastAsia="Calibri" w:hAnsi="Calibri"/>
               </w:rPr>
-              <w:t xml:space="preserve">66</w:t>
+              <w:t xml:space="preserve">73</w:t>
             </w:r>
           </w:p>
         </w:tc>
@@ -12389,7 +13432,7 @@
                 <w:szCs w:val="15"/>
                 <w:rFonts w:ascii="Calibri" w:cs="Calibri" w:eastAsia="Calibri" w:hAnsi="Calibri"/>
               </w:rPr>
-              <w:t xml:space="preserve">67</w:t>
+              <w:t xml:space="preserve">74</w:t>
             </w:r>
           </w:p>
         </w:tc>
@@ -12546,7 +13589,7 @@
           <w:szCs w:val="20"/>
           <w:rFonts w:ascii="Calibri" w:cs="Calibri" w:eastAsia="Calibri" w:hAnsi="Calibri"/>
         </w:rPr>
-        <w:t xml:space="preserve">Cidade – UF, 20 de outubro de 2026</w:t>
+        <w:t xml:space="preserve">Cidade – UF, 26 de outubro de 2026</w:t>
       </w:r>
     </w:p>
     <w:p>
@@ -12716,7 +13759,7 @@
         <w:szCs w:val="15"/>
         <w:rFonts w:ascii="Calibri" w:cs="Calibri" w:eastAsia="Calibri" w:hAnsi="Calibri"/>
       </w:rPr>
-      <w:t xml:space="preserve">	R00 · 20/10/2026</w:t>
+      <w:t xml:space="preserve">	R00 · 26/10/2026</w:t>
     </w:r>
   </w:p>
 </w:hdr>

--- a/exemplo/lista-de-materiais-residencia-unifamiliar-exemplo-r00.docx
+++ b/exemplo/lista-de-materiais-residencia-unifamiliar-exemplo-r00.docx
@@ -5835,7 +5835,7 @@
                 <w:szCs w:val="15"/>
                 <w:rFonts w:ascii="Calibri" w:cs="Calibri" w:eastAsia="Calibri" w:hAnsi="Calibri"/>
               </w:rPr>
-              <w:t xml:space="preserve">Disjuntor termomagnético 1P curva C 10 A — 6,0 kA</w:t>
+              <w:t xml:space="preserve">DPS classe II — Uc 175 V, In 20 kA, Imáx 40 kA</w:t>
             </w:r>
           </w:p>
         </w:tc>
@@ -5859,7 +5859,7 @@
                 <w:szCs w:val="15"/>
                 <w:rFonts w:ascii="Calibri" w:cs="Calibri" w:eastAsia="Calibri" w:hAnsi="Calibri"/>
               </w:rPr>
-              <w:t xml:space="preserve">ABNT NBR NM 60898</w:t>
+              <w:t xml:space="preserve">ABNT NBR IEC 61643-11</w:t>
             </w:r>
           </w:p>
         </w:tc>
@@ -5931,7 +5931,7 @@
                 <w:szCs w:val="15"/>
                 <w:rFonts w:ascii="Calibri" w:cs="Calibri" w:eastAsia="Calibri" w:hAnsi="Calibri"/>
               </w:rPr>
-              <w:t xml:space="preserve">5</w:t>
+              <w:t xml:space="preserve">8</w:t>
             </w:r>
           </w:p>
         </w:tc>
@@ -5984,7 +5984,7 @@
                 <w:szCs w:val="15"/>
                 <w:rFonts w:ascii="Calibri" w:cs="Calibri" w:eastAsia="Calibri" w:hAnsi="Calibri"/>
               </w:rPr>
-              <w:t xml:space="preserve">Disjuntor termomagnético 1P curva C 16 A — 6,0 kA</w:t>
+              <w:t xml:space="preserve">Disjuntor termomagnético 1P curva C 10 A — 6,0 kA</w:t>
             </w:r>
           </w:p>
         </w:tc>
@@ -6080,7 +6080,7 @@
                 <w:szCs w:val="15"/>
                 <w:rFonts w:ascii="Calibri" w:cs="Calibri" w:eastAsia="Calibri" w:hAnsi="Calibri"/>
               </w:rPr>
-              <w:t xml:space="preserve">4</w:t>
+              <w:t xml:space="preserve">5</w:t>
             </w:r>
           </w:p>
         </w:tc>
@@ -6133,7 +6133,7 @@
                 <w:szCs w:val="15"/>
                 <w:rFonts w:ascii="Calibri" w:cs="Calibri" w:eastAsia="Calibri" w:hAnsi="Calibri"/>
               </w:rPr>
-              <w:t xml:space="preserve">Disjuntor termomagnético 2P curva C 10 A — 6,0 kA</w:t>
+              <w:t xml:space="preserve">Disjuntor termomagnético 1P curva C 16 A — 6,0 kA</w:t>
             </w:r>
           </w:p>
         </w:tc>
@@ -6229,7 +6229,7 @@
                 <w:szCs w:val="15"/>
                 <w:rFonts w:ascii="Calibri" w:cs="Calibri" w:eastAsia="Calibri" w:hAnsi="Calibri"/>
               </w:rPr>
-              <w:t xml:space="preserve">2</w:t>
+              <w:t xml:space="preserve">4</w:t>
             </w:r>
           </w:p>
         </w:tc>
@@ -6282,7 +6282,7 @@
                 <w:szCs w:val="15"/>
                 <w:rFonts w:ascii="Calibri" w:cs="Calibri" w:eastAsia="Calibri" w:hAnsi="Calibri"/>
               </w:rPr>
-              <w:t xml:space="preserve">Disjuntor termomagnético 2P curva C 25 A — 6,0 kA</w:t>
+              <w:t xml:space="preserve">Disjuntor termomagnético 2P curva C 10 A — 6,0 kA</w:t>
             </w:r>
           </w:p>
         </w:tc>
@@ -6378,7 +6378,7 @@
                 <w:szCs w:val="15"/>
                 <w:rFonts w:ascii="Calibri" w:cs="Calibri" w:eastAsia="Calibri" w:hAnsi="Calibri"/>
               </w:rPr>
-              <w:t xml:space="preserve">1</w:t>
+              <w:t xml:space="preserve">2</w:t>
             </w:r>
           </w:p>
         </w:tc>
@@ -6431,7 +6431,7 @@
                 <w:szCs w:val="15"/>
                 <w:rFonts w:ascii="Calibri" w:cs="Calibri" w:eastAsia="Calibri" w:hAnsi="Calibri"/>
               </w:rPr>
-              <w:t xml:space="preserve">Disjuntor termomagnético 2P curva C 40 A — 6,0 kA</w:t>
+              <w:t xml:space="preserve">Disjuntor termomagnético 2P curva C 25 A — 6,0 kA</w:t>
             </w:r>
           </w:p>
         </w:tc>
@@ -6580,7 +6580,7 @@
                 <w:szCs w:val="15"/>
                 <w:rFonts w:ascii="Calibri" w:cs="Calibri" w:eastAsia="Calibri" w:hAnsi="Calibri"/>
               </w:rPr>
-              <w:t xml:space="preserve">Disjuntor termomagnético 3P curva C 63 A — 6,0 kA</w:t>
+              <w:t xml:space="preserve">Disjuntor termomagnético 2P curva C 40 A — 6,0 kA</w:t>
             </w:r>
           </w:p>
         </w:tc>
@@ -6729,7 +6729,7 @@
                 <w:szCs w:val="15"/>
                 <w:rFonts w:ascii="Calibri" w:cs="Calibri" w:eastAsia="Calibri" w:hAnsi="Calibri"/>
               </w:rPr>
-              <w:t xml:space="preserve">Interruptor diferencial-residual (IDR) 2P 25 A — 30 mA</w:t>
+              <w:t xml:space="preserve">Disjuntor termomagnético 3P curva C 63 A — 6,0 kA</w:t>
             </w:r>
           </w:p>
         </w:tc>
@@ -6753,7 +6753,7 @@
                 <w:szCs w:val="15"/>
                 <w:rFonts w:ascii="Calibri" w:cs="Calibri" w:eastAsia="Calibri" w:hAnsi="Calibri"/>
               </w:rPr>
-              <w:t xml:space="preserve">ABNT NBR NM 61008</w:t>
+              <w:t xml:space="preserve">ABNT NBR NM 60898</w:t>
             </w:r>
           </w:p>
         </w:tc>
@@ -6825,7 +6825,7 @@
                 <w:szCs w:val="15"/>
                 <w:rFonts w:ascii="Calibri" w:cs="Calibri" w:eastAsia="Calibri" w:hAnsi="Calibri"/>
               </w:rPr>
-              <w:t xml:space="preserve">9</w:t>
+              <w:t xml:space="preserve">1</w:t>
             </w:r>
           </w:p>
         </w:tc>
@@ -6878,7 +6878,7 @@
                 <w:szCs w:val="15"/>
                 <w:rFonts w:ascii="Calibri" w:cs="Calibri" w:eastAsia="Calibri" w:hAnsi="Calibri"/>
               </w:rPr>
-              <w:t xml:space="preserve">Interruptor diferencial-residual (IDR) 2P 40 A — 30 mA</w:t>
+              <w:t xml:space="preserve">Interruptor diferencial-residual (IDR) 2P 25 A — 30 mA</w:t>
             </w:r>
           </w:p>
         </w:tc>
@@ -6974,7 +6974,7 @@
                 <w:szCs w:val="15"/>
                 <w:rFonts w:ascii="Calibri" w:cs="Calibri" w:eastAsia="Calibri" w:hAnsi="Calibri"/>
               </w:rPr>
-              <w:t xml:space="preserve">1</w:t>
+              <w:t xml:space="preserve">9</w:t>
             </w:r>
           </w:p>
         </w:tc>
@@ -7004,6 +7004,155 @@
                 <w:rFonts w:ascii="Calibri" w:cs="Calibri" w:eastAsia="Calibri" w:hAnsi="Calibri"/>
               </w:rPr>
               <w:t xml:space="preserve">41</w:t>
+            </w:r>
+          </w:p>
+        </w:tc>
+        <w:tc>
+          <w:tcPr>
+            <w:tcW w:type="dxa" w:w="4390"/>
+            <w:tcMar>
+              <w:top w:type="dxa" w:w="30"/>
+              <w:left w:type="dxa" w:w="70"/>
+              <w:bottom w:type="dxa" w:w="30"/>
+              <w:right w:type="dxa" w:w="70"/>
+            </w:tcMar>
+          </w:tcPr>
+          <w:p>
+            <w:pPr>
+              <w:jc w:val="left"/>
+            </w:pPr>
+            <w:r>
+              <w:rPr>
+                <w:sz w:val="15"/>
+                <w:szCs w:val="15"/>
+                <w:rFonts w:ascii="Calibri" w:cs="Calibri" w:eastAsia="Calibri" w:hAnsi="Calibri"/>
+              </w:rPr>
+              <w:t xml:space="preserve">Interruptor diferencial-residual (IDR) 2P 40 A — 30 mA</w:t>
+            </w:r>
+          </w:p>
+        </w:tc>
+        <w:tc>
+          <w:tcPr>
+            <w:tcW w:type="dxa" w:w="1951"/>
+            <w:tcMar>
+              <w:top w:type="dxa" w:w="30"/>
+              <w:left w:type="dxa" w:w="70"/>
+              <w:bottom w:type="dxa" w:w="30"/>
+              <w:right w:type="dxa" w:w="70"/>
+            </w:tcMar>
+          </w:tcPr>
+          <w:p>
+            <w:pPr>
+              <w:jc w:val="left"/>
+            </w:pPr>
+            <w:r>
+              <w:rPr>
+                <w:sz w:val="15"/>
+                <w:szCs w:val="15"/>
+                <w:rFonts w:ascii="Calibri" w:cs="Calibri" w:eastAsia="Calibri" w:hAnsi="Calibri"/>
+              </w:rPr>
+              <w:t xml:space="preserve">ABNT NBR NM 61008</w:t>
+            </w:r>
+          </w:p>
+        </w:tc>
+        <w:tc>
+          <w:tcPr>
+            <w:tcW w:type="dxa" w:w="1171"/>
+            <w:tcMar>
+              <w:top w:type="dxa" w:w="30"/>
+              <w:left w:type="dxa" w:w="70"/>
+              <w:bottom w:type="dxa" w:w="30"/>
+              <w:right w:type="dxa" w:w="70"/>
+            </w:tcMar>
+          </w:tcPr>
+          <w:p>
+            <w:pPr>
+              <w:jc w:val="left"/>
+            </w:pPr>
+            <w:r>
+              <w:rPr>
+                <w:sz w:val="15"/>
+                <w:szCs w:val="15"/>
+                <w:rFonts w:ascii="Calibri" w:cs="Calibri" w:eastAsia="Calibri" w:hAnsi="Calibri"/>
+              </w:rPr>
+              <w:t xml:space="preserve">—</w:t>
+            </w:r>
+          </w:p>
+        </w:tc>
+        <w:tc>
+          <w:tcPr>
+            <w:tcW w:type="dxa" w:w="683"/>
+            <w:tcMar>
+              <w:top w:type="dxa" w:w="30"/>
+              <w:left w:type="dxa" w:w="70"/>
+              <w:bottom w:type="dxa" w:w="30"/>
+              <w:right w:type="dxa" w:w="70"/>
+            </w:tcMar>
+          </w:tcPr>
+          <w:p>
+            <w:pPr>
+              <w:jc w:val="left"/>
+            </w:pPr>
+            <w:r>
+              <w:rPr>
+                <w:sz w:val="15"/>
+                <w:szCs w:val="15"/>
+                <w:rFonts w:ascii="Calibri" w:cs="Calibri" w:eastAsia="Calibri" w:hAnsi="Calibri"/>
+              </w:rPr>
+              <w:t xml:space="preserve">un</w:t>
+            </w:r>
+          </w:p>
+        </w:tc>
+        <w:tc>
+          <w:tcPr>
+            <w:tcW w:type="dxa" w:w="878"/>
+            <w:tcMar>
+              <w:top w:type="dxa" w:w="30"/>
+              <w:left w:type="dxa" w:w="70"/>
+              <w:bottom w:type="dxa" w:w="30"/>
+              <w:right w:type="dxa" w:w="70"/>
+            </w:tcMar>
+          </w:tcPr>
+          <w:p>
+            <w:pPr>
+              <w:jc w:val="right"/>
+            </w:pPr>
+            <w:r>
+              <w:rPr>
+                <w:sz w:val="15"/>
+                <w:szCs w:val="15"/>
+                <w:rFonts w:ascii="Calibri" w:cs="Calibri" w:eastAsia="Calibri" w:hAnsi="Calibri"/>
+              </w:rPr>
+              <w:t xml:space="preserve">1</w:t>
+            </w:r>
+          </w:p>
+        </w:tc>
+      </w:tr>
+      <w:tr>
+        <w:trPr>
+          <w:cantSplit/>
+        </w:trPr>
+        <w:tc>
+          <w:tcPr>
+            <w:tcW w:type="dxa" w:w="683"/>
+            <w:tcMar>
+              <w:top w:type="dxa" w:w="30"/>
+              <w:left w:type="dxa" w:w="70"/>
+              <w:bottom w:type="dxa" w:w="30"/>
+              <w:right w:type="dxa" w:w="70"/>
+            </w:tcMar>
+          </w:tcPr>
+          <w:p>
+            <w:pPr>
+              <w:jc w:val="left"/>
+            </w:pPr>
+            <w:r>
+              <w:rPr>
+                <w:sz w:val="15"/>
+                <w:szCs w:val="15"/>
+                <w:rFonts w:ascii="Calibri" w:cs="Calibri" w:eastAsia="Calibri" w:hAnsi="Calibri"/>
+              </w:rPr>
+              <w:t xml:space="preserve">42</w:t>
             </w:r>
           </w:p>
         </w:tc>
@@ -7368,7 +7517,7 @@
                 <w:szCs w:val="15"/>
                 <w:rFonts w:ascii="Calibri" w:cs="Calibri" w:eastAsia="Calibri" w:hAnsi="Calibri"/>
               </w:rPr>
-              <w:t xml:space="preserve">42</w:t>
+              <w:t xml:space="preserve">43</w:t>
             </w:r>
           </w:p>
         </w:tc>
@@ -7517,7 +7666,7 @@
                 <w:szCs w:val="15"/>
                 <w:rFonts w:ascii="Calibri" w:cs="Calibri" w:eastAsia="Calibri" w:hAnsi="Calibri"/>
               </w:rPr>
-              <w:t xml:space="preserve">43</w:t>
+              <w:t xml:space="preserve">44</w:t>
             </w:r>
           </w:p>
         </w:tc>
@@ -7666,7 +7815,7 @@
                 <w:szCs w:val="15"/>
                 <w:rFonts w:ascii="Calibri" w:cs="Calibri" w:eastAsia="Calibri" w:hAnsi="Calibri"/>
               </w:rPr>
-              <w:t xml:space="preserve">44</w:t>
+              <w:t xml:space="preserve">45</w:t>
             </w:r>
           </w:p>
         </w:tc>
@@ -8031,7 +8180,7 @@
                 <w:szCs w:val="15"/>
                 <w:rFonts w:ascii="Calibri" w:cs="Calibri" w:eastAsia="Calibri" w:hAnsi="Calibri"/>
               </w:rPr>
-              <w:t xml:space="preserve">45</w:t>
+              <w:t xml:space="preserve">46</w:t>
             </w:r>
           </w:p>
         </w:tc>
@@ -8180,7 +8329,7 @@
                 <w:szCs w:val="15"/>
                 <w:rFonts w:ascii="Calibri" w:cs="Calibri" w:eastAsia="Calibri" w:hAnsi="Calibri"/>
               </w:rPr>
-              <w:t xml:space="preserve">46</w:t>
+              <w:t xml:space="preserve">47</w:t>
             </w:r>
           </w:p>
         </w:tc>
@@ -8329,7 +8478,7 @@
                 <w:szCs w:val="15"/>
                 <w:rFonts w:ascii="Calibri" w:cs="Calibri" w:eastAsia="Calibri" w:hAnsi="Calibri"/>
               </w:rPr>
-              <w:t xml:space="preserve">47</w:t>
+              <w:t xml:space="preserve">48</w:t>
             </w:r>
           </w:p>
         </w:tc>
@@ -8478,7 +8627,7 @@
                 <w:szCs w:val="15"/>
                 <w:rFonts w:ascii="Calibri" w:cs="Calibri" w:eastAsia="Calibri" w:hAnsi="Calibri"/>
               </w:rPr>
-              <w:t xml:space="preserve">48</w:t>
+              <w:t xml:space="preserve">49</w:t>
             </w:r>
           </w:p>
         </w:tc>
@@ -8627,7 +8776,7 @@
                 <w:szCs w:val="15"/>
                 <w:rFonts w:ascii="Calibri" w:cs="Calibri" w:eastAsia="Calibri" w:hAnsi="Calibri"/>
               </w:rPr>
-              <w:t xml:space="preserve">49</w:t>
+              <w:t xml:space="preserve">50</w:t>
             </w:r>
           </w:p>
         </w:tc>
@@ -8776,7 +8925,7 @@
                 <w:szCs w:val="15"/>
                 <w:rFonts w:ascii="Calibri" w:cs="Calibri" w:eastAsia="Calibri" w:hAnsi="Calibri"/>
               </w:rPr>
-              <w:t xml:space="preserve">50</w:t>
+              <w:t xml:space="preserve">51</w:t>
             </w:r>
           </w:p>
         </w:tc>
@@ -9141,7 +9290,7 @@
                 <w:szCs w:val="15"/>
                 <w:rFonts w:ascii="Calibri" w:cs="Calibri" w:eastAsia="Calibri" w:hAnsi="Calibri"/>
               </w:rPr>
-              <w:t xml:space="preserve">51</w:t>
+              <w:t xml:space="preserve">52</w:t>
             </w:r>
           </w:p>
         </w:tc>
@@ -9290,7 +9439,7 @@
                 <w:szCs w:val="15"/>
                 <w:rFonts w:ascii="Calibri" w:cs="Calibri" w:eastAsia="Calibri" w:hAnsi="Calibri"/>
               </w:rPr>
-              <w:t xml:space="preserve">52</w:t>
+              <w:t xml:space="preserve">53</w:t>
             </w:r>
           </w:p>
         </w:tc>
@@ -9655,7 +9804,7 @@
                 <w:szCs w:val="15"/>
                 <w:rFonts w:ascii="Calibri" w:cs="Calibri" w:eastAsia="Calibri" w:hAnsi="Calibri"/>
               </w:rPr>
-              <w:t xml:space="preserve">53</w:t>
+              <w:t xml:space="preserve">54</w:t>
             </w:r>
           </w:p>
         </w:tc>
@@ -9804,7 +9953,7 @@
                 <w:szCs w:val="15"/>
                 <w:rFonts w:ascii="Calibri" w:cs="Calibri" w:eastAsia="Calibri" w:hAnsi="Calibri"/>
               </w:rPr>
-              <w:t xml:space="preserve">54</w:t>
+              <w:t xml:space="preserve">55</w:t>
             </w:r>
           </w:p>
         </w:tc>
@@ -9953,7 +10102,7 @@
                 <w:szCs w:val="15"/>
                 <w:rFonts w:ascii="Calibri" w:cs="Calibri" w:eastAsia="Calibri" w:hAnsi="Calibri"/>
               </w:rPr>
-              <w:t xml:space="preserve">55</w:t>
+              <w:t xml:space="preserve">56</w:t>
             </w:r>
           </w:p>
         </w:tc>
@@ -10102,7 +10251,7 @@
                 <w:szCs w:val="15"/>
                 <w:rFonts w:ascii="Calibri" w:cs="Calibri" w:eastAsia="Calibri" w:hAnsi="Calibri"/>
               </w:rPr>
-              <w:t xml:space="preserve">56</w:t>
+              <w:t xml:space="preserve">57</w:t>
             </w:r>
           </w:p>
         </w:tc>
@@ -10251,7 +10400,7 @@
                 <w:szCs w:val="15"/>
                 <w:rFonts w:ascii="Calibri" w:cs="Calibri" w:eastAsia="Calibri" w:hAnsi="Calibri"/>
               </w:rPr>
-              <w:t xml:space="preserve">57</w:t>
+              <w:t xml:space="preserve">58</w:t>
             </w:r>
           </w:p>
         </w:tc>
@@ -10616,7 +10765,7 @@
                 <w:szCs w:val="15"/>
                 <w:rFonts w:ascii="Calibri" w:cs="Calibri" w:eastAsia="Calibri" w:hAnsi="Calibri"/>
               </w:rPr>
-              <w:t xml:space="preserve">58</w:t>
+              <w:t xml:space="preserve">59</w:t>
             </w:r>
           </w:p>
         </w:tc>
@@ -10765,7 +10914,7 @@
                 <w:szCs w:val="15"/>
                 <w:rFonts w:ascii="Calibri" w:cs="Calibri" w:eastAsia="Calibri" w:hAnsi="Calibri"/>
               </w:rPr>
-              <w:t xml:space="preserve">59</w:t>
+              <w:t xml:space="preserve">60</w:t>
             </w:r>
           </w:p>
         </w:tc>
@@ -10914,7 +11063,7 @@
                 <w:szCs w:val="15"/>
                 <w:rFonts w:ascii="Calibri" w:cs="Calibri" w:eastAsia="Calibri" w:hAnsi="Calibri"/>
               </w:rPr>
-              <w:t xml:space="preserve">60</w:t>
+              <w:t xml:space="preserve">61</w:t>
             </w:r>
           </w:p>
         </w:tc>
@@ -11063,7 +11212,7 @@
                 <w:szCs w:val="15"/>
                 <w:rFonts w:ascii="Calibri" w:cs="Calibri" w:eastAsia="Calibri" w:hAnsi="Calibri"/>
               </w:rPr>
-              <w:t xml:space="preserve">61</w:t>
+              <w:t xml:space="preserve">62</w:t>
             </w:r>
           </w:p>
         </w:tc>
@@ -11212,7 +11361,7 @@
                 <w:szCs w:val="15"/>
                 <w:rFonts w:ascii="Calibri" w:cs="Calibri" w:eastAsia="Calibri" w:hAnsi="Calibri"/>
               </w:rPr>
-              <w:t xml:space="preserve">62</w:t>
+              <w:t xml:space="preserve">63</w:t>
             </w:r>
           </w:p>
         </w:tc>
@@ -11361,7 +11510,7 @@
                 <w:szCs w:val="15"/>
                 <w:rFonts w:ascii="Calibri" w:cs="Calibri" w:eastAsia="Calibri" w:hAnsi="Calibri"/>
               </w:rPr>
-              <w:t xml:space="preserve">63</w:t>
+              <w:t xml:space="preserve">64</w:t>
             </w:r>
           </w:p>
         </w:tc>
@@ -11510,7 +11659,7 @@
                 <w:szCs w:val="15"/>
                 <w:rFonts w:ascii="Calibri" w:cs="Calibri" w:eastAsia="Calibri" w:hAnsi="Calibri"/>
               </w:rPr>
-              <w:t xml:space="preserve">64</w:t>
+              <w:t xml:space="preserve">65</w:t>
             </w:r>
           </w:p>
         </w:tc>
@@ -11875,7 +12024,7 @@
                 <w:szCs w:val="15"/>
                 <w:rFonts w:ascii="Calibri" w:cs="Calibri" w:eastAsia="Calibri" w:hAnsi="Calibri"/>
               </w:rPr>
-              <w:t xml:space="preserve">65</w:t>
+              <w:t xml:space="preserve">66</w:t>
             </w:r>
           </w:p>
         </w:tc>
@@ -12024,7 +12173,7 @@
                 <w:szCs w:val="15"/>
                 <w:rFonts w:ascii="Calibri" w:cs="Calibri" w:eastAsia="Calibri" w:hAnsi="Calibri"/>
               </w:rPr>
-              <w:t xml:space="preserve">66</w:t>
+              <w:t xml:space="preserve">67</w:t>
             </w:r>
           </w:p>
         </w:tc>
@@ -12173,7 +12322,7 @@
                 <w:szCs w:val="15"/>
                 <w:rFonts w:ascii="Calibri" w:cs="Calibri" w:eastAsia="Calibri" w:hAnsi="Calibri"/>
               </w:rPr>
-              <w:t xml:space="preserve">67</w:t>
+              <w:t xml:space="preserve">68</w:t>
             </w:r>
           </w:p>
         </w:tc>
@@ -12322,7 +12471,7 @@
                 <w:szCs w:val="15"/>
                 <w:rFonts w:ascii="Calibri" w:cs="Calibri" w:eastAsia="Calibri" w:hAnsi="Calibri"/>
               </w:rPr>
-              <w:t xml:space="preserve">68</w:t>
+              <w:t xml:space="preserve">69</w:t>
             </w:r>
           </w:p>
         </w:tc>
@@ -12471,7 +12620,7 @@
                 <w:szCs w:val="15"/>
                 <w:rFonts w:ascii="Calibri" w:cs="Calibri" w:eastAsia="Calibri" w:hAnsi="Calibri"/>
               </w:rPr>
-              <w:t xml:space="preserve">69</w:t>
+              <w:t xml:space="preserve">70</w:t>
             </w:r>
           </w:p>
         </w:tc>
@@ -12620,7 +12769,7 @@
                 <w:szCs w:val="15"/>
                 <w:rFonts w:ascii="Calibri" w:cs="Calibri" w:eastAsia="Calibri" w:hAnsi="Calibri"/>
               </w:rPr>
-              <w:t xml:space="preserve">70</w:t>
+              <w:t xml:space="preserve">71</w:t>
             </w:r>
           </w:p>
         </w:tc>
@@ -12769,7 +12918,7 @@
                 <w:szCs w:val="15"/>
                 <w:rFonts w:ascii="Calibri" w:cs="Calibri" w:eastAsia="Calibri" w:hAnsi="Calibri"/>
               </w:rPr>
-              <w:t xml:space="preserve">71</w:t>
+              <w:t xml:space="preserve">72</w:t>
             </w:r>
           </w:p>
         </w:tc>
@@ -13134,7 +13283,7 @@
                 <w:szCs w:val="15"/>
                 <w:rFonts w:ascii="Calibri" w:cs="Calibri" w:eastAsia="Calibri" w:hAnsi="Calibri"/>
               </w:rPr>
-              <w:t xml:space="preserve">72</w:t>
+              <w:t xml:space="preserve">73</w:t>
             </w:r>
           </w:p>
         </w:tc>
@@ -13283,7 +13432,7 @@
                 <w:szCs w:val="15"/>
                 <w:rFonts w:ascii="Calibri" w:cs="Calibri" w:eastAsia="Calibri" w:hAnsi="Calibri"/>
               </w:rPr>
-              <w:t xml:space="preserve">73</w:t>
+              <w:t xml:space="preserve">74</w:t>
             </w:r>
           </w:p>
         </w:tc>
@@ -13432,7 +13581,7 @@
                 <w:szCs w:val="15"/>
                 <w:rFonts w:ascii="Calibri" w:cs="Calibri" w:eastAsia="Calibri" w:hAnsi="Calibri"/>
               </w:rPr>
-              <w:t xml:space="preserve">74</w:t>
+              <w:t xml:space="preserve">75</w:t>
             </w:r>
           </w:p>
         </w:tc>

--- a/exemplo/lista-de-materiais-residencia-unifamiliar-exemplo-r00.docx
+++ b/exemplo/lista-de-materiais-residencia-unifamiliar-exemplo-r00.docx
@@ -353,7 +353,7 @@
                 <w:szCs w:val="19"/>
                 <w:rFonts w:ascii="Calibri" w:cs="Calibri" w:eastAsia="Calibri" w:hAnsi="Calibri"/>
               </w:rPr>
-              <w:t xml:space="preserve">26/10/2026 — R00</w:t>
+              <w:t xml:space="preserve">27/10/2026 — R00</w:t>
             </w:r>
           </w:p>
         </w:tc>
@@ -5835,7 +5835,7 @@
                 <w:szCs w:val="15"/>
                 <w:rFonts w:ascii="Calibri" w:cs="Calibri" w:eastAsia="Calibri" w:hAnsi="Calibri"/>
               </w:rPr>
-              <w:t xml:space="preserve">DPS classe II — Uc 175 V, In 20 kA, Imáx 40 kA</w:t>
+              <w:t xml:space="preserve">DPS classe I+II — Uc 175 V, Iimp 12,5 kA (10/350 µs), In 20 kA</w:t>
             </w:r>
           </w:p>
         </w:tc>
@@ -5859,7 +5859,7 @@
                 <w:szCs w:val="15"/>
                 <w:rFonts w:ascii="Calibri" w:cs="Calibri" w:eastAsia="Calibri" w:hAnsi="Calibri"/>
               </w:rPr>
-              <w:t xml:space="preserve">ABNT NBR IEC 61643-11</w:t>
+              <w:t xml:space="preserve">ABNT NBR IEC 61643-11; NBR 5419-4</w:t>
             </w:r>
           </w:p>
         </w:tc>
@@ -5931,7 +5931,7 @@
                 <w:szCs w:val="15"/>
                 <w:rFonts w:ascii="Calibri" w:cs="Calibri" w:eastAsia="Calibri" w:hAnsi="Calibri"/>
               </w:rPr>
-              <w:t xml:space="preserve">8</w:t>
+              <w:t xml:space="preserve">4</w:t>
             </w:r>
           </w:p>
         </w:tc>
@@ -5984,7 +5984,7 @@
                 <w:szCs w:val="15"/>
                 <w:rFonts w:ascii="Calibri" w:cs="Calibri" w:eastAsia="Calibri" w:hAnsi="Calibri"/>
               </w:rPr>
-              <w:t xml:space="preserve">Disjuntor termomagnético 1P curva C 10 A — 6,0 kA</w:t>
+              <w:t xml:space="preserve">DPS classe II — Uc 175 V, In 20 kA, Imáx 40 kA</w:t>
             </w:r>
           </w:p>
         </w:tc>
@@ -6008,7 +6008,7 @@
                 <w:szCs w:val="15"/>
                 <w:rFonts w:ascii="Calibri" w:cs="Calibri" w:eastAsia="Calibri" w:hAnsi="Calibri"/>
               </w:rPr>
-              <w:t xml:space="preserve">ABNT NBR NM 60898</w:t>
+              <w:t xml:space="preserve">ABNT NBR IEC 61643-11</w:t>
             </w:r>
           </w:p>
         </w:tc>
@@ -6080,7 +6080,7 @@
                 <w:szCs w:val="15"/>
                 <w:rFonts w:ascii="Calibri" w:cs="Calibri" w:eastAsia="Calibri" w:hAnsi="Calibri"/>
               </w:rPr>
-              <w:t xml:space="preserve">5</w:t>
+              <w:t xml:space="preserve">4</w:t>
             </w:r>
           </w:p>
         </w:tc>
@@ -6133,7 +6133,7 @@
                 <w:szCs w:val="15"/>
                 <w:rFonts w:ascii="Calibri" w:cs="Calibri" w:eastAsia="Calibri" w:hAnsi="Calibri"/>
               </w:rPr>
-              <w:t xml:space="preserve">Disjuntor termomagnético 1P curva C 16 A — 6,0 kA</w:t>
+              <w:t xml:space="preserve">Disjuntor termomagnético 1P curva C 10 A — 6,0 kA</w:t>
             </w:r>
           </w:p>
         </w:tc>
@@ -6229,7 +6229,7 @@
                 <w:szCs w:val="15"/>
                 <w:rFonts w:ascii="Calibri" w:cs="Calibri" w:eastAsia="Calibri" w:hAnsi="Calibri"/>
               </w:rPr>
-              <w:t xml:space="preserve">4</w:t>
+              <w:t xml:space="preserve">5</w:t>
             </w:r>
           </w:p>
         </w:tc>
@@ -6282,7 +6282,7 @@
                 <w:szCs w:val="15"/>
                 <w:rFonts w:ascii="Calibri" w:cs="Calibri" w:eastAsia="Calibri" w:hAnsi="Calibri"/>
               </w:rPr>
-              <w:t xml:space="preserve">Disjuntor termomagnético 2P curva C 10 A — 6,0 kA</w:t>
+              <w:t xml:space="preserve">Disjuntor termomagnético 1P curva C 16 A — 6,0 kA</w:t>
             </w:r>
           </w:p>
         </w:tc>
@@ -6378,7 +6378,7 @@
                 <w:szCs w:val="15"/>
                 <w:rFonts w:ascii="Calibri" w:cs="Calibri" w:eastAsia="Calibri" w:hAnsi="Calibri"/>
               </w:rPr>
-              <w:t xml:space="preserve">2</w:t>
+              <w:t xml:space="preserve">4</w:t>
             </w:r>
           </w:p>
         </w:tc>
@@ -6431,7 +6431,7 @@
                 <w:szCs w:val="15"/>
                 <w:rFonts w:ascii="Calibri" w:cs="Calibri" w:eastAsia="Calibri" w:hAnsi="Calibri"/>
               </w:rPr>
-              <w:t xml:space="preserve">Disjuntor termomagnético 2P curva C 25 A — 6,0 kA</w:t>
+              <w:t xml:space="preserve">Disjuntor termomagnético 2P curva C 10 A — 6,0 kA</w:t>
             </w:r>
           </w:p>
         </w:tc>
@@ -6527,7 +6527,7 @@
                 <w:szCs w:val="15"/>
                 <w:rFonts w:ascii="Calibri" w:cs="Calibri" w:eastAsia="Calibri" w:hAnsi="Calibri"/>
               </w:rPr>
-              <w:t xml:space="preserve">1</w:t>
+              <w:t xml:space="preserve">2</w:t>
             </w:r>
           </w:p>
         </w:tc>
@@ -6580,7 +6580,7 @@
                 <w:szCs w:val="15"/>
                 <w:rFonts w:ascii="Calibri" w:cs="Calibri" w:eastAsia="Calibri" w:hAnsi="Calibri"/>
               </w:rPr>
-              <w:t xml:space="preserve">Disjuntor termomagnético 2P curva C 40 A — 6,0 kA</w:t>
+              <w:t xml:space="preserve">Disjuntor termomagnético 2P curva C 25 A — 6,0 kA</w:t>
             </w:r>
           </w:p>
         </w:tc>
@@ -6729,7 +6729,7 @@
                 <w:szCs w:val="15"/>
                 <w:rFonts w:ascii="Calibri" w:cs="Calibri" w:eastAsia="Calibri" w:hAnsi="Calibri"/>
               </w:rPr>
-              <w:t xml:space="preserve">Disjuntor termomagnético 3P curva C 63 A — 6,0 kA</w:t>
+              <w:t xml:space="preserve">Disjuntor termomagnético 2P curva C 40 A — 6,0 kA</w:t>
             </w:r>
           </w:p>
         </w:tc>
@@ -6878,7 +6878,7 @@
                 <w:szCs w:val="15"/>
                 <w:rFonts w:ascii="Calibri" w:cs="Calibri" w:eastAsia="Calibri" w:hAnsi="Calibri"/>
               </w:rPr>
-              <w:t xml:space="preserve">Interruptor diferencial-residual (IDR) 2P 25 A — 30 mA</w:t>
+              <w:t xml:space="preserve">Disjuntor termomagnético 3P curva C 63 A — 6,0 kA</w:t>
             </w:r>
           </w:p>
         </w:tc>
@@ -6902,7 +6902,7 @@
                 <w:szCs w:val="15"/>
                 <w:rFonts w:ascii="Calibri" w:cs="Calibri" w:eastAsia="Calibri" w:hAnsi="Calibri"/>
               </w:rPr>
-              <w:t xml:space="preserve">ABNT NBR NM 61008</w:t>
+              <w:t xml:space="preserve">ABNT NBR NM 60898</w:t>
             </w:r>
           </w:p>
         </w:tc>
@@ -6974,7 +6974,7 @@
                 <w:szCs w:val="15"/>
                 <w:rFonts w:ascii="Calibri" w:cs="Calibri" w:eastAsia="Calibri" w:hAnsi="Calibri"/>
               </w:rPr>
-              <w:t xml:space="preserve">9</w:t>
+              <w:t xml:space="preserve">1</w:t>
             </w:r>
           </w:p>
         </w:tc>
@@ -7027,7 +7027,7 @@
                 <w:szCs w:val="15"/>
                 <w:rFonts w:ascii="Calibri" w:cs="Calibri" w:eastAsia="Calibri" w:hAnsi="Calibri"/>
               </w:rPr>
-              <w:t xml:space="preserve">Interruptor diferencial-residual (IDR) 2P 40 A — 30 mA</w:t>
+              <w:t xml:space="preserve">Interruptor diferencial-residual (IDR) 2P 25 A — 30 mA</w:t>
             </w:r>
           </w:p>
         </w:tc>
@@ -7123,7 +7123,7 @@
                 <w:szCs w:val="15"/>
                 <w:rFonts w:ascii="Calibri" w:cs="Calibri" w:eastAsia="Calibri" w:hAnsi="Calibri"/>
               </w:rPr>
-              <w:t xml:space="preserve">1</w:t>
+              <w:t xml:space="preserve">9</w:t>
             </w:r>
           </w:p>
         </w:tc>
@@ -7153,6 +7153,155 @@
                 <w:rFonts w:ascii="Calibri" w:cs="Calibri" w:eastAsia="Calibri" w:hAnsi="Calibri"/>
               </w:rPr>
               <w:t xml:space="preserve">42</w:t>
+            </w:r>
+          </w:p>
+        </w:tc>
+        <w:tc>
+          <w:tcPr>
+            <w:tcW w:type="dxa" w:w="4390"/>
+            <w:tcMar>
+              <w:top w:type="dxa" w:w="30"/>
+              <w:left w:type="dxa" w:w="70"/>
+              <w:bottom w:type="dxa" w:w="30"/>
+              <w:right w:type="dxa" w:w="70"/>
+            </w:tcMar>
+          </w:tcPr>
+          <w:p>
+            <w:pPr>
+              <w:jc w:val="left"/>
+            </w:pPr>
+            <w:r>
+              <w:rPr>
+                <w:sz w:val="15"/>
+                <w:szCs w:val="15"/>
+                <w:rFonts w:ascii="Calibri" w:cs="Calibri" w:eastAsia="Calibri" w:hAnsi="Calibri"/>
+              </w:rPr>
+              <w:t xml:space="preserve">Interruptor diferencial-residual (IDR) 2P 40 A — 30 mA</w:t>
+            </w:r>
+          </w:p>
+        </w:tc>
+        <w:tc>
+          <w:tcPr>
+            <w:tcW w:type="dxa" w:w="1951"/>
+            <w:tcMar>
+              <w:top w:type="dxa" w:w="30"/>
+              <w:left w:type="dxa" w:w="70"/>
+              <w:bottom w:type="dxa" w:w="30"/>
+              <w:right w:type="dxa" w:w="70"/>
+            </w:tcMar>
+          </w:tcPr>
+          <w:p>
+            <w:pPr>
+              <w:jc w:val="left"/>
+            </w:pPr>
+            <w:r>
+              <w:rPr>
+                <w:sz w:val="15"/>
+                <w:szCs w:val="15"/>
+                <w:rFonts w:ascii="Calibri" w:cs="Calibri" w:eastAsia="Calibri" w:hAnsi="Calibri"/>
+              </w:rPr>
+              <w:t xml:space="preserve">ABNT NBR NM 61008</w:t>
+            </w:r>
+          </w:p>
+        </w:tc>
+        <w:tc>
+          <w:tcPr>
+            <w:tcW w:type="dxa" w:w="1171"/>
+            <w:tcMar>
+              <w:top w:type="dxa" w:w="30"/>
+              <w:left w:type="dxa" w:w="70"/>
+              <w:bottom w:type="dxa" w:w="30"/>
+              <w:right w:type="dxa" w:w="70"/>
+            </w:tcMar>
+          </w:tcPr>
+          <w:p>
+            <w:pPr>
+              <w:jc w:val="left"/>
+            </w:pPr>
+            <w:r>
+              <w:rPr>
+                <w:sz w:val="15"/>
+                <w:szCs w:val="15"/>
+                <w:rFonts w:ascii="Calibri" w:cs="Calibri" w:eastAsia="Calibri" w:hAnsi="Calibri"/>
+              </w:rPr>
+              <w:t xml:space="preserve">—</w:t>
+            </w:r>
+          </w:p>
+        </w:tc>
+        <w:tc>
+          <w:tcPr>
+            <w:tcW w:type="dxa" w:w="683"/>
+            <w:tcMar>
+              <w:top w:type="dxa" w:w="30"/>
+              <w:left w:type="dxa" w:w="70"/>
+              <w:bottom w:type="dxa" w:w="30"/>
+              <w:right w:type="dxa" w:w="70"/>
+            </w:tcMar>
+          </w:tcPr>
+          <w:p>
+            <w:pPr>
+              <w:jc w:val="left"/>
+            </w:pPr>
+            <w:r>
+              <w:rPr>
+                <w:sz w:val="15"/>
+                <w:szCs w:val="15"/>
+                <w:rFonts w:ascii="Calibri" w:cs="Calibri" w:eastAsia="Calibri" w:hAnsi="Calibri"/>
+              </w:rPr>
+              <w:t xml:space="preserve">un</w:t>
+            </w:r>
+          </w:p>
+        </w:tc>
+        <w:tc>
+          <w:tcPr>
+            <w:tcW w:type="dxa" w:w="878"/>
+            <w:tcMar>
+              <w:top w:type="dxa" w:w="30"/>
+              <w:left w:type="dxa" w:w="70"/>
+              <w:bottom w:type="dxa" w:w="30"/>
+              <w:right w:type="dxa" w:w="70"/>
+            </w:tcMar>
+          </w:tcPr>
+          <w:p>
+            <w:pPr>
+              <w:jc w:val="right"/>
+            </w:pPr>
+            <w:r>
+              <w:rPr>
+                <w:sz w:val="15"/>
+                <w:szCs w:val="15"/>
+                <w:rFonts w:ascii="Calibri" w:cs="Calibri" w:eastAsia="Calibri" w:hAnsi="Calibri"/>
+              </w:rPr>
+              <w:t xml:space="preserve">1</w:t>
+            </w:r>
+          </w:p>
+        </w:tc>
+      </w:tr>
+      <w:tr>
+        <w:trPr>
+          <w:cantSplit/>
+        </w:trPr>
+        <w:tc>
+          <w:tcPr>
+            <w:tcW w:type="dxa" w:w="683"/>
+            <w:tcMar>
+              <w:top w:type="dxa" w:w="30"/>
+              <w:left w:type="dxa" w:w="70"/>
+              <w:bottom w:type="dxa" w:w="30"/>
+              <w:right w:type="dxa" w:w="70"/>
+            </w:tcMar>
+          </w:tcPr>
+          <w:p>
+            <w:pPr>
+              <w:jc w:val="left"/>
+            </w:pPr>
+            <w:r>
+              <w:rPr>
+                <w:sz w:val="15"/>
+                <w:szCs w:val="15"/>
+                <w:rFonts w:ascii="Calibri" w:cs="Calibri" w:eastAsia="Calibri" w:hAnsi="Calibri"/>
+              </w:rPr>
+              <w:t xml:space="preserve">43</w:t>
             </w:r>
           </w:p>
         </w:tc>
@@ -7517,7 +7666,7 @@
                 <w:szCs w:val="15"/>
                 <w:rFonts w:ascii="Calibri" w:cs="Calibri" w:eastAsia="Calibri" w:hAnsi="Calibri"/>
               </w:rPr>
-              <w:t xml:space="preserve">43</w:t>
+              <w:t xml:space="preserve">44</w:t>
             </w:r>
           </w:p>
         </w:tc>
@@ -7666,7 +7815,7 @@
                 <w:szCs w:val="15"/>
                 <w:rFonts w:ascii="Calibri" w:cs="Calibri" w:eastAsia="Calibri" w:hAnsi="Calibri"/>
               </w:rPr>
-              <w:t xml:space="preserve">44</w:t>
+              <w:t xml:space="preserve">45</w:t>
             </w:r>
           </w:p>
         </w:tc>
@@ -7815,7 +7964,7 @@
                 <w:szCs w:val="15"/>
                 <w:rFonts w:ascii="Calibri" w:cs="Calibri" w:eastAsia="Calibri" w:hAnsi="Calibri"/>
               </w:rPr>
-              <w:t xml:space="preserve">45</w:t>
+              <w:t xml:space="preserve">46</w:t>
             </w:r>
           </w:p>
         </w:tc>
@@ -8180,7 +8329,7 @@
                 <w:szCs w:val="15"/>
                 <w:rFonts w:ascii="Calibri" w:cs="Calibri" w:eastAsia="Calibri" w:hAnsi="Calibri"/>
               </w:rPr>
-              <w:t xml:space="preserve">46</w:t>
+              <w:t xml:space="preserve">47</w:t>
             </w:r>
           </w:p>
         </w:tc>
@@ -8329,7 +8478,7 @@
                 <w:szCs w:val="15"/>
                 <w:rFonts w:ascii="Calibri" w:cs="Calibri" w:eastAsia="Calibri" w:hAnsi="Calibri"/>
               </w:rPr>
-              <w:t xml:space="preserve">47</w:t>
+              <w:t xml:space="preserve">48</w:t>
             </w:r>
           </w:p>
         </w:tc>
@@ -8478,7 +8627,7 @@
                 <w:szCs w:val="15"/>
                 <w:rFonts w:ascii="Calibri" w:cs="Calibri" w:eastAsia="Calibri" w:hAnsi="Calibri"/>
               </w:rPr>
-              <w:t xml:space="preserve">48</w:t>
+              <w:t xml:space="preserve">49</w:t>
             </w:r>
           </w:p>
         </w:tc>
@@ -8627,7 +8776,7 @@
                 <w:szCs w:val="15"/>
                 <w:rFonts w:ascii="Calibri" w:cs="Calibri" w:eastAsia="Calibri" w:hAnsi="Calibri"/>
               </w:rPr>
-              <w:t xml:space="preserve">49</w:t>
+              <w:t xml:space="preserve">50</w:t>
             </w:r>
           </w:p>
         </w:tc>
@@ -8776,7 +8925,7 @@
                 <w:szCs w:val="15"/>
                 <w:rFonts w:ascii="Calibri" w:cs="Calibri" w:eastAsia="Calibri" w:hAnsi="Calibri"/>
               </w:rPr>
-              <w:t xml:space="preserve">50</w:t>
+              <w:t xml:space="preserve">51</w:t>
             </w:r>
           </w:p>
         </w:tc>
@@ -8925,7 +9074,7 @@
                 <w:szCs w:val="15"/>
                 <w:rFonts w:ascii="Calibri" w:cs="Calibri" w:eastAsia="Calibri" w:hAnsi="Calibri"/>
               </w:rPr>
-              <w:t xml:space="preserve">51</w:t>
+              <w:t xml:space="preserve">52</w:t>
             </w:r>
           </w:p>
         </w:tc>
@@ -9290,7 +9439,7 @@
                 <w:szCs w:val="15"/>
                 <w:rFonts w:ascii="Calibri" w:cs="Calibri" w:eastAsia="Calibri" w:hAnsi="Calibri"/>
               </w:rPr>
-              <w:t xml:space="preserve">52</w:t>
+              <w:t xml:space="preserve">53</w:t>
             </w:r>
           </w:p>
         </w:tc>
@@ -9439,7 +9588,7 @@
                 <w:szCs w:val="15"/>
                 <w:rFonts w:ascii="Calibri" w:cs="Calibri" w:eastAsia="Calibri" w:hAnsi="Calibri"/>
               </w:rPr>
-              <w:t xml:space="preserve">53</w:t>
+              <w:t xml:space="preserve">54</w:t>
             </w:r>
           </w:p>
         </w:tc>
@@ -9804,7 +9953,7 @@
                 <w:szCs w:val="15"/>
                 <w:rFonts w:ascii="Calibri" w:cs="Calibri" w:eastAsia="Calibri" w:hAnsi="Calibri"/>
               </w:rPr>
-              <w:t xml:space="preserve">54</w:t>
+              <w:t xml:space="preserve">55</w:t>
             </w:r>
           </w:p>
         </w:tc>
@@ -9953,7 +10102,7 @@
                 <w:szCs w:val="15"/>
                 <w:rFonts w:ascii="Calibri" w:cs="Calibri" w:eastAsia="Calibri" w:hAnsi="Calibri"/>
               </w:rPr>
-              <w:t xml:space="preserve">55</w:t>
+              <w:t xml:space="preserve">56</w:t>
             </w:r>
           </w:p>
         </w:tc>
@@ -10102,7 +10251,7 @@
                 <w:szCs w:val="15"/>
                 <w:rFonts w:ascii="Calibri" w:cs="Calibri" w:eastAsia="Calibri" w:hAnsi="Calibri"/>
               </w:rPr>
-              <w:t xml:space="preserve">56</w:t>
+              <w:t xml:space="preserve">57</w:t>
             </w:r>
           </w:p>
         </w:tc>
@@ -10251,7 +10400,7 @@
                 <w:szCs w:val="15"/>
                 <w:rFonts w:ascii="Calibri" w:cs="Calibri" w:eastAsia="Calibri" w:hAnsi="Calibri"/>
               </w:rPr>
-              <w:t xml:space="preserve">57</w:t>
+              <w:t xml:space="preserve">58</w:t>
             </w:r>
           </w:p>
         </w:tc>
@@ -10400,7 +10549,7 @@
                 <w:szCs w:val="15"/>
                 <w:rFonts w:ascii="Calibri" w:cs="Calibri" w:eastAsia="Calibri" w:hAnsi="Calibri"/>
               </w:rPr>
-              <w:t xml:space="preserve">58</w:t>
+              <w:t xml:space="preserve">59</w:t>
             </w:r>
           </w:p>
         </w:tc>
@@ -10765,7 +10914,7 @@
                 <w:szCs w:val="15"/>
                 <w:rFonts w:ascii="Calibri" w:cs="Calibri" w:eastAsia="Calibri" w:hAnsi="Calibri"/>
               </w:rPr>
-              <w:t xml:space="preserve">59</w:t>
+              <w:t xml:space="preserve">60</w:t>
             </w:r>
           </w:p>
         </w:tc>
@@ -10914,7 +11063,7 @@
                 <w:szCs w:val="15"/>
                 <w:rFonts w:ascii="Calibri" w:cs="Calibri" w:eastAsia="Calibri" w:hAnsi="Calibri"/>
               </w:rPr>
-              <w:t xml:space="preserve">60</w:t>
+              <w:t xml:space="preserve">61</w:t>
             </w:r>
           </w:p>
         </w:tc>
@@ -11063,7 +11212,7 @@
                 <w:szCs w:val="15"/>
                 <w:rFonts w:ascii="Calibri" w:cs="Calibri" w:eastAsia="Calibri" w:hAnsi="Calibri"/>
               </w:rPr>
-              <w:t xml:space="preserve">61</w:t>
+              <w:t xml:space="preserve">62</w:t>
             </w:r>
           </w:p>
         </w:tc>
@@ -11212,7 +11361,7 @@
                 <w:szCs w:val="15"/>
                 <w:rFonts w:ascii="Calibri" w:cs="Calibri" w:eastAsia="Calibri" w:hAnsi="Calibri"/>
               </w:rPr>
-              <w:t xml:space="preserve">62</w:t>
+              <w:t xml:space="preserve">63</w:t>
             </w:r>
           </w:p>
         </w:tc>
@@ -11361,7 +11510,7 @@
                 <w:szCs w:val="15"/>
                 <w:rFonts w:ascii="Calibri" w:cs="Calibri" w:eastAsia="Calibri" w:hAnsi="Calibri"/>
               </w:rPr>
-              <w:t xml:space="preserve">63</w:t>
+              <w:t xml:space="preserve">64</w:t>
             </w:r>
           </w:p>
         </w:tc>
@@ -11510,7 +11659,7 @@
                 <w:szCs w:val="15"/>
                 <w:rFonts w:ascii="Calibri" w:cs="Calibri" w:eastAsia="Calibri" w:hAnsi="Calibri"/>
               </w:rPr>
-              <w:t xml:space="preserve">64</w:t>
+              <w:t xml:space="preserve">65</w:t>
             </w:r>
           </w:p>
         </w:tc>
@@ -11659,7 +11808,7 @@
                 <w:szCs w:val="15"/>
                 <w:rFonts w:ascii="Calibri" w:cs="Calibri" w:eastAsia="Calibri" w:hAnsi="Calibri"/>
               </w:rPr>
-              <w:t xml:space="preserve">65</w:t>
+              <w:t xml:space="preserve">66</w:t>
             </w:r>
           </w:p>
         </w:tc>
@@ -11809,7 +11958,7 @@
           <w:szCs w:val="22"/>
           <w:rFonts w:ascii="Calibri" w:cs="Calibri" w:eastAsia="Calibri" w:hAnsi="Calibri"/>
         </w:rPr>
-        <w:t xml:space="preserve"> 9 Aterramento e equipotencialização</w:t>
+        <w:t xml:space="preserve"> 9 SPDA — proteção contra descargas atmosféricas</w:t>
       </w:r>
     </w:p>
     <w:tbl>
@@ -12024,7 +12173,7 @@
                 <w:szCs w:val="15"/>
                 <w:rFonts w:ascii="Calibri" w:cs="Calibri" w:eastAsia="Calibri" w:hAnsi="Calibri"/>
               </w:rPr>
-              <w:t xml:space="preserve">66</w:t>
+              <w:t xml:space="preserve">67</w:t>
             </w:r>
           </w:p>
         </w:tc>
@@ -12048,7 +12197,7 @@
                 <w:szCs w:val="15"/>
                 <w:rFonts w:ascii="Calibri" w:cs="Calibri" w:eastAsia="Calibri" w:hAnsi="Calibri"/>
               </w:rPr>
-              <w:t xml:space="preserve">Haste de aterramento aço-cobreada (NBR 13571) — 3/4" × 2,40 m</w:t>
+              <w:t xml:space="preserve">Barra chata ou cabo de alumínio 70 mm² — captação (malha e perímetro da cobertura)</w:t>
             </w:r>
           </w:p>
         </w:tc>
@@ -12072,7 +12221,7 @@
                 <w:szCs w:val="15"/>
                 <w:rFonts w:ascii="Calibri" w:cs="Calibri" w:eastAsia="Calibri" w:hAnsi="Calibri"/>
               </w:rPr>
-              <w:t xml:space="preserve">ABNT NBR 13571</w:t>
+              <w:t xml:space="preserve">ABNT NBR 5419-3</w:t>
             </w:r>
           </w:p>
         </w:tc>
@@ -12120,7 +12269,7 @@
                 <w:szCs w:val="15"/>
                 <w:rFonts w:ascii="Calibri" w:cs="Calibri" w:eastAsia="Calibri" w:hAnsi="Calibri"/>
               </w:rPr>
-              <w:t xml:space="preserve">un</w:t>
+              <w:t xml:space="preserve">m</w:t>
             </w:r>
           </w:p>
         </w:tc>
@@ -12144,7 +12293,7 @@
                 <w:szCs w:val="15"/>
                 <w:rFonts w:ascii="Calibri" w:cs="Calibri" w:eastAsia="Calibri" w:hAnsi="Calibri"/>
               </w:rPr>
-              <w:t xml:space="preserve">4</w:t>
+              <w:t xml:space="preserve">49</w:t>
             </w:r>
           </w:p>
         </w:tc>
@@ -12173,7 +12322,7 @@
                 <w:szCs w:val="15"/>
                 <w:rFonts w:ascii="Calibri" w:cs="Calibri" w:eastAsia="Calibri" w:hAnsi="Calibri"/>
               </w:rPr>
-              <w:t xml:space="preserve">67</w:t>
+              <w:t xml:space="preserve">68</w:t>
             </w:r>
           </w:p>
         </w:tc>
@@ -12197,7 +12346,7 @@
                 <w:szCs w:val="15"/>
                 <w:rFonts w:ascii="Calibri" w:cs="Calibri" w:eastAsia="Calibri" w:hAnsi="Calibri"/>
               </w:rPr>
-              <w:t xml:space="preserve">Conector cabo–haste (cunha, grampo ou solda exotérmica)</w:t>
+              <w:t xml:space="preserve">Barra chata ou cabo de alumínio 70 mm² — descidas</w:t>
             </w:r>
           </w:p>
         </w:tc>
@@ -12221,7 +12370,7 @@
                 <w:szCs w:val="15"/>
                 <w:rFonts w:ascii="Calibri" w:cs="Calibri" w:eastAsia="Calibri" w:hAnsi="Calibri"/>
               </w:rPr>
-              <w:t xml:space="preserve">ABNT NBR 16254</w:t>
+              <w:t xml:space="preserve">ABNT NBR 5419-3</w:t>
             </w:r>
           </w:p>
         </w:tc>
@@ -12269,7 +12418,7 @@
                 <w:szCs w:val="15"/>
                 <w:rFonts w:ascii="Calibri" w:cs="Calibri" w:eastAsia="Calibri" w:hAnsi="Calibri"/>
               </w:rPr>
-              <w:t xml:space="preserve">un</w:t>
+              <w:t xml:space="preserve">m</w:t>
             </w:r>
           </w:p>
         </w:tc>
@@ -12293,7 +12442,7 @@
                 <w:szCs w:val="15"/>
                 <w:rFonts w:ascii="Calibri" w:cs="Calibri" w:eastAsia="Calibri" w:hAnsi="Calibri"/>
               </w:rPr>
-              <w:t xml:space="preserve">4</w:t>
+              <w:t xml:space="preserve">28</w:t>
             </w:r>
           </w:p>
         </w:tc>
@@ -12322,7 +12471,7 @@
                 <w:szCs w:val="15"/>
                 <w:rFonts w:ascii="Calibri" w:cs="Calibri" w:eastAsia="Calibri" w:hAnsi="Calibri"/>
               </w:rPr>
-              <w:t xml:space="preserve">68</w:t>
+              <w:t xml:space="preserve">69</w:t>
             </w:r>
           </w:p>
         </w:tc>
@@ -12346,7 +12495,7 @@
                 <w:szCs w:val="15"/>
                 <w:rFonts w:ascii="Calibri" w:cs="Calibri" w:eastAsia="Calibri" w:hAnsi="Calibri"/>
               </w:rPr>
-              <w:t xml:space="preserve">Caixa de inspeção de aterramento com tampa</w:t>
+              <w:t xml:space="preserve">Cabo de cobre nu 50 mm² (7 ou 19 fios) — anel de aterramento a 0,5 m de profundidade e 1,0 m das paredes</w:t>
             </w:r>
           </w:p>
         </w:tc>
@@ -12370,55 +12519,55 @@
                 <w:szCs w:val="15"/>
                 <w:rFonts w:ascii="Calibri" w:cs="Calibri" w:eastAsia="Calibri" w:hAnsi="Calibri"/>
               </w:rPr>
+              <w:t xml:space="preserve">ABNT NBR 5419-3; NBR 6524</w:t>
+            </w:r>
+          </w:p>
+        </w:tc>
+        <w:tc>
+          <w:tcPr>
+            <w:tcW w:type="dxa" w:w="1171"/>
+            <w:tcMar>
+              <w:top w:type="dxa" w:w="30"/>
+              <w:left w:type="dxa" w:w="70"/>
+              <w:bottom w:type="dxa" w:w="30"/>
+              <w:right w:type="dxa" w:w="70"/>
+            </w:tcMar>
+          </w:tcPr>
+          <w:p>
+            <w:pPr>
+              <w:jc w:val="left"/>
+            </w:pPr>
+            <w:r>
+              <w:rPr>
+                <w:sz w:val="15"/>
+                <w:szCs w:val="15"/>
+                <w:rFonts w:ascii="Calibri" w:cs="Calibri" w:eastAsia="Calibri" w:hAnsi="Calibri"/>
+              </w:rPr>
               <w:t xml:space="preserve">—</w:t>
             </w:r>
           </w:p>
         </w:tc>
         <w:tc>
           <w:tcPr>
-            <w:tcW w:type="dxa" w:w="1171"/>
-            <w:tcMar>
-              <w:top w:type="dxa" w:w="30"/>
-              <w:left w:type="dxa" w:w="70"/>
-              <w:bottom w:type="dxa" w:w="30"/>
-              <w:right w:type="dxa" w:w="70"/>
-            </w:tcMar>
-          </w:tcPr>
-          <w:p>
-            <w:pPr>
-              <w:jc w:val="left"/>
-            </w:pPr>
-            <w:r>
-              <w:rPr>
-                <w:sz w:val="15"/>
-                <w:szCs w:val="15"/>
-                <w:rFonts w:ascii="Calibri" w:cs="Calibri" w:eastAsia="Calibri" w:hAnsi="Calibri"/>
-              </w:rPr>
-              <w:t xml:space="preserve">—</w:t>
-            </w:r>
-          </w:p>
-        </w:tc>
-        <w:tc>
-          <w:tcPr>
-            <w:tcW w:type="dxa" w:w="683"/>
-            <w:tcMar>
-              <w:top w:type="dxa" w:w="30"/>
-              <w:left w:type="dxa" w:w="70"/>
-              <w:bottom w:type="dxa" w:w="30"/>
-              <w:right w:type="dxa" w:w="70"/>
-            </w:tcMar>
-          </w:tcPr>
-          <w:p>
-            <w:pPr>
-              <w:jc w:val="left"/>
-            </w:pPr>
-            <w:r>
-              <w:rPr>
-                <w:sz w:val="15"/>
-                <w:szCs w:val="15"/>
-                <w:rFonts w:ascii="Calibri" w:cs="Calibri" w:eastAsia="Calibri" w:hAnsi="Calibri"/>
-              </w:rPr>
-              <w:t xml:space="preserve">un</w:t>
+            <w:tcW w:type="dxa" w:w="683"/>
+            <w:tcMar>
+              <w:top w:type="dxa" w:w="30"/>
+              <w:left w:type="dxa" w:w="70"/>
+              <w:bottom w:type="dxa" w:w="30"/>
+              <w:right w:type="dxa" w:w="70"/>
+            </w:tcMar>
+          </w:tcPr>
+          <w:p>
+            <w:pPr>
+              <w:jc w:val="left"/>
+            </w:pPr>
+            <w:r>
+              <w:rPr>
+                <w:sz w:val="15"/>
+                <w:szCs w:val="15"/>
+                <w:rFonts w:ascii="Calibri" w:cs="Calibri" w:eastAsia="Calibri" w:hAnsi="Calibri"/>
+              </w:rPr>
+              <w:t xml:space="preserve">m</w:t>
             </w:r>
           </w:p>
         </w:tc>
@@ -12442,7 +12591,7 @@
                 <w:szCs w:val="15"/>
                 <w:rFonts w:ascii="Calibri" w:cs="Calibri" w:eastAsia="Calibri" w:hAnsi="Calibri"/>
               </w:rPr>
-              <w:t xml:space="preserve">4</w:t>
+              <w:t xml:space="preserve">63</w:t>
             </w:r>
           </w:p>
         </w:tc>
@@ -12471,7 +12620,7 @@
                 <w:szCs w:val="15"/>
                 <w:rFonts w:ascii="Calibri" w:cs="Calibri" w:eastAsia="Calibri" w:hAnsi="Calibri"/>
               </w:rPr>
-              <w:t xml:space="preserve">69</w:t>
+              <w:t xml:space="preserve">70</w:t>
             </w:r>
           </w:p>
         </w:tc>
@@ -12495,7 +12644,7 @@
                 <w:szCs w:val="15"/>
                 <w:rFonts w:ascii="Calibri" w:cs="Calibri" w:eastAsia="Calibri" w:hAnsi="Calibri"/>
               </w:rPr>
-              <w:t xml:space="preserve">Cabo de cobre nu 16 mm² — interligação das hastes (enterrado a 0,50 m)</w:t>
+              <w:t xml:space="preserve">Suporte isolador ou fixador para condutor da captação (a cada 1 m)</w:t>
             </w:r>
           </w:p>
         </w:tc>
@@ -12519,7 +12668,7 @@
                 <w:szCs w:val="15"/>
                 <w:rFonts w:ascii="Calibri" w:cs="Calibri" w:eastAsia="Calibri" w:hAnsi="Calibri"/>
               </w:rPr>
-              <w:t xml:space="preserve">ABNT NBR 16254</w:t>
+              <w:t xml:space="preserve">ABNT NBR 5419-3</w:t>
             </w:r>
           </w:p>
         </w:tc>
@@ -12567,7 +12716,7 @@
                 <w:szCs w:val="15"/>
                 <w:rFonts w:ascii="Calibri" w:cs="Calibri" w:eastAsia="Calibri" w:hAnsi="Calibri"/>
               </w:rPr>
-              <w:t xml:space="preserve">m</w:t>
+              <w:t xml:space="preserve">un</w:t>
             </w:r>
           </w:p>
         </w:tc>
@@ -12591,7 +12740,7 @@
                 <w:szCs w:val="15"/>
                 <w:rFonts w:ascii="Calibri" w:cs="Calibri" w:eastAsia="Calibri" w:hAnsi="Calibri"/>
               </w:rPr>
-              <w:t xml:space="preserve">8</w:t>
+              <w:t xml:space="preserve">46</w:t>
             </w:r>
           </w:p>
         </w:tc>
@@ -12620,7 +12769,7 @@
                 <w:szCs w:val="15"/>
                 <w:rFonts w:ascii="Calibri" w:cs="Calibri" w:eastAsia="Calibri" w:hAnsi="Calibri"/>
               </w:rPr>
-              <w:t xml:space="preserve">70</w:t>
+              <w:t xml:space="preserve">71</w:t>
             </w:r>
           </w:p>
         </w:tc>
@@ -12644,7 +12793,7 @@
                 <w:szCs w:val="15"/>
                 <w:rFonts w:ascii="Calibri" w:cs="Calibri" w:eastAsia="Calibri" w:hAnsi="Calibri"/>
               </w:rPr>
-              <w:t xml:space="preserve">Condutor de aterramento 16 mm² — da primeira haste ao quadro / BEP</w:t>
+              <w:t xml:space="preserve">Fixador para condutor de descida (a cada 1 m até 20 m e 0,5 m acima)</w:t>
             </w:r>
           </w:p>
         </w:tc>
@@ -12668,7 +12817,7 @@
                 <w:szCs w:val="15"/>
                 <w:rFonts w:ascii="Calibri" w:cs="Calibri" w:eastAsia="Calibri" w:hAnsi="Calibri"/>
               </w:rPr>
-              <w:t xml:space="preserve">ABNT NBR 16254</w:t>
+              <w:t xml:space="preserve">ABNT NBR 5419-3</w:t>
             </w:r>
           </w:p>
         </w:tc>
@@ -12716,7 +12865,7 @@
                 <w:szCs w:val="15"/>
                 <w:rFonts w:ascii="Calibri" w:cs="Calibri" w:eastAsia="Calibri" w:hAnsi="Calibri"/>
               </w:rPr>
-              <w:t xml:space="preserve">m</w:t>
+              <w:t xml:space="preserve">un</w:t>
             </w:r>
           </w:p>
         </w:tc>
@@ -12740,7 +12889,7 @@
                 <w:szCs w:val="15"/>
                 <w:rFonts w:ascii="Calibri" w:cs="Calibri" w:eastAsia="Calibri" w:hAnsi="Calibri"/>
               </w:rPr>
-              <w:t xml:space="preserve">3</w:t>
+              <w:t xml:space="preserve">24</w:t>
             </w:r>
           </w:p>
         </w:tc>
@@ -12769,7 +12918,7 @@
                 <w:szCs w:val="15"/>
                 <w:rFonts w:ascii="Calibri" w:cs="Calibri" w:eastAsia="Calibri" w:hAnsi="Calibri"/>
               </w:rPr>
-              <w:t xml:space="preserve">71</w:t>
+              <w:t xml:space="preserve">72</w:t>
             </w:r>
           </w:p>
         </w:tc>
@@ -12793,7 +12942,7 @@
                 <w:szCs w:val="15"/>
                 <w:rFonts w:ascii="Calibri" w:cs="Calibri" w:eastAsia="Calibri" w:hAnsi="Calibri"/>
               </w:rPr>
-              <w:t xml:space="preserve">Eletroduto de proteção do condutor de aterramento</w:t>
+              <w:t xml:space="preserve">Conector de cruzamento e emenda da malha de captação</w:t>
             </w:r>
           </w:p>
         </w:tc>
@@ -12817,7 +12966,7 @@
                 <w:szCs w:val="15"/>
                 <w:rFonts w:ascii="Calibri" w:cs="Calibri" w:eastAsia="Calibri" w:hAnsi="Calibri"/>
               </w:rPr>
-              <w:t xml:space="preserve">ABNT NBR 15465</w:t>
+              <w:t xml:space="preserve">ABNT NBR 5419-3</w:t>
             </w:r>
           </w:p>
         </w:tc>
@@ -12865,7 +13014,7 @@
                 <w:szCs w:val="15"/>
                 <w:rFonts w:ascii="Calibri" w:cs="Calibri" w:eastAsia="Calibri" w:hAnsi="Calibri"/>
               </w:rPr>
-              <w:t xml:space="preserve">m</w:t>
+              <w:t xml:space="preserve">un</w:t>
             </w:r>
           </w:p>
         </w:tc>
@@ -12889,7 +13038,7 @@
                 <w:szCs w:val="15"/>
                 <w:rFonts w:ascii="Calibri" w:cs="Calibri" w:eastAsia="Calibri" w:hAnsi="Calibri"/>
               </w:rPr>
-              <w:t xml:space="preserve">3</w:t>
+              <w:t xml:space="preserve">4</w:t>
             </w:r>
           </w:p>
         </w:tc>
@@ -12918,7 +13067,7 @@
                 <w:szCs w:val="15"/>
                 <w:rFonts w:ascii="Calibri" w:cs="Calibri" w:eastAsia="Calibri" w:hAnsi="Calibri"/>
               </w:rPr>
-              <w:t xml:space="preserve">72</w:t>
+              <w:t xml:space="preserve">73</w:t>
             </w:r>
           </w:p>
         </w:tc>
@@ -12942,7 +13091,7 @@
                 <w:szCs w:val="15"/>
                 <w:rFonts w:ascii="Calibri" w:cs="Calibri" w:eastAsia="Calibri" w:hAnsi="Calibri"/>
               </w:rPr>
-              <w:t xml:space="preserve">Barramento de equipotencialização principal (BEP) em cobre</w:t>
+              <w:t xml:space="preserve">Conector de medição (desconexão para ensaio) em cada descida</w:t>
             </w:r>
           </w:p>
         </w:tc>
@@ -12966,7 +13115,7 @@
                 <w:szCs w:val="15"/>
                 <w:rFonts w:ascii="Calibri" w:cs="Calibri" w:eastAsia="Calibri" w:hAnsi="Calibri"/>
               </w:rPr>
-              <w:t xml:space="preserve">ABNT NBR 5410 (6.4.2)</w:t>
+              <w:t xml:space="preserve">ABNT NBR 5419-3</w:t>
             </w:r>
           </w:p>
         </w:tc>
@@ -13015,6 +13164,602 @@
                 <w:rFonts w:ascii="Calibri" w:cs="Calibri" w:eastAsia="Calibri" w:hAnsi="Calibri"/>
               </w:rPr>
               <w:t xml:space="preserve">un</w:t>
+            </w:r>
+          </w:p>
+        </w:tc>
+        <w:tc>
+          <w:tcPr>
+            <w:tcW w:type="dxa" w:w="878"/>
+            <w:tcMar>
+              <w:top w:type="dxa" w:w="30"/>
+              <w:left w:type="dxa" w:w="70"/>
+              <w:bottom w:type="dxa" w:w="30"/>
+              <w:right w:type="dxa" w:w="70"/>
+            </w:tcMar>
+          </w:tcPr>
+          <w:p>
+            <w:pPr>
+              <w:jc w:val="right"/>
+            </w:pPr>
+            <w:r>
+              <w:rPr>
+                <w:sz w:val="15"/>
+                <w:szCs w:val="15"/>
+                <w:rFonts w:ascii="Calibri" w:cs="Calibri" w:eastAsia="Calibri" w:hAnsi="Calibri"/>
+              </w:rPr>
+              <w:t xml:space="preserve">4</w:t>
+            </w:r>
+          </w:p>
+        </w:tc>
+      </w:tr>
+      <w:tr>
+        <w:trPr>
+          <w:cantSplit/>
+        </w:trPr>
+        <w:tc>
+          <w:tcPr>
+            <w:tcW w:type="dxa" w:w="683"/>
+            <w:tcMar>
+              <w:top w:type="dxa" w:w="30"/>
+              <w:left w:type="dxa" w:w="70"/>
+              <w:bottom w:type="dxa" w:w="30"/>
+              <w:right w:type="dxa" w:w="70"/>
+            </w:tcMar>
+          </w:tcPr>
+          <w:p>
+            <w:pPr>
+              <w:jc w:val="left"/>
+            </w:pPr>
+            <w:r>
+              <w:rPr>
+                <w:sz w:val="15"/>
+                <w:szCs w:val="15"/>
+                <w:rFonts w:ascii="Calibri" w:cs="Calibri" w:eastAsia="Calibri" w:hAnsi="Calibri"/>
+              </w:rPr>
+              <w:t xml:space="preserve">74</w:t>
+            </w:r>
+          </w:p>
+        </w:tc>
+        <w:tc>
+          <w:tcPr>
+            <w:tcW w:type="dxa" w:w="4390"/>
+            <w:tcMar>
+              <w:top w:type="dxa" w:w="30"/>
+              <w:left w:type="dxa" w:w="70"/>
+              <w:bottom w:type="dxa" w:w="30"/>
+              <w:right w:type="dxa" w:w="70"/>
+            </w:tcMar>
+          </w:tcPr>
+          <w:p>
+            <w:pPr>
+              <w:jc w:val="left"/>
+            </w:pPr>
+            <w:r>
+              <w:rPr>
+                <w:sz w:val="15"/>
+                <w:szCs w:val="15"/>
+                <w:rFonts w:ascii="Calibri" w:cs="Calibri" w:eastAsia="Calibri" w:hAnsi="Calibri"/>
+              </w:rPr>
+              <w:t xml:space="preserve">Eletroduto de PVC rígido para proteção mecânica da descida junto ao solo (2,5 m por descida)</w:t>
+            </w:r>
+          </w:p>
+        </w:tc>
+        <w:tc>
+          <w:tcPr>
+            <w:tcW w:type="dxa" w:w="1951"/>
+            <w:tcMar>
+              <w:top w:type="dxa" w:w="30"/>
+              <w:left w:type="dxa" w:w="70"/>
+              <w:bottom w:type="dxa" w:w="30"/>
+              <w:right w:type="dxa" w:w="70"/>
+            </w:tcMar>
+          </w:tcPr>
+          <w:p>
+            <w:pPr>
+              <w:jc w:val="left"/>
+            </w:pPr>
+            <w:r>
+              <w:rPr>
+                <w:sz w:val="15"/>
+                <w:szCs w:val="15"/>
+                <w:rFonts w:ascii="Calibri" w:cs="Calibri" w:eastAsia="Calibri" w:hAnsi="Calibri"/>
+              </w:rPr>
+              <w:t xml:space="preserve">ABNT NBR 15465</w:t>
+            </w:r>
+          </w:p>
+        </w:tc>
+        <w:tc>
+          <w:tcPr>
+            <w:tcW w:type="dxa" w:w="1171"/>
+            <w:tcMar>
+              <w:top w:type="dxa" w:w="30"/>
+              <w:left w:type="dxa" w:w="70"/>
+              <w:bottom w:type="dxa" w:w="30"/>
+              <w:right w:type="dxa" w:w="70"/>
+            </w:tcMar>
+          </w:tcPr>
+          <w:p>
+            <w:pPr>
+              <w:jc w:val="left"/>
+            </w:pPr>
+            <w:r>
+              <w:rPr>
+                <w:sz w:val="15"/>
+                <w:szCs w:val="15"/>
+                <w:rFonts w:ascii="Calibri" w:cs="Calibri" w:eastAsia="Calibri" w:hAnsi="Calibri"/>
+              </w:rPr>
+              <w:t xml:space="preserve">—</w:t>
+            </w:r>
+          </w:p>
+        </w:tc>
+        <w:tc>
+          <w:tcPr>
+            <w:tcW w:type="dxa" w:w="683"/>
+            <w:tcMar>
+              <w:top w:type="dxa" w:w="30"/>
+              <w:left w:type="dxa" w:w="70"/>
+              <w:bottom w:type="dxa" w:w="30"/>
+              <w:right w:type="dxa" w:w="70"/>
+            </w:tcMar>
+          </w:tcPr>
+          <w:p>
+            <w:pPr>
+              <w:jc w:val="left"/>
+            </w:pPr>
+            <w:r>
+              <w:rPr>
+                <w:sz w:val="15"/>
+                <w:szCs w:val="15"/>
+                <w:rFonts w:ascii="Calibri" w:cs="Calibri" w:eastAsia="Calibri" w:hAnsi="Calibri"/>
+              </w:rPr>
+              <w:t xml:space="preserve">m</w:t>
+            </w:r>
+          </w:p>
+        </w:tc>
+        <w:tc>
+          <w:tcPr>
+            <w:tcW w:type="dxa" w:w="878"/>
+            <w:tcMar>
+              <w:top w:type="dxa" w:w="30"/>
+              <w:left w:type="dxa" w:w="70"/>
+              <w:bottom w:type="dxa" w:w="30"/>
+              <w:right w:type="dxa" w:w="70"/>
+            </w:tcMar>
+          </w:tcPr>
+          <w:p>
+            <w:pPr>
+              <w:jc w:val="right"/>
+            </w:pPr>
+            <w:r>
+              <w:rPr>
+                <w:sz w:val="15"/>
+                <w:szCs w:val="15"/>
+                <w:rFonts w:ascii="Calibri" w:cs="Calibri" w:eastAsia="Calibri" w:hAnsi="Calibri"/>
+              </w:rPr>
+              <w:t xml:space="preserve">10</w:t>
+            </w:r>
+          </w:p>
+        </w:tc>
+      </w:tr>
+      <w:tr>
+        <w:trPr>
+          <w:cantSplit/>
+        </w:trPr>
+        <w:tc>
+          <w:tcPr>
+            <w:tcW w:type="dxa" w:w="683"/>
+            <w:tcMar>
+              <w:top w:type="dxa" w:w="30"/>
+              <w:left w:type="dxa" w:w="70"/>
+              <w:bottom w:type="dxa" w:w="30"/>
+              <w:right w:type="dxa" w:w="70"/>
+            </w:tcMar>
+          </w:tcPr>
+          <w:p>
+            <w:pPr>
+              <w:jc w:val="left"/>
+            </w:pPr>
+            <w:r>
+              <w:rPr>
+                <w:sz w:val="15"/>
+                <w:szCs w:val="15"/>
+                <w:rFonts w:ascii="Calibri" w:cs="Calibri" w:eastAsia="Calibri" w:hAnsi="Calibri"/>
+              </w:rPr>
+              <w:t xml:space="preserve">75</w:t>
+            </w:r>
+          </w:p>
+        </w:tc>
+        <w:tc>
+          <w:tcPr>
+            <w:tcW w:type="dxa" w:w="4390"/>
+            <w:tcMar>
+              <w:top w:type="dxa" w:w="30"/>
+              <w:left w:type="dxa" w:w="70"/>
+              <w:bottom w:type="dxa" w:w="30"/>
+              <w:right w:type="dxa" w:w="70"/>
+            </w:tcMar>
+          </w:tcPr>
+          <w:p>
+            <w:pPr>
+              <w:jc w:val="left"/>
+            </w:pPr>
+            <w:r>
+              <w:rPr>
+                <w:sz w:val="15"/>
+                <w:szCs w:val="15"/>
+                <w:rFonts w:ascii="Calibri" w:cs="Calibri" w:eastAsia="Calibri" w:hAnsi="Calibri"/>
+              </w:rPr>
+              <w:t xml:space="preserve">Caixa de inspeção do aterramento (ligação descida/anel)</w:t>
+            </w:r>
+          </w:p>
+        </w:tc>
+        <w:tc>
+          <w:tcPr>
+            <w:tcW w:type="dxa" w:w="1951"/>
+            <w:tcMar>
+              <w:top w:type="dxa" w:w="30"/>
+              <w:left w:type="dxa" w:w="70"/>
+              <w:bottom w:type="dxa" w:w="30"/>
+              <w:right w:type="dxa" w:w="70"/>
+            </w:tcMar>
+          </w:tcPr>
+          <w:p>
+            <w:pPr>
+              <w:jc w:val="left"/>
+            </w:pPr>
+            <w:r>
+              <w:rPr>
+                <w:sz w:val="15"/>
+                <w:szCs w:val="15"/>
+                <w:rFonts w:ascii="Calibri" w:cs="Calibri" w:eastAsia="Calibri" w:hAnsi="Calibri"/>
+              </w:rPr>
+              <w:t xml:space="preserve">ABNT NBR 5419-3</w:t>
+            </w:r>
+          </w:p>
+        </w:tc>
+        <w:tc>
+          <w:tcPr>
+            <w:tcW w:type="dxa" w:w="1171"/>
+            <w:tcMar>
+              <w:top w:type="dxa" w:w="30"/>
+              <w:left w:type="dxa" w:w="70"/>
+              <w:bottom w:type="dxa" w:w="30"/>
+              <w:right w:type="dxa" w:w="70"/>
+            </w:tcMar>
+          </w:tcPr>
+          <w:p>
+            <w:pPr>
+              <w:jc w:val="left"/>
+            </w:pPr>
+            <w:r>
+              <w:rPr>
+                <w:sz w:val="15"/>
+                <w:szCs w:val="15"/>
+                <w:rFonts w:ascii="Calibri" w:cs="Calibri" w:eastAsia="Calibri" w:hAnsi="Calibri"/>
+              </w:rPr>
+              <w:t xml:space="preserve">—</w:t>
+            </w:r>
+          </w:p>
+        </w:tc>
+        <w:tc>
+          <w:tcPr>
+            <w:tcW w:type="dxa" w:w="683"/>
+            <w:tcMar>
+              <w:top w:type="dxa" w:w="30"/>
+              <w:left w:type="dxa" w:w="70"/>
+              <w:bottom w:type="dxa" w:w="30"/>
+              <w:right w:type="dxa" w:w="70"/>
+            </w:tcMar>
+          </w:tcPr>
+          <w:p>
+            <w:pPr>
+              <w:jc w:val="left"/>
+            </w:pPr>
+            <w:r>
+              <w:rPr>
+                <w:sz w:val="15"/>
+                <w:szCs w:val="15"/>
+                <w:rFonts w:ascii="Calibri" w:cs="Calibri" w:eastAsia="Calibri" w:hAnsi="Calibri"/>
+              </w:rPr>
+              <w:t xml:space="preserve">un</w:t>
+            </w:r>
+          </w:p>
+        </w:tc>
+        <w:tc>
+          <w:tcPr>
+            <w:tcW w:type="dxa" w:w="878"/>
+            <w:tcMar>
+              <w:top w:type="dxa" w:w="30"/>
+              <w:left w:type="dxa" w:w="70"/>
+              <w:bottom w:type="dxa" w:w="30"/>
+              <w:right w:type="dxa" w:w="70"/>
+            </w:tcMar>
+          </w:tcPr>
+          <w:p>
+            <w:pPr>
+              <w:jc w:val="right"/>
+            </w:pPr>
+            <w:r>
+              <w:rPr>
+                <w:sz w:val="15"/>
+                <w:szCs w:val="15"/>
+                <w:rFonts w:ascii="Calibri" w:cs="Calibri" w:eastAsia="Calibri" w:hAnsi="Calibri"/>
+              </w:rPr>
+              <w:t xml:space="preserve">4</w:t>
+            </w:r>
+          </w:p>
+        </w:tc>
+      </w:tr>
+      <w:tr>
+        <w:trPr>
+          <w:cantSplit/>
+        </w:trPr>
+        <w:tc>
+          <w:tcPr>
+            <w:tcW w:type="dxa" w:w="683"/>
+            <w:tcMar>
+              <w:top w:type="dxa" w:w="30"/>
+              <w:left w:type="dxa" w:w="70"/>
+              <w:bottom w:type="dxa" w:w="30"/>
+              <w:right w:type="dxa" w:w="70"/>
+            </w:tcMar>
+          </w:tcPr>
+          <w:p>
+            <w:pPr>
+              <w:jc w:val="left"/>
+            </w:pPr>
+            <w:r>
+              <w:rPr>
+                <w:sz w:val="15"/>
+                <w:szCs w:val="15"/>
+                <w:rFonts w:ascii="Calibri" w:cs="Calibri" w:eastAsia="Calibri" w:hAnsi="Calibri"/>
+              </w:rPr>
+              <w:t xml:space="preserve">76</w:t>
+            </w:r>
+          </w:p>
+        </w:tc>
+        <w:tc>
+          <w:tcPr>
+            <w:tcW w:type="dxa" w:w="4390"/>
+            <w:tcMar>
+              <w:top w:type="dxa" w:w="30"/>
+              <w:left w:type="dxa" w:w="70"/>
+              <w:bottom w:type="dxa" w:w="30"/>
+              <w:right w:type="dxa" w:w="70"/>
+            </w:tcMar>
+          </w:tcPr>
+          <w:p>
+            <w:pPr>
+              <w:jc w:val="left"/>
+            </w:pPr>
+            <w:r>
+              <w:rPr>
+                <w:sz w:val="15"/>
+                <w:szCs w:val="15"/>
+                <w:rFonts w:ascii="Calibri" w:cs="Calibri" w:eastAsia="Calibri" w:hAnsi="Calibri"/>
+              </w:rPr>
+              <w:t xml:space="preserve">Conexão por solda exotérmica ou conector de compressão (descida/anel e eletrodos)</w:t>
+            </w:r>
+          </w:p>
+        </w:tc>
+        <w:tc>
+          <w:tcPr>
+            <w:tcW w:type="dxa" w:w="1951"/>
+            <w:tcMar>
+              <w:top w:type="dxa" w:w="30"/>
+              <w:left w:type="dxa" w:w="70"/>
+              <w:bottom w:type="dxa" w:w="30"/>
+              <w:right w:type="dxa" w:w="70"/>
+            </w:tcMar>
+          </w:tcPr>
+          <w:p>
+            <w:pPr>
+              <w:jc w:val="left"/>
+            </w:pPr>
+            <w:r>
+              <w:rPr>
+                <w:sz w:val="15"/>
+                <w:szCs w:val="15"/>
+                <w:rFonts w:ascii="Calibri" w:cs="Calibri" w:eastAsia="Calibri" w:hAnsi="Calibri"/>
+              </w:rPr>
+              <w:t xml:space="preserve">ABNT NBR 16254</w:t>
+            </w:r>
+          </w:p>
+        </w:tc>
+        <w:tc>
+          <w:tcPr>
+            <w:tcW w:type="dxa" w:w="1171"/>
+            <w:tcMar>
+              <w:top w:type="dxa" w:w="30"/>
+              <w:left w:type="dxa" w:w="70"/>
+              <w:bottom w:type="dxa" w:w="30"/>
+              <w:right w:type="dxa" w:w="70"/>
+            </w:tcMar>
+          </w:tcPr>
+          <w:p>
+            <w:pPr>
+              <w:jc w:val="left"/>
+            </w:pPr>
+            <w:r>
+              <w:rPr>
+                <w:sz w:val="15"/>
+                <w:szCs w:val="15"/>
+                <w:rFonts w:ascii="Calibri" w:cs="Calibri" w:eastAsia="Calibri" w:hAnsi="Calibri"/>
+              </w:rPr>
+              <w:t xml:space="preserve">—</w:t>
+            </w:r>
+          </w:p>
+        </w:tc>
+        <w:tc>
+          <w:tcPr>
+            <w:tcW w:type="dxa" w:w="683"/>
+            <w:tcMar>
+              <w:top w:type="dxa" w:w="30"/>
+              <w:left w:type="dxa" w:w="70"/>
+              <w:bottom w:type="dxa" w:w="30"/>
+              <w:right w:type="dxa" w:w="70"/>
+            </w:tcMar>
+          </w:tcPr>
+          <w:p>
+            <w:pPr>
+              <w:jc w:val="left"/>
+            </w:pPr>
+            <w:r>
+              <w:rPr>
+                <w:sz w:val="15"/>
+                <w:szCs w:val="15"/>
+                <w:rFonts w:ascii="Calibri" w:cs="Calibri" w:eastAsia="Calibri" w:hAnsi="Calibri"/>
+              </w:rPr>
+              <w:t xml:space="preserve">un</w:t>
+            </w:r>
+          </w:p>
+        </w:tc>
+        <w:tc>
+          <w:tcPr>
+            <w:tcW w:type="dxa" w:w="878"/>
+            <w:tcMar>
+              <w:top w:type="dxa" w:w="30"/>
+              <w:left w:type="dxa" w:w="70"/>
+              <w:bottom w:type="dxa" w:w="30"/>
+              <w:right w:type="dxa" w:w="70"/>
+            </w:tcMar>
+          </w:tcPr>
+          <w:p>
+            <w:pPr>
+              <w:jc w:val="right"/>
+            </w:pPr>
+            <w:r>
+              <w:rPr>
+                <w:sz w:val="15"/>
+                <w:szCs w:val="15"/>
+                <w:rFonts w:ascii="Calibri" w:cs="Calibri" w:eastAsia="Calibri" w:hAnsi="Calibri"/>
+              </w:rPr>
+              <w:t xml:space="preserve">4</w:t>
+            </w:r>
+          </w:p>
+        </w:tc>
+      </w:tr>
+      <w:tr>
+        <w:trPr>
+          <w:cantSplit/>
+        </w:trPr>
+        <w:tc>
+          <w:tcPr>
+            <w:tcW w:type="dxa" w:w="683"/>
+            <w:tcMar>
+              <w:top w:type="dxa" w:w="30"/>
+              <w:left w:type="dxa" w:w="70"/>
+              <w:bottom w:type="dxa" w:w="30"/>
+              <w:right w:type="dxa" w:w="70"/>
+            </w:tcMar>
+          </w:tcPr>
+          <w:p>
+            <w:pPr>
+              <w:jc w:val="left"/>
+            </w:pPr>
+            <w:r>
+              <w:rPr>
+                <w:sz w:val="15"/>
+                <w:szCs w:val="15"/>
+                <w:rFonts w:ascii="Calibri" w:cs="Calibri" w:eastAsia="Calibri" w:hAnsi="Calibri"/>
+              </w:rPr>
+              <w:t xml:space="preserve">77</w:t>
+            </w:r>
+          </w:p>
+        </w:tc>
+        <w:tc>
+          <w:tcPr>
+            <w:tcW w:type="dxa" w:w="4390"/>
+            <w:tcMar>
+              <w:top w:type="dxa" w:w="30"/>
+              <w:left w:type="dxa" w:w="70"/>
+              <w:bottom w:type="dxa" w:w="30"/>
+              <w:right w:type="dxa" w:w="70"/>
+            </w:tcMar>
+          </w:tcPr>
+          <w:p>
+            <w:pPr>
+              <w:jc w:val="left"/>
+            </w:pPr>
+            <w:r>
+              <w:rPr>
+                <w:sz w:val="15"/>
+                <w:szCs w:val="15"/>
+                <w:rFonts w:ascii="Calibri" w:cs="Calibri" w:eastAsia="Calibri" w:hAnsi="Calibri"/>
+              </w:rPr>
+              <w:t xml:space="preserve">Ligação do anel de aterramento ao barramento de equipotencialização principal (BEP)</w:t>
+            </w:r>
+          </w:p>
+        </w:tc>
+        <w:tc>
+          <w:tcPr>
+            <w:tcW w:type="dxa" w:w="1951"/>
+            <w:tcMar>
+              <w:top w:type="dxa" w:w="30"/>
+              <w:left w:type="dxa" w:w="70"/>
+              <w:bottom w:type="dxa" w:w="30"/>
+              <w:right w:type="dxa" w:w="70"/>
+            </w:tcMar>
+          </w:tcPr>
+          <w:p>
+            <w:pPr>
+              <w:jc w:val="left"/>
+            </w:pPr>
+            <w:r>
+              <w:rPr>
+                <w:sz w:val="15"/>
+                <w:szCs w:val="15"/>
+                <w:rFonts w:ascii="Calibri" w:cs="Calibri" w:eastAsia="Calibri" w:hAnsi="Calibri"/>
+              </w:rPr>
+              <w:t xml:space="preserve">ABNT NBR 5419-3; NBR 5410</w:t>
+            </w:r>
+          </w:p>
+        </w:tc>
+        <w:tc>
+          <w:tcPr>
+            <w:tcW w:type="dxa" w:w="1171"/>
+            <w:tcMar>
+              <w:top w:type="dxa" w:w="30"/>
+              <w:left w:type="dxa" w:w="70"/>
+              <w:bottom w:type="dxa" w:w="30"/>
+              <w:right w:type="dxa" w:w="70"/>
+            </w:tcMar>
+          </w:tcPr>
+          <w:p>
+            <w:pPr>
+              <w:jc w:val="left"/>
+            </w:pPr>
+            <w:r>
+              <w:rPr>
+                <w:sz w:val="15"/>
+                <w:szCs w:val="15"/>
+                <w:rFonts w:ascii="Calibri" w:cs="Calibri" w:eastAsia="Calibri" w:hAnsi="Calibri"/>
+              </w:rPr>
+              <w:t xml:space="preserve">—</w:t>
+            </w:r>
+          </w:p>
+        </w:tc>
+        <w:tc>
+          <w:tcPr>
+            <w:tcW w:type="dxa" w:w="683"/>
+            <w:tcMar>
+              <w:top w:type="dxa" w:w="30"/>
+              <w:left w:type="dxa" w:w="70"/>
+              <w:bottom w:type="dxa" w:w="30"/>
+              <w:right w:type="dxa" w:w="70"/>
+            </w:tcMar>
+          </w:tcPr>
+          <w:p>
+            <w:pPr>
+              <w:jc w:val="left"/>
+            </w:pPr>
+            <w:r>
+              <w:rPr>
+                <w:sz w:val="15"/>
+                <w:szCs w:val="15"/>
+                <w:rFonts w:ascii="Calibri" w:cs="Calibri" w:eastAsia="Calibri" w:hAnsi="Calibri"/>
+              </w:rPr>
+              <w:t xml:space="preserve">vb</w:t>
             </w:r>
           </w:p>
         </w:tc>
@@ -13068,7 +13813,7 @@
           <w:szCs w:val="22"/>
           <w:rFonts w:ascii="Calibri" w:cs="Calibri" w:eastAsia="Calibri" w:hAnsi="Calibri"/>
         </w:rPr>
-        <w:t xml:space="preserve"> 10 Materiais diversos</w:t>
+        <w:t xml:space="preserve"> 10 Aterramento e equipotencialização</w:t>
       </w:r>
     </w:p>
     <w:tbl>
@@ -13283,7 +14028,7 @@
                 <w:szCs w:val="15"/>
                 <w:rFonts w:ascii="Calibri" w:cs="Calibri" w:eastAsia="Calibri" w:hAnsi="Calibri"/>
               </w:rPr>
-              <w:t xml:space="preserve">73</w:t>
+              <w:t xml:space="preserve">78</w:t>
             </w:r>
           </w:p>
         </w:tc>
@@ -13307,7 +14052,7 @@
                 <w:szCs w:val="15"/>
                 <w:rFonts w:ascii="Calibri" w:cs="Calibri" w:eastAsia="Calibri" w:hAnsi="Calibri"/>
               </w:rPr>
-              <w:t xml:space="preserve">Conector de emenda/derivação por alavanca (2 a 5 vias)</w:t>
+              <w:t xml:space="preserve">Haste de aterramento aço-cobreada (NBR 13571) — 3/4" × 2,40 m</w:t>
             </w:r>
           </w:p>
         </w:tc>
@@ -13331,36 +14076,36 @@
                 <w:szCs w:val="15"/>
                 <w:rFonts w:ascii="Calibri" w:cs="Calibri" w:eastAsia="Calibri" w:hAnsi="Calibri"/>
               </w:rPr>
+              <w:t xml:space="preserve">ABNT NBR 13571</w:t>
+            </w:r>
+          </w:p>
+        </w:tc>
+        <w:tc>
+          <w:tcPr>
+            <w:tcW w:type="dxa" w:w="1171"/>
+            <w:tcMar>
+              <w:top w:type="dxa" w:w="30"/>
+              <w:left w:type="dxa" w:w="70"/>
+              <w:bottom w:type="dxa" w:w="30"/>
+              <w:right w:type="dxa" w:w="70"/>
+            </w:tcMar>
+          </w:tcPr>
+          <w:p>
+            <w:pPr>
+              <w:jc w:val="left"/>
+            </w:pPr>
+            <w:r>
+              <w:rPr>
+                <w:sz w:val="15"/>
+                <w:szCs w:val="15"/>
+                <w:rFonts w:ascii="Calibri" w:cs="Calibri" w:eastAsia="Calibri" w:hAnsi="Calibri"/>
+              </w:rPr>
               <w:t xml:space="preserve">—</w:t>
             </w:r>
           </w:p>
         </w:tc>
         <w:tc>
           <w:tcPr>
-            <w:tcW w:type="dxa" w:w="1171"/>
-            <w:tcMar>
-              <w:top w:type="dxa" w:w="30"/>
-              <w:left w:type="dxa" w:w="70"/>
-              <w:bottom w:type="dxa" w:w="30"/>
-              <w:right w:type="dxa" w:w="70"/>
-            </w:tcMar>
-          </w:tcPr>
-          <w:p>
-            <w:pPr>
-              <w:jc w:val="left"/>
-            </w:pPr>
-            <w:r>
-              <w:rPr>
-                <w:sz w:val="15"/>
-                <w:szCs w:val="15"/>
-                <w:rFonts w:ascii="Calibri" w:cs="Calibri" w:eastAsia="Calibri" w:hAnsi="Calibri"/>
-              </w:rPr>
-              <w:t xml:space="preserve">—</w:t>
-            </w:r>
-          </w:p>
-        </w:tc>
-        <w:tc>
-          <w:tcPr>
             <w:tcW w:type="dxa" w:w="683"/>
             <w:tcMar>
               <w:top w:type="dxa" w:w="30"/>
@@ -13403,7 +14148,7 @@
                 <w:szCs w:val="15"/>
                 <w:rFonts w:ascii="Calibri" w:cs="Calibri" w:eastAsia="Calibri" w:hAnsi="Calibri"/>
               </w:rPr>
-              <w:t xml:space="preserve">40</w:t>
+              <w:t xml:space="preserve">4</w:t>
             </w:r>
           </w:p>
         </w:tc>
@@ -13432,7 +14177,7 @@
                 <w:szCs w:val="15"/>
                 <w:rFonts w:ascii="Calibri" w:cs="Calibri" w:eastAsia="Calibri" w:hAnsi="Calibri"/>
               </w:rPr>
-              <w:t xml:space="preserve">74</w:t>
+              <w:t xml:space="preserve">79</w:t>
             </w:r>
           </w:p>
         </w:tc>
@@ -13456,7 +14201,7 @@
                 <w:szCs w:val="15"/>
                 <w:rFonts w:ascii="Calibri" w:cs="Calibri" w:eastAsia="Calibri" w:hAnsi="Calibri"/>
               </w:rPr>
-              <w:t xml:space="preserve">Fita isolante de PVC 19 mm × 20 m</w:t>
+              <w:t xml:space="preserve">Conector cabo–haste (cunha, grampo ou solda exotérmica)</w:t>
             </w:r>
           </w:p>
         </w:tc>
@@ -13480,55 +14225,55 @@
                 <w:szCs w:val="15"/>
                 <w:rFonts w:ascii="Calibri" w:cs="Calibri" w:eastAsia="Calibri" w:hAnsi="Calibri"/>
               </w:rPr>
+              <w:t xml:space="preserve">ABNT NBR 16254</w:t>
+            </w:r>
+          </w:p>
+        </w:tc>
+        <w:tc>
+          <w:tcPr>
+            <w:tcW w:type="dxa" w:w="1171"/>
+            <w:tcMar>
+              <w:top w:type="dxa" w:w="30"/>
+              <w:left w:type="dxa" w:w="70"/>
+              <w:bottom w:type="dxa" w:w="30"/>
+              <w:right w:type="dxa" w:w="70"/>
+            </w:tcMar>
+          </w:tcPr>
+          <w:p>
+            <w:pPr>
+              <w:jc w:val="left"/>
+            </w:pPr>
+            <w:r>
+              <w:rPr>
+                <w:sz w:val="15"/>
+                <w:szCs w:val="15"/>
+                <w:rFonts w:ascii="Calibri" w:cs="Calibri" w:eastAsia="Calibri" w:hAnsi="Calibri"/>
+              </w:rPr>
               <w:t xml:space="preserve">—</w:t>
             </w:r>
           </w:p>
         </w:tc>
         <w:tc>
           <w:tcPr>
-            <w:tcW w:type="dxa" w:w="1171"/>
-            <w:tcMar>
-              <w:top w:type="dxa" w:w="30"/>
-              <w:left w:type="dxa" w:w="70"/>
-              <w:bottom w:type="dxa" w:w="30"/>
-              <w:right w:type="dxa" w:w="70"/>
-            </w:tcMar>
-          </w:tcPr>
-          <w:p>
-            <w:pPr>
-              <w:jc w:val="left"/>
-            </w:pPr>
-            <w:r>
-              <w:rPr>
-                <w:sz w:val="15"/>
-                <w:szCs w:val="15"/>
-                <w:rFonts w:ascii="Calibri" w:cs="Calibri" w:eastAsia="Calibri" w:hAnsi="Calibri"/>
-              </w:rPr>
-              <w:t xml:space="preserve">—</w:t>
-            </w:r>
-          </w:p>
-        </w:tc>
-        <w:tc>
-          <w:tcPr>
-            <w:tcW w:type="dxa" w:w="683"/>
-            <w:tcMar>
-              <w:top w:type="dxa" w:w="30"/>
-              <w:left w:type="dxa" w:w="70"/>
-              <w:bottom w:type="dxa" w:w="30"/>
-              <w:right w:type="dxa" w:w="70"/>
-            </w:tcMar>
-          </w:tcPr>
-          <w:p>
-            <w:pPr>
-              <w:jc w:val="left"/>
-            </w:pPr>
-            <w:r>
-              <w:rPr>
-                <w:sz w:val="15"/>
-                <w:szCs w:val="15"/>
-                <w:rFonts w:ascii="Calibri" w:cs="Calibri" w:eastAsia="Calibri" w:hAnsi="Calibri"/>
-              </w:rPr>
-              <w:t xml:space="preserve">rolo</w:t>
+            <w:tcW w:type="dxa" w:w="683"/>
+            <w:tcMar>
+              <w:top w:type="dxa" w:w="30"/>
+              <w:left w:type="dxa" w:w="70"/>
+              <w:bottom w:type="dxa" w:w="30"/>
+              <w:right w:type="dxa" w:w="70"/>
+            </w:tcMar>
+          </w:tcPr>
+          <w:p>
+            <w:pPr>
+              <w:jc w:val="left"/>
+            </w:pPr>
+            <w:r>
+              <w:rPr>
+                <w:sz w:val="15"/>
+                <w:szCs w:val="15"/>
+                <w:rFonts w:ascii="Calibri" w:cs="Calibri" w:eastAsia="Calibri" w:hAnsi="Calibri"/>
+              </w:rPr>
+              <w:t xml:space="preserve">un</w:t>
             </w:r>
           </w:p>
         </w:tc>
@@ -13552,7 +14297,7 @@
                 <w:szCs w:val="15"/>
                 <w:rFonts w:ascii="Calibri" w:cs="Calibri" w:eastAsia="Calibri" w:hAnsi="Calibri"/>
               </w:rPr>
-              <w:t xml:space="preserve">5</w:t>
+              <w:t xml:space="preserve">4</w:t>
             </w:r>
           </w:p>
         </w:tc>
@@ -13581,7 +14326,1266 @@
                 <w:szCs w:val="15"/>
                 <w:rFonts w:ascii="Calibri" w:cs="Calibri" w:eastAsia="Calibri" w:hAnsi="Calibri"/>
               </w:rPr>
-              <w:t xml:space="preserve">75</w:t>
+              <w:t xml:space="preserve">80</w:t>
+            </w:r>
+          </w:p>
+        </w:tc>
+        <w:tc>
+          <w:tcPr>
+            <w:tcW w:type="dxa" w:w="4390"/>
+            <w:tcMar>
+              <w:top w:type="dxa" w:w="30"/>
+              <w:left w:type="dxa" w:w="70"/>
+              <w:bottom w:type="dxa" w:w="30"/>
+              <w:right w:type="dxa" w:w="70"/>
+            </w:tcMar>
+          </w:tcPr>
+          <w:p>
+            <w:pPr>
+              <w:jc w:val="left"/>
+            </w:pPr>
+            <w:r>
+              <w:rPr>
+                <w:sz w:val="15"/>
+                <w:szCs w:val="15"/>
+                <w:rFonts w:ascii="Calibri" w:cs="Calibri" w:eastAsia="Calibri" w:hAnsi="Calibri"/>
+              </w:rPr>
+              <w:t xml:space="preserve">Caixa de inspeção de aterramento com tampa</w:t>
+            </w:r>
+          </w:p>
+        </w:tc>
+        <w:tc>
+          <w:tcPr>
+            <w:tcW w:type="dxa" w:w="1951"/>
+            <w:tcMar>
+              <w:top w:type="dxa" w:w="30"/>
+              <w:left w:type="dxa" w:w="70"/>
+              <w:bottom w:type="dxa" w:w="30"/>
+              <w:right w:type="dxa" w:w="70"/>
+            </w:tcMar>
+          </w:tcPr>
+          <w:p>
+            <w:pPr>
+              <w:jc w:val="left"/>
+            </w:pPr>
+            <w:r>
+              <w:rPr>
+                <w:sz w:val="15"/>
+                <w:szCs w:val="15"/>
+                <w:rFonts w:ascii="Calibri" w:cs="Calibri" w:eastAsia="Calibri" w:hAnsi="Calibri"/>
+              </w:rPr>
+              <w:t xml:space="preserve">—</w:t>
+            </w:r>
+          </w:p>
+        </w:tc>
+        <w:tc>
+          <w:tcPr>
+            <w:tcW w:type="dxa" w:w="1171"/>
+            <w:tcMar>
+              <w:top w:type="dxa" w:w="30"/>
+              <w:left w:type="dxa" w:w="70"/>
+              <w:bottom w:type="dxa" w:w="30"/>
+              <w:right w:type="dxa" w:w="70"/>
+            </w:tcMar>
+          </w:tcPr>
+          <w:p>
+            <w:pPr>
+              <w:jc w:val="left"/>
+            </w:pPr>
+            <w:r>
+              <w:rPr>
+                <w:sz w:val="15"/>
+                <w:szCs w:val="15"/>
+                <w:rFonts w:ascii="Calibri" w:cs="Calibri" w:eastAsia="Calibri" w:hAnsi="Calibri"/>
+              </w:rPr>
+              <w:t xml:space="preserve">—</w:t>
+            </w:r>
+          </w:p>
+        </w:tc>
+        <w:tc>
+          <w:tcPr>
+            <w:tcW w:type="dxa" w:w="683"/>
+            <w:tcMar>
+              <w:top w:type="dxa" w:w="30"/>
+              <w:left w:type="dxa" w:w="70"/>
+              <w:bottom w:type="dxa" w:w="30"/>
+              <w:right w:type="dxa" w:w="70"/>
+            </w:tcMar>
+          </w:tcPr>
+          <w:p>
+            <w:pPr>
+              <w:jc w:val="left"/>
+            </w:pPr>
+            <w:r>
+              <w:rPr>
+                <w:sz w:val="15"/>
+                <w:szCs w:val="15"/>
+                <w:rFonts w:ascii="Calibri" w:cs="Calibri" w:eastAsia="Calibri" w:hAnsi="Calibri"/>
+              </w:rPr>
+              <w:t xml:space="preserve">un</w:t>
+            </w:r>
+          </w:p>
+        </w:tc>
+        <w:tc>
+          <w:tcPr>
+            <w:tcW w:type="dxa" w:w="878"/>
+            <w:tcMar>
+              <w:top w:type="dxa" w:w="30"/>
+              <w:left w:type="dxa" w:w="70"/>
+              <w:bottom w:type="dxa" w:w="30"/>
+              <w:right w:type="dxa" w:w="70"/>
+            </w:tcMar>
+          </w:tcPr>
+          <w:p>
+            <w:pPr>
+              <w:jc w:val="right"/>
+            </w:pPr>
+            <w:r>
+              <w:rPr>
+                <w:sz w:val="15"/>
+                <w:szCs w:val="15"/>
+                <w:rFonts w:ascii="Calibri" w:cs="Calibri" w:eastAsia="Calibri" w:hAnsi="Calibri"/>
+              </w:rPr>
+              <w:t xml:space="preserve">4</w:t>
+            </w:r>
+          </w:p>
+        </w:tc>
+      </w:tr>
+      <w:tr>
+        <w:trPr>
+          <w:cantSplit/>
+        </w:trPr>
+        <w:tc>
+          <w:tcPr>
+            <w:tcW w:type="dxa" w:w="683"/>
+            <w:tcMar>
+              <w:top w:type="dxa" w:w="30"/>
+              <w:left w:type="dxa" w:w="70"/>
+              <w:bottom w:type="dxa" w:w="30"/>
+              <w:right w:type="dxa" w:w="70"/>
+            </w:tcMar>
+          </w:tcPr>
+          <w:p>
+            <w:pPr>
+              <w:jc w:val="left"/>
+            </w:pPr>
+            <w:r>
+              <w:rPr>
+                <w:sz w:val="15"/>
+                <w:szCs w:val="15"/>
+                <w:rFonts w:ascii="Calibri" w:cs="Calibri" w:eastAsia="Calibri" w:hAnsi="Calibri"/>
+              </w:rPr>
+              <w:t xml:space="preserve">81</w:t>
+            </w:r>
+          </w:p>
+        </w:tc>
+        <w:tc>
+          <w:tcPr>
+            <w:tcW w:type="dxa" w:w="4390"/>
+            <w:tcMar>
+              <w:top w:type="dxa" w:w="30"/>
+              <w:left w:type="dxa" w:w="70"/>
+              <w:bottom w:type="dxa" w:w="30"/>
+              <w:right w:type="dxa" w:w="70"/>
+            </w:tcMar>
+          </w:tcPr>
+          <w:p>
+            <w:pPr>
+              <w:jc w:val="left"/>
+            </w:pPr>
+            <w:r>
+              <w:rPr>
+                <w:sz w:val="15"/>
+                <w:szCs w:val="15"/>
+                <w:rFonts w:ascii="Calibri" w:cs="Calibri" w:eastAsia="Calibri" w:hAnsi="Calibri"/>
+              </w:rPr>
+              <w:t xml:space="preserve">Cabo de cobre nu 16 mm² — interligação das hastes (enterrado a 0,50 m)</w:t>
+            </w:r>
+          </w:p>
+        </w:tc>
+        <w:tc>
+          <w:tcPr>
+            <w:tcW w:type="dxa" w:w="1951"/>
+            <w:tcMar>
+              <w:top w:type="dxa" w:w="30"/>
+              <w:left w:type="dxa" w:w="70"/>
+              <w:bottom w:type="dxa" w:w="30"/>
+              <w:right w:type="dxa" w:w="70"/>
+            </w:tcMar>
+          </w:tcPr>
+          <w:p>
+            <w:pPr>
+              <w:jc w:val="left"/>
+            </w:pPr>
+            <w:r>
+              <w:rPr>
+                <w:sz w:val="15"/>
+                <w:szCs w:val="15"/>
+                <w:rFonts w:ascii="Calibri" w:cs="Calibri" w:eastAsia="Calibri" w:hAnsi="Calibri"/>
+              </w:rPr>
+              <w:t xml:space="preserve">ABNT NBR 16254</w:t>
+            </w:r>
+          </w:p>
+        </w:tc>
+        <w:tc>
+          <w:tcPr>
+            <w:tcW w:type="dxa" w:w="1171"/>
+            <w:tcMar>
+              <w:top w:type="dxa" w:w="30"/>
+              <w:left w:type="dxa" w:w="70"/>
+              <w:bottom w:type="dxa" w:w="30"/>
+              <w:right w:type="dxa" w:w="70"/>
+            </w:tcMar>
+          </w:tcPr>
+          <w:p>
+            <w:pPr>
+              <w:jc w:val="left"/>
+            </w:pPr>
+            <w:r>
+              <w:rPr>
+                <w:sz w:val="15"/>
+                <w:szCs w:val="15"/>
+                <w:rFonts w:ascii="Calibri" w:cs="Calibri" w:eastAsia="Calibri" w:hAnsi="Calibri"/>
+              </w:rPr>
+              <w:t xml:space="preserve">—</w:t>
+            </w:r>
+          </w:p>
+        </w:tc>
+        <w:tc>
+          <w:tcPr>
+            <w:tcW w:type="dxa" w:w="683"/>
+            <w:tcMar>
+              <w:top w:type="dxa" w:w="30"/>
+              <w:left w:type="dxa" w:w="70"/>
+              <w:bottom w:type="dxa" w:w="30"/>
+              <w:right w:type="dxa" w:w="70"/>
+            </w:tcMar>
+          </w:tcPr>
+          <w:p>
+            <w:pPr>
+              <w:jc w:val="left"/>
+            </w:pPr>
+            <w:r>
+              <w:rPr>
+                <w:sz w:val="15"/>
+                <w:szCs w:val="15"/>
+                <w:rFonts w:ascii="Calibri" w:cs="Calibri" w:eastAsia="Calibri" w:hAnsi="Calibri"/>
+              </w:rPr>
+              <w:t xml:space="preserve">m</w:t>
+            </w:r>
+          </w:p>
+        </w:tc>
+        <w:tc>
+          <w:tcPr>
+            <w:tcW w:type="dxa" w:w="878"/>
+            <w:tcMar>
+              <w:top w:type="dxa" w:w="30"/>
+              <w:left w:type="dxa" w:w="70"/>
+              <w:bottom w:type="dxa" w:w="30"/>
+              <w:right w:type="dxa" w:w="70"/>
+            </w:tcMar>
+          </w:tcPr>
+          <w:p>
+            <w:pPr>
+              <w:jc w:val="right"/>
+            </w:pPr>
+            <w:r>
+              <w:rPr>
+                <w:sz w:val="15"/>
+                <w:szCs w:val="15"/>
+                <w:rFonts w:ascii="Calibri" w:cs="Calibri" w:eastAsia="Calibri" w:hAnsi="Calibri"/>
+              </w:rPr>
+              <w:t xml:space="preserve">8</w:t>
+            </w:r>
+          </w:p>
+        </w:tc>
+      </w:tr>
+      <w:tr>
+        <w:trPr>
+          <w:cantSplit/>
+        </w:trPr>
+        <w:tc>
+          <w:tcPr>
+            <w:tcW w:type="dxa" w:w="683"/>
+            <w:tcMar>
+              <w:top w:type="dxa" w:w="30"/>
+              <w:left w:type="dxa" w:w="70"/>
+              <w:bottom w:type="dxa" w:w="30"/>
+              <w:right w:type="dxa" w:w="70"/>
+            </w:tcMar>
+          </w:tcPr>
+          <w:p>
+            <w:pPr>
+              <w:jc w:val="left"/>
+            </w:pPr>
+            <w:r>
+              <w:rPr>
+                <w:sz w:val="15"/>
+                <w:szCs w:val="15"/>
+                <w:rFonts w:ascii="Calibri" w:cs="Calibri" w:eastAsia="Calibri" w:hAnsi="Calibri"/>
+              </w:rPr>
+              <w:t xml:space="preserve">82</w:t>
+            </w:r>
+          </w:p>
+        </w:tc>
+        <w:tc>
+          <w:tcPr>
+            <w:tcW w:type="dxa" w:w="4390"/>
+            <w:tcMar>
+              <w:top w:type="dxa" w:w="30"/>
+              <w:left w:type="dxa" w:w="70"/>
+              <w:bottom w:type="dxa" w:w="30"/>
+              <w:right w:type="dxa" w:w="70"/>
+            </w:tcMar>
+          </w:tcPr>
+          <w:p>
+            <w:pPr>
+              <w:jc w:val="left"/>
+            </w:pPr>
+            <w:r>
+              <w:rPr>
+                <w:sz w:val="15"/>
+                <w:szCs w:val="15"/>
+                <w:rFonts w:ascii="Calibri" w:cs="Calibri" w:eastAsia="Calibri" w:hAnsi="Calibri"/>
+              </w:rPr>
+              <w:t xml:space="preserve">Condutor de aterramento 16 mm² — da primeira haste ao quadro / BEP</w:t>
+            </w:r>
+          </w:p>
+        </w:tc>
+        <w:tc>
+          <w:tcPr>
+            <w:tcW w:type="dxa" w:w="1951"/>
+            <w:tcMar>
+              <w:top w:type="dxa" w:w="30"/>
+              <w:left w:type="dxa" w:w="70"/>
+              <w:bottom w:type="dxa" w:w="30"/>
+              <w:right w:type="dxa" w:w="70"/>
+            </w:tcMar>
+          </w:tcPr>
+          <w:p>
+            <w:pPr>
+              <w:jc w:val="left"/>
+            </w:pPr>
+            <w:r>
+              <w:rPr>
+                <w:sz w:val="15"/>
+                <w:szCs w:val="15"/>
+                <w:rFonts w:ascii="Calibri" w:cs="Calibri" w:eastAsia="Calibri" w:hAnsi="Calibri"/>
+              </w:rPr>
+              <w:t xml:space="preserve">ABNT NBR 16254</w:t>
+            </w:r>
+          </w:p>
+        </w:tc>
+        <w:tc>
+          <w:tcPr>
+            <w:tcW w:type="dxa" w:w="1171"/>
+            <w:tcMar>
+              <w:top w:type="dxa" w:w="30"/>
+              <w:left w:type="dxa" w:w="70"/>
+              <w:bottom w:type="dxa" w:w="30"/>
+              <w:right w:type="dxa" w:w="70"/>
+            </w:tcMar>
+          </w:tcPr>
+          <w:p>
+            <w:pPr>
+              <w:jc w:val="left"/>
+            </w:pPr>
+            <w:r>
+              <w:rPr>
+                <w:sz w:val="15"/>
+                <w:szCs w:val="15"/>
+                <w:rFonts w:ascii="Calibri" w:cs="Calibri" w:eastAsia="Calibri" w:hAnsi="Calibri"/>
+              </w:rPr>
+              <w:t xml:space="preserve">—</w:t>
+            </w:r>
+          </w:p>
+        </w:tc>
+        <w:tc>
+          <w:tcPr>
+            <w:tcW w:type="dxa" w:w="683"/>
+            <w:tcMar>
+              <w:top w:type="dxa" w:w="30"/>
+              <w:left w:type="dxa" w:w="70"/>
+              <w:bottom w:type="dxa" w:w="30"/>
+              <w:right w:type="dxa" w:w="70"/>
+            </w:tcMar>
+          </w:tcPr>
+          <w:p>
+            <w:pPr>
+              <w:jc w:val="left"/>
+            </w:pPr>
+            <w:r>
+              <w:rPr>
+                <w:sz w:val="15"/>
+                <w:szCs w:val="15"/>
+                <w:rFonts w:ascii="Calibri" w:cs="Calibri" w:eastAsia="Calibri" w:hAnsi="Calibri"/>
+              </w:rPr>
+              <w:t xml:space="preserve">m</w:t>
+            </w:r>
+          </w:p>
+        </w:tc>
+        <w:tc>
+          <w:tcPr>
+            <w:tcW w:type="dxa" w:w="878"/>
+            <w:tcMar>
+              <w:top w:type="dxa" w:w="30"/>
+              <w:left w:type="dxa" w:w="70"/>
+              <w:bottom w:type="dxa" w:w="30"/>
+              <w:right w:type="dxa" w:w="70"/>
+            </w:tcMar>
+          </w:tcPr>
+          <w:p>
+            <w:pPr>
+              <w:jc w:val="right"/>
+            </w:pPr>
+            <w:r>
+              <w:rPr>
+                <w:sz w:val="15"/>
+                <w:szCs w:val="15"/>
+                <w:rFonts w:ascii="Calibri" w:cs="Calibri" w:eastAsia="Calibri" w:hAnsi="Calibri"/>
+              </w:rPr>
+              <w:t xml:space="preserve">3</w:t>
+            </w:r>
+          </w:p>
+        </w:tc>
+      </w:tr>
+      <w:tr>
+        <w:trPr>
+          <w:cantSplit/>
+        </w:trPr>
+        <w:tc>
+          <w:tcPr>
+            <w:tcW w:type="dxa" w:w="683"/>
+            <w:tcMar>
+              <w:top w:type="dxa" w:w="30"/>
+              <w:left w:type="dxa" w:w="70"/>
+              <w:bottom w:type="dxa" w:w="30"/>
+              <w:right w:type="dxa" w:w="70"/>
+            </w:tcMar>
+          </w:tcPr>
+          <w:p>
+            <w:pPr>
+              <w:jc w:val="left"/>
+            </w:pPr>
+            <w:r>
+              <w:rPr>
+                <w:sz w:val="15"/>
+                <w:szCs w:val="15"/>
+                <w:rFonts w:ascii="Calibri" w:cs="Calibri" w:eastAsia="Calibri" w:hAnsi="Calibri"/>
+              </w:rPr>
+              <w:t xml:space="preserve">83</w:t>
+            </w:r>
+          </w:p>
+        </w:tc>
+        <w:tc>
+          <w:tcPr>
+            <w:tcW w:type="dxa" w:w="4390"/>
+            <w:tcMar>
+              <w:top w:type="dxa" w:w="30"/>
+              <w:left w:type="dxa" w:w="70"/>
+              <w:bottom w:type="dxa" w:w="30"/>
+              <w:right w:type="dxa" w:w="70"/>
+            </w:tcMar>
+          </w:tcPr>
+          <w:p>
+            <w:pPr>
+              <w:jc w:val="left"/>
+            </w:pPr>
+            <w:r>
+              <w:rPr>
+                <w:sz w:val="15"/>
+                <w:szCs w:val="15"/>
+                <w:rFonts w:ascii="Calibri" w:cs="Calibri" w:eastAsia="Calibri" w:hAnsi="Calibri"/>
+              </w:rPr>
+              <w:t xml:space="preserve">Eletroduto de proteção do condutor de aterramento</w:t>
+            </w:r>
+          </w:p>
+        </w:tc>
+        <w:tc>
+          <w:tcPr>
+            <w:tcW w:type="dxa" w:w="1951"/>
+            <w:tcMar>
+              <w:top w:type="dxa" w:w="30"/>
+              <w:left w:type="dxa" w:w="70"/>
+              <w:bottom w:type="dxa" w:w="30"/>
+              <w:right w:type="dxa" w:w="70"/>
+            </w:tcMar>
+          </w:tcPr>
+          <w:p>
+            <w:pPr>
+              <w:jc w:val="left"/>
+            </w:pPr>
+            <w:r>
+              <w:rPr>
+                <w:sz w:val="15"/>
+                <w:szCs w:val="15"/>
+                <w:rFonts w:ascii="Calibri" w:cs="Calibri" w:eastAsia="Calibri" w:hAnsi="Calibri"/>
+              </w:rPr>
+              <w:t xml:space="preserve">ABNT NBR 15465</w:t>
+            </w:r>
+          </w:p>
+        </w:tc>
+        <w:tc>
+          <w:tcPr>
+            <w:tcW w:type="dxa" w:w="1171"/>
+            <w:tcMar>
+              <w:top w:type="dxa" w:w="30"/>
+              <w:left w:type="dxa" w:w="70"/>
+              <w:bottom w:type="dxa" w:w="30"/>
+              <w:right w:type="dxa" w:w="70"/>
+            </w:tcMar>
+          </w:tcPr>
+          <w:p>
+            <w:pPr>
+              <w:jc w:val="left"/>
+            </w:pPr>
+            <w:r>
+              <w:rPr>
+                <w:sz w:val="15"/>
+                <w:szCs w:val="15"/>
+                <w:rFonts w:ascii="Calibri" w:cs="Calibri" w:eastAsia="Calibri" w:hAnsi="Calibri"/>
+              </w:rPr>
+              <w:t xml:space="preserve">—</w:t>
+            </w:r>
+          </w:p>
+        </w:tc>
+        <w:tc>
+          <w:tcPr>
+            <w:tcW w:type="dxa" w:w="683"/>
+            <w:tcMar>
+              <w:top w:type="dxa" w:w="30"/>
+              <w:left w:type="dxa" w:w="70"/>
+              <w:bottom w:type="dxa" w:w="30"/>
+              <w:right w:type="dxa" w:w="70"/>
+            </w:tcMar>
+          </w:tcPr>
+          <w:p>
+            <w:pPr>
+              <w:jc w:val="left"/>
+            </w:pPr>
+            <w:r>
+              <w:rPr>
+                <w:sz w:val="15"/>
+                <w:szCs w:val="15"/>
+                <w:rFonts w:ascii="Calibri" w:cs="Calibri" w:eastAsia="Calibri" w:hAnsi="Calibri"/>
+              </w:rPr>
+              <w:t xml:space="preserve">m</w:t>
+            </w:r>
+          </w:p>
+        </w:tc>
+        <w:tc>
+          <w:tcPr>
+            <w:tcW w:type="dxa" w:w="878"/>
+            <w:tcMar>
+              <w:top w:type="dxa" w:w="30"/>
+              <w:left w:type="dxa" w:w="70"/>
+              <w:bottom w:type="dxa" w:w="30"/>
+              <w:right w:type="dxa" w:w="70"/>
+            </w:tcMar>
+          </w:tcPr>
+          <w:p>
+            <w:pPr>
+              <w:jc w:val="right"/>
+            </w:pPr>
+            <w:r>
+              <w:rPr>
+                <w:sz w:val="15"/>
+                <w:szCs w:val="15"/>
+                <w:rFonts w:ascii="Calibri" w:cs="Calibri" w:eastAsia="Calibri" w:hAnsi="Calibri"/>
+              </w:rPr>
+              <w:t xml:space="preserve">3</w:t>
+            </w:r>
+          </w:p>
+        </w:tc>
+      </w:tr>
+      <w:tr>
+        <w:trPr>
+          <w:cantSplit/>
+        </w:trPr>
+        <w:tc>
+          <w:tcPr>
+            <w:tcW w:type="dxa" w:w="683"/>
+            <w:tcMar>
+              <w:top w:type="dxa" w:w="30"/>
+              <w:left w:type="dxa" w:w="70"/>
+              <w:bottom w:type="dxa" w:w="30"/>
+              <w:right w:type="dxa" w:w="70"/>
+            </w:tcMar>
+          </w:tcPr>
+          <w:p>
+            <w:pPr>
+              <w:jc w:val="left"/>
+            </w:pPr>
+            <w:r>
+              <w:rPr>
+                <w:sz w:val="15"/>
+                <w:szCs w:val="15"/>
+                <w:rFonts w:ascii="Calibri" w:cs="Calibri" w:eastAsia="Calibri" w:hAnsi="Calibri"/>
+              </w:rPr>
+              <w:t xml:space="preserve">84</w:t>
+            </w:r>
+          </w:p>
+        </w:tc>
+        <w:tc>
+          <w:tcPr>
+            <w:tcW w:type="dxa" w:w="4390"/>
+            <w:tcMar>
+              <w:top w:type="dxa" w:w="30"/>
+              <w:left w:type="dxa" w:w="70"/>
+              <w:bottom w:type="dxa" w:w="30"/>
+              <w:right w:type="dxa" w:w="70"/>
+            </w:tcMar>
+          </w:tcPr>
+          <w:p>
+            <w:pPr>
+              <w:jc w:val="left"/>
+            </w:pPr>
+            <w:r>
+              <w:rPr>
+                <w:sz w:val="15"/>
+                <w:szCs w:val="15"/>
+                <w:rFonts w:ascii="Calibri" w:cs="Calibri" w:eastAsia="Calibri" w:hAnsi="Calibri"/>
+              </w:rPr>
+              <w:t xml:space="preserve">Barramento de equipotencialização principal (BEP) em cobre</w:t>
+            </w:r>
+          </w:p>
+        </w:tc>
+        <w:tc>
+          <w:tcPr>
+            <w:tcW w:type="dxa" w:w="1951"/>
+            <w:tcMar>
+              <w:top w:type="dxa" w:w="30"/>
+              <w:left w:type="dxa" w:w="70"/>
+              <w:bottom w:type="dxa" w:w="30"/>
+              <w:right w:type="dxa" w:w="70"/>
+            </w:tcMar>
+          </w:tcPr>
+          <w:p>
+            <w:pPr>
+              <w:jc w:val="left"/>
+            </w:pPr>
+            <w:r>
+              <w:rPr>
+                <w:sz w:val="15"/>
+                <w:szCs w:val="15"/>
+                <w:rFonts w:ascii="Calibri" w:cs="Calibri" w:eastAsia="Calibri" w:hAnsi="Calibri"/>
+              </w:rPr>
+              <w:t xml:space="preserve">ABNT NBR 5410 (6.4.2)</w:t>
+            </w:r>
+          </w:p>
+        </w:tc>
+        <w:tc>
+          <w:tcPr>
+            <w:tcW w:type="dxa" w:w="1171"/>
+            <w:tcMar>
+              <w:top w:type="dxa" w:w="30"/>
+              <w:left w:type="dxa" w:w="70"/>
+              <w:bottom w:type="dxa" w:w="30"/>
+              <w:right w:type="dxa" w:w="70"/>
+            </w:tcMar>
+          </w:tcPr>
+          <w:p>
+            <w:pPr>
+              <w:jc w:val="left"/>
+            </w:pPr>
+            <w:r>
+              <w:rPr>
+                <w:sz w:val="15"/>
+                <w:szCs w:val="15"/>
+                <w:rFonts w:ascii="Calibri" w:cs="Calibri" w:eastAsia="Calibri" w:hAnsi="Calibri"/>
+              </w:rPr>
+              <w:t xml:space="preserve">—</w:t>
+            </w:r>
+          </w:p>
+        </w:tc>
+        <w:tc>
+          <w:tcPr>
+            <w:tcW w:type="dxa" w:w="683"/>
+            <w:tcMar>
+              <w:top w:type="dxa" w:w="30"/>
+              <w:left w:type="dxa" w:w="70"/>
+              <w:bottom w:type="dxa" w:w="30"/>
+              <w:right w:type="dxa" w:w="70"/>
+            </w:tcMar>
+          </w:tcPr>
+          <w:p>
+            <w:pPr>
+              <w:jc w:val="left"/>
+            </w:pPr>
+            <w:r>
+              <w:rPr>
+                <w:sz w:val="15"/>
+                <w:szCs w:val="15"/>
+                <w:rFonts w:ascii="Calibri" w:cs="Calibri" w:eastAsia="Calibri" w:hAnsi="Calibri"/>
+              </w:rPr>
+              <w:t xml:space="preserve">un</w:t>
+            </w:r>
+          </w:p>
+        </w:tc>
+        <w:tc>
+          <w:tcPr>
+            <w:tcW w:type="dxa" w:w="878"/>
+            <w:tcMar>
+              <w:top w:type="dxa" w:w="30"/>
+              <w:left w:type="dxa" w:w="70"/>
+              <w:bottom w:type="dxa" w:w="30"/>
+              <w:right w:type="dxa" w:w="70"/>
+            </w:tcMar>
+          </w:tcPr>
+          <w:p>
+            <w:pPr>
+              <w:jc w:val="right"/>
+            </w:pPr>
+            <w:r>
+              <w:rPr>
+                <w:sz w:val="15"/>
+                <w:szCs w:val="15"/>
+                <w:rFonts w:ascii="Calibri" w:cs="Calibri" w:eastAsia="Calibri" w:hAnsi="Calibri"/>
+              </w:rPr>
+              <w:t xml:space="preserve">1</w:t>
+            </w:r>
+          </w:p>
+        </w:tc>
+      </w:tr>
+    </w:tbl>
+    <w:p>
+      <w:pPr>
+        <w:spacing w:after="80" w:before="0"/>
+      </w:pPr>
+    </w:p>
+    <w:p>
+      <w:pPr>
+        <w:pStyle w:val="Heading2"/>
+        <w:keepNext/>
+        <w:pBdr>
+          <w:left w:val="single" w:color="0B5A70" w:sz="18"/>
+        </w:pBdr>
+        <w:shd w:fill="E7EDF1" w:color="auto" w:val="clear"/>
+        <w:spacing w:before="280" w:after="120"/>
+      </w:pPr>
+      <w:r>
+        <w:rPr>
+          <w:b/>
+          <w:bCs/>
+          <w:color w:val="1B1F23"/>
+          <w:sz w:val="22"/>
+          <w:szCs w:val="22"/>
+          <w:rFonts w:ascii="Calibri" w:cs="Calibri" w:eastAsia="Calibri" w:hAnsi="Calibri"/>
+        </w:rPr>
+        <w:t xml:space="preserve"> 11 Materiais diversos</w:t>
+      </w:r>
+    </w:p>
+    <w:tbl>
+      <w:tblPr>
+        <w:tblW w:type="pct" w:w="100%"/>
+        <w:tblBorders>
+          <w:top w:val="single" w:color="auto" w:sz="4"/>
+          <w:left w:val="single" w:color="auto" w:sz="4"/>
+          <w:bottom w:val="single" w:color="auto" w:sz="4"/>
+          <w:right w:val="single" w:color="auto" w:sz="4"/>
+          <w:insideH w:val="single" w:color="auto" w:sz="4"/>
+          <w:insideV w:val="single" w:color="auto" w:sz="4"/>
+        </w:tblBorders>
+        <w:tblLayout w:type="fixed"/>
+      </w:tblPr>
+      <w:tblGrid>
+        <w:gridCol w:w="683"/>
+        <w:gridCol w:w="4390"/>
+        <w:gridCol w:w="1951"/>
+        <w:gridCol w:w="1171"/>
+        <w:gridCol w:w="683"/>
+        <w:gridCol w:w="878"/>
+      </w:tblGrid>
+      <w:tr>
+        <w:trPr>
+          <w:tblHeader/>
+        </w:trPr>
+        <w:tc>
+          <w:tcPr>
+            <w:tcW w:type="dxa" w:w="683"/>
+            <w:shd w:fill="E7EDF1" w:color="auto" w:val="clear"/>
+            <w:tcMar>
+              <w:top w:type="dxa" w:w="30"/>
+              <w:left w:type="dxa" w:w="70"/>
+              <w:bottom w:type="dxa" w:w="30"/>
+              <w:right w:type="dxa" w:w="70"/>
+            </w:tcMar>
+          </w:tcPr>
+          <w:p>
+            <w:pPr>
+              <w:jc w:val="left"/>
+            </w:pPr>
+            <w:r>
+              <w:rPr>
+                <w:b/>
+                <w:bCs/>
+                <w:sz w:val="15"/>
+                <w:szCs w:val="15"/>
+                <w:rFonts w:ascii="Calibri" w:cs="Calibri" w:eastAsia="Calibri" w:hAnsi="Calibri"/>
+              </w:rPr>
+              <w:t xml:space="preserve">Item</w:t>
+            </w:r>
+          </w:p>
+        </w:tc>
+        <w:tc>
+          <w:tcPr>
+            <w:tcW w:type="dxa" w:w="4390"/>
+            <w:shd w:fill="E7EDF1" w:color="auto" w:val="clear"/>
+            <w:tcMar>
+              <w:top w:type="dxa" w:w="30"/>
+              <w:left w:type="dxa" w:w="70"/>
+              <w:bottom w:type="dxa" w:w="30"/>
+              <w:right w:type="dxa" w:w="70"/>
+            </w:tcMar>
+          </w:tcPr>
+          <w:p>
+            <w:pPr>
+              <w:jc w:val="left"/>
+            </w:pPr>
+            <w:r>
+              <w:rPr>
+                <w:b/>
+                <w:bCs/>
+                <w:sz w:val="15"/>
+                <w:szCs w:val="15"/>
+                <w:rFonts w:ascii="Calibri" w:cs="Calibri" w:eastAsia="Calibri" w:hAnsi="Calibri"/>
+              </w:rPr>
+              <w:t xml:space="preserve">Descrição / especificação</w:t>
+            </w:r>
+          </w:p>
+        </w:tc>
+        <w:tc>
+          <w:tcPr>
+            <w:tcW w:type="dxa" w:w="1951"/>
+            <w:shd w:fill="E7EDF1" w:color="auto" w:val="clear"/>
+            <w:tcMar>
+              <w:top w:type="dxa" w:w="30"/>
+              <w:left w:type="dxa" w:w="70"/>
+              <w:bottom w:type="dxa" w:w="30"/>
+              <w:right w:type="dxa" w:w="70"/>
+            </w:tcMar>
+          </w:tcPr>
+          <w:p>
+            <w:pPr>
+              <w:jc w:val="left"/>
+            </w:pPr>
+            <w:r>
+              <w:rPr>
+                <w:b/>
+                <w:bCs/>
+                <w:sz w:val="15"/>
+                <w:szCs w:val="15"/>
+                <w:rFonts w:ascii="Calibri" w:cs="Calibri" w:eastAsia="Calibri" w:hAnsi="Calibri"/>
+              </w:rPr>
+              <w:t xml:space="preserve">Norma de fabricação</w:t>
+            </w:r>
+          </w:p>
+        </w:tc>
+        <w:tc>
+          <w:tcPr>
+            <w:tcW w:type="dxa" w:w="1171"/>
+            <w:shd w:fill="E7EDF1" w:color="auto" w:val="clear"/>
+            <w:tcMar>
+              <w:top w:type="dxa" w:w="30"/>
+              <w:left w:type="dxa" w:w="70"/>
+              <w:bottom w:type="dxa" w:w="30"/>
+              <w:right w:type="dxa" w:w="70"/>
+            </w:tcMar>
+          </w:tcPr>
+          <w:p>
+            <w:pPr>
+              <w:jc w:val="left"/>
+            </w:pPr>
+            <w:r>
+              <w:rPr>
+                <w:b/>
+                <w:bCs/>
+                <w:sz w:val="15"/>
+                <w:szCs w:val="15"/>
+                <w:rFonts w:ascii="Calibri" w:cs="Calibri" w:eastAsia="Calibri" w:hAnsi="Calibri"/>
+              </w:rPr>
+              <w:t xml:space="preserve">Fabricante / ref.</w:t>
+            </w:r>
+          </w:p>
+        </w:tc>
+        <w:tc>
+          <w:tcPr>
+            <w:tcW w:type="dxa" w:w="683"/>
+            <w:shd w:fill="E7EDF1" w:color="auto" w:val="clear"/>
+            <w:tcMar>
+              <w:top w:type="dxa" w:w="30"/>
+              <w:left w:type="dxa" w:w="70"/>
+              <w:bottom w:type="dxa" w:w="30"/>
+              <w:right w:type="dxa" w:w="70"/>
+            </w:tcMar>
+          </w:tcPr>
+          <w:p>
+            <w:pPr>
+              <w:jc w:val="left"/>
+            </w:pPr>
+            <w:r>
+              <w:rPr>
+                <w:b/>
+                <w:bCs/>
+                <w:sz w:val="15"/>
+                <w:szCs w:val="15"/>
+                <w:rFonts w:ascii="Calibri" w:cs="Calibri" w:eastAsia="Calibri" w:hAnsi="Calibri"/>
+              </w:rPr>
+              <w:t xml:space="preserve">Unid.</w:t>
+            </w:r>
+          </w:p>
+        </w:tc>
+        <w:tc>
+          <w:tcPr>
+            <w:tcW w:type="dxa" w:w="878"/>
+            <w:shd w:fill="E7EDF1" w:color="auto" w:val="clear"/>
+            <w:tcMar>
+              <w:top w:type="dxa" w:w="30"/>
+              <w:left w:type="dxa" w:w="70"/>
+              <w:bottom w:type="dxa" w:w="30"/>
+              <w:right w:type="dxa" w:w="70"/>
+            </w:tcMar>
+          </w:tcPr>
+          <w:p>
+            <w:pPr>
+              <w:jc w:val="right"/>
+            </w:pPr>
+            <w:r>
+              <w:rPr>
+                <w:b/>
+                <w:bCs/>
+                <w:sz w:val="15"/>
+                <w:szCs w:val="15"/>
+                <w:rFonts w:ascii="Calibri" w:cs="Calibri" w:eastAsia="Calibri" w:hAnsi="Calibri"/>
+              </w:rPr>
+              <w:t xml:space="preserve">Qtd.</w:t>
+            </w:r>
+          </w:p>
+        </w:tc>
+      </w:tr>
+      <w:tr>
+        <w:trPr>
+          <w:cantSplit/>
+        </w:trPr>
+        <w:tc>
+          <w:tcPr>
+            <w:tcW w:type="dxa" w:w="683"/>
+            <w:tcMar>
+              <w:top w:type="dxa" w:w="30"/>
+              <w:left w:type="dxa" w:w="70"/>
+              <w:bottom w:type="dxa" w:w="30"/>
+              <w:right w:type="dxa" w:w="70"/>
+            </w:tcMar>
+          </w:tcPr>
+          <w:p>
+            <w:pPr>
+              <w:jc w:val="left"/>
+            </w:pPr>
+            <w:r>
+              <w:rPr>
+                <w:sz w:val="15"/>
+                <w:szCs w:val="15"/>
+                <w:rFonts w:ascii="Calibri" w:cs="Calibri" w:eastAsia="Calibri" w:hAnsi="Calibri"/>
+              </w:rPr>
+              <w:t xml:space="preserve">85</w:t>
+            </w:r>
+          </w:p>
+        </w:tc>
+        <w:tc>
+          <w:tcPr>
+            <w:tcW w:type="dxa" w:w="4390"/>
+            <w:tcMar>
+              <w:top w:type="dxa" w:w="30"/>
+              <w:left w:type="dxa" w:w="70"/>
+              <w:bottom w:type="dxa" w:w="30"/>
+              <w:right w:type="dxa" w:w="70"/>
+            </w:tcMar>
+          </w:tcPr>
+          <w:p>
+            <w:pPr>
+              <w:jc w:val="left"/>
+            </w:pPr>
+            <w:r>
+              <w:rPr>
+                <w:sz w:val="15"/>
+                <w:szCs w:val="15"/>
+                <w:rFonts w:ascii="Calibri" w:cs="Calibri" w:eastAsia="Calibri" w:hAnsi="Calibri"/>
+              </w:rPr>
+              <w:t xml:space="preserve">Conector de emenda/derivação por alavanca (2 a 5 vias)</w:t>
+            </w:r>
+          </w:p>
+        </w:tc>
+        <w:tc>
+          <w:tcPr>
+            <w:tcW w:type="dxa" w:w="1951"/>
+            <w:tcMar>
+              <w:top w:type="dxa" w:w="30"/>
+              <w:left w:type="dxa" w:w="70"/>
+              <w:bottom w:type="dxa" w:w="30"/>
+              <w:right w:type="dxa" w:w="70"/>
+            </w:tcMar>
+          </w:tcPr>
+          <w:p>
+            <w:pPr>
+              <w:jc w:val="left"/>
+            </w:pPr>
+            <w:r>
+              <w:rPr>
+                <w:sz w:val="15"/>
+                <w:szCs w:val="15"/>
+                <w:rFonts w:ascii="Calibri" w:cs="Calibri" w:eastAsia="Calibri" w:hAnsi="Calibri"/>
+              </w:rPr>
+              <w:t xml:space="preserve">—</w:t>
+            </w:r>
+          </w:p>
+        </w:tc>
+        <w:tc>
+          <w:tcPr>
+            <w:tcW w:type="dxa" w:w="1171"/>
+            <w:tcMar>
+              <w:top w:type="dxa" w:w="30"/>
+              <w:left w:type="dxa" w:w="70"/>
+              <w:bottom w:type="dxa" w:w="30"/>
+              <w:right w:type="dxa" w:w="70"/>
+            </w:tcMar>
+          </w:tcPr>
+          <w:p>
+            <w:pPr>
+              <w:jc w:val="left"/>
+            </w:pPr>
+            <w:r>
+              <w:rPr>
+                <w:sz w:val="15"/>
+                <w:szCs w:val="15"/>
+                <w:rFonts w:ascii="Calibri" w:cs="Calibri" w:eastAsia="Calibri" w:hAnsi="Calibri"/>
+              </w:rPr>
+              <w:t xml:space="preserve">—</w:t>
+            </w:r>
+          </w:p>
+        </w:tc>
+        <w:tc>
+          <w:tcPr>
+            <w:tcW w:type="dxa" w:w="683"/>
+            <w:tcMar>
+              <w:top w:type="dxa" w:w="30"/>
+              <w:left w:type="dxa" w:w="70"/>
+              <w:bottom w:type="dxa" w:w="30"/>
+              <w:right w:type="dxa" w:w="70"/>
+            </w:tcMar>
+          </w:tcPr>
+          <w:p>
+            <w:pPr>
+              <w:jc w:val="left"/>
+            </w:pPr>
+            <w:r>
+              <w:rPr>
+                <w:sz w:val="15"/>
+                <w:szCs w:val="15"/>
+                <w:rFonts w:ascii="Calibri" w:cs="Calibri" w:eastAsia="Calibri" w:hAnsi="Calibri"/>
+              </w:rPr>
+              <w:t xml:space="preserve">un</w:t>
+            </w:r>
+          </w:p>
+        </w:tc>
+        <w:tc>
+          <w:tcPr>
+            <w:tcW w:type="dxa" w:w="878"/>
+            <w:tcMar>
+              <w:top w:type="dxa" w:w="30"/>
+              <w:left w:type="dxa" w:w="70"/>
+              <w:bottom w:type="dxa" w:w="30"/>
+              <w:right w:type="dxa" w:w="70"/>
+            </w:tcMar>
+          </w:tcPr>
+          <w:p>
+            <w:pPr>
+              <w:jc w:val="right"/>
+            </w:pPr>
+            <w:r>
+              <w:rPr>
+                <w:sz w:val="15"/>
+                <w:szCs w:val="15"/>
+                <w:rFonts w:ascii="Calibri" w:cs="Calibri" w:eastAsia="Calibri" w:hAnsi="Calibri"/>
+              </w:rPr>
+              <w:t xml:space="preserve">40</w:t>
+            </w:r>
+          </w:p>
+        </w:tc>
+      </w:tr>
+      <w:tr>
+        <w:trPr>
+          <w:cantSplit/>
+        </w:trPr>
+        <w:tc>
+          <w:tcPr>
+            <w:tcW w:type="dxa" w:w="683"/>
+            <w:tcMar>
+              <w:top w:type="dxa" w:w="30"/>
+              <w:left w:type="dxa" w:w="70"/>
+              <w:bottom w:type="dxa" w:w="30"/>
+              <w:right w:type="dxa" w:w="70"/>
+            </w:tcMar>
+          </w:tcPr>
+          <w:p>
+            <w:pPr>
+              <w:jc w:val="left"/>
+            </w:pPr>
+            <w:r>
+              <w:rPr>
+                <w:sz w:val="15"/>
+                <w:szCs w:val="15"/>
+                <w:rFonts w:ascii="Calibri" w:cs="Calibri" w:eastAsia="Calibri" w:hAnsi="Calibri"/>
+              </w:rPr>
+              <w:t xml:space="preserve">86</w:t>
+            </w:r>
+          </w:p>
+        </w:tc>
+        <w:tc>
+          <w:tcPr>
+            <w:tcW w:type="dxa" w:w="4390"/>
+            <w:tcMar>
+              <w:top w:type="dxa" w:w="30"/>
+              <w:left w:type="dxa" w:w="70"/>
+              <w:bottom w:type="dxa" w:w="30"/>
+              <w:right w:type="dxa" w:w="70"/>
+            </w:tcMar>
+          </w:tcPr>
+          <w:p>
+            <w:pPr>
+              <w:jc w:val="left"/>
+            </w:pPr>
+            <w:r>
+              <w:rPr>
+                <w:sz w:val="15"/>
+                <w:szCs w:val="15"/>
+                <w:rFonts w:ascii="Calibri" w:cs="Calibri" w:eastAsia="Calibri" w:hAnsi="Calibri"/>
+              </w:rPr>
+              <w:t xml:space="preserve">Fita isolante de PVC 19 mm × 20 m</w:t>
+            </w:r>
+          </w:p>
+        </w:tc>
+        <w:tc>
+          <w:tcPr>
+            <w:tcW w:type="dxa" w:w="1951"/>
+            <w:tcMar>
+              <w:top w:type="dxa" w:w="30"/>
+              <w:left w:type="dxa" w:w="70"/>
+              <w:bottom w:type="dxa" w:w="30"/>
+              <w:right w:type="dxa" w:w="70"/>
+            </w:tcMar>
+          </w:tcPr>
+          <w:p>
+            <w:pPr>
+              <w:jc w:val="left"/>
+            </w:pPr>
+            <w:r>
+              <w:rPr>
+                <w:sz w:val="15"/>
+                <w:szCs w:val="15"/>
+                <w:rFonts w:ascii="Calibri" w:cs="Calibri" w:eastAsia="Calibri" w:hAnsi="Calibri"/>
+              </w:rPr>
+              <w:t xml:space="preserve">—</w:t>
+            </w:r>
+          </w:p>
+        </w:tc>
+        <w:tc>
+          <w:tcPr>
+            <w:tcW w:type="dxa" w:w="1171"/>
+            <w:tcMar>
+              <w:top w:type="dxa" w:w="30"/>
+              <w:left w:type="dxa" w:w="70"/>
+              <w:bottom w:type="dxa" w:w="30"/>
+              <w:right w:type="dxa" w:w="70"/>
+            </w:tcMar>
+          </w:tcPr>
+          <w:p>
+            <w:pPr>
+              <w:jc w:val="left"/>
+            </w:pPr>
+            <w:r>
+              <w:rPr>
+                <w:sz w:val="15"/>
+                <w:szCs w:val="15"/>
+                <w:rFonts w:ascii="Calibri" w:cs="Calibri" w:eastAsia="Calibri" w:hAnsi="Calibri"/>
+              </w:rPr>
+              <w:t xml:space="preserve">—</w:t>
+            </w:r>
+          </w:p>
+        </w:tc>
+        <w:tc>
+          <w:tcPr>
+            <w:tcW w:type="dxa" w:w="683"/>
+            <w:tcMar>
+              <w:top w:type="dxa" w:w="30"/>
+              <w:left w:type="dxa" w:w="70"/>
+              <w:bottom w:type="dxa" w:w="30"/>
+              <w:right w:type="dxa" w:w="70"/>
+            </w:tcMar>
+          </w:tcPr>
+          <w:p>
+            <w:pPr>
+              <w:jc w:val="left"/>
+            </w:pPr>
+            <w:r>
+              <w:rPr>
+                <w:sz w:val="15"/>
+                <w:szCs w:val="15"/>
+                <w:rFonts w:ascii="Calibri" w:cs="Calibri" w:eastAsia="Calibri" w:hAnsi="Calibri"/>
+              </w:rPr>
+              <w:t xml:space="preserve">rolo</w:t>
+            </w:r>
+          </w:p>
+        </w:tc>
+        <w:tc>
+          <w:tcPr>
+            <w:tcW w:type="dxa" w:w="878"/>
+            <w:tcMar>
+              <w:top w:type="dxa" w:w="30"/>
+              <w:left w:type="dxa" w:w="70"/>
+              <w:bottom w:type="dxa" w:w="30"/>
+              <w:right w:type="dxa" w:w="70"/>
+            </w:tcMar>
+          </w:tcPr>
+          <w:p>
+            <w:pPr>
+              <w:jc w:val="right"/>
+            </w:pPr>
+            <w:r>
+              <w:rPr>
+                <w:sz w:val="15"/>
+                <w:szCs w:val="15"/>
+                <w:rFonts w:ascii="Calibri" w:cs="Calibri" w:eastAsia="Calibri" w:hAnsi="Calibri"/>
+              </w:rPr>
+              <w:t xml:space="preserve">5</w:t>
+            </w:r>
+          </w:p>
+        </w:tc>
+      </w:tr>
+      <w:tr>
+        <w:trPr>
+          <w:cantSplit/>
+        </w:trPr>
+        <w:tc>
+          <w:tcPr>
+            <w:tcW w:type="dxa" w:w="683"/>
+            <w:tcMar>
+              <w:top w:type="dxa" w:w="30"/>
+              <w:left w:type="dxa" w:w="70"/>
+              <w:bottom w:type="dxa" w:w="30"/>
+              <w:right w:type="dxa" w:w="70"/>
+            </w:tcMar>
+          </w:tcPr>
+          <w:p>
+            <w:pPr>
+              <w:jc w:val="left"/>
+            </w:pPr>
+            <w:r>
+              <w:rPr>
+                <w:sz w:val="15"/>
+                <w:szCs w:val="15"/>
+                <w:rFonts w:ascii="Calibri" w:cs="Calibri" w:eastAsia="Calibri" w:hAnsi="Calibri"/>
+              </w:rPr>
+              <w:t xml:space="preserve">87</w:t>
             </w:r>
           </w:p>
         </w:tc>
@@ -13738,7 +15742,7 @@
           <w:szCs w:val="20"/>
           <w:rFonts w:ascii="Calibri" w:cs="Calibri" w:eastAsia="Calibri" w:hAnsi="Calibri"/>
         </w:rPr>
-        <w:t xml:space="preserve">Cidade – UF, 26 de outubro de 2026</w:t>
+        <w:t xml:space="preserve">Cidade – UF, 27 de outubro de 2026</w:t>
       </w:r>
     </w:p>
     <w:p>
@@ -13908,7 +15912,7 @@
         <w:szCs w:val="15"/>
         <w:rFonts w:ascii="Calibri" w:cs="Calibri" w:eastAsia="Calibri" w:hAnsi="Calibri"/>
       </w:rPr>
-      <w:t xml:space="preserve">	R00 · 26/10/2026</w:t>
+      <w:t xml:space="preserve">	R00 · 27/10/2026</w:t>
     </w:r>
   </w:p>
 </w:hdr>

--- a/exemplo/lista-de-materiais-residencia-unifamiliar-exemplo-r00.docx
+++ b/exemplo/lista-de-materiais-residencia-unifamiliar-exemplo-r00.docx
@@ -5835,7 +5835,7 @@
                 <w:szCs w:val="15"/>
                 <w:rFonts w:ascii="Calibri" w:cs="Calibri" w:eastAsia="Calibri" w:hAnsi="Calibri"/>
               </w:rPr>
-              <w:t xml:space="preserve">DPS classe I+II — Uc 175 V, Iimp 12,5 kA (10/350 µs), In 20 kA</w:t>
+              <w:t xml:space="preserve">DPS classe I+II unipolar — Uc 175 V, Iimp 12,5 kA (10/350 µs), In 20 kA, Up ≤ 1,5 kV</w:t>
             </w:r>
           </w:p>
         </w:tc>
@@ -5859,7 +5859,7 @@
                 <w:szCs w:val="15"/>
                 <w:rFonts w:ascii="Calibri" w:cs="Calibri" w:eastAsia="Calibri" w:hAnsi="Calibri"/>
               </w:rPr>
-              <w:t xml:space="preserve">ABNT NBR IEC 61643-11; NBR 5419-4</w:t>
+              <w:t xml:space="preserve">ABNT NBR IEC 61643-11</w:t>
             </w:r>
           </w:p>
         </w:tc>
@@ -5984,7 +5984,7 @@
                 <w:szCs w:val="15"/>
                 <w:rFonts w:ascii="Calibri" w:cs="Calibri" w:eastAsia="Calibri" w:hAnsi="Calibri"/>
               </w:rPr>
-              <w:t xml:space="preserve">DPS classe II — Uc 175 V, In 20 kA, Imáx 40 kA</w:t>
+              <w:t xml:space="preserve">Condutor de cobre verde-amarelo 16 mm² para ligação dos DPS</w:t>
             </w:r>
           </w:p>
         </w:tc>
@@ -6008,7 +6008,7 @@
                 <w:szCs w:val="15"/>
                 <w:rFonts w:ascii="Calibri" w:cs="Calibri" w:eastAsia="Calibri" w:hAnsi="Calibri"/>
               </w:rPr>
-              <w:t xml:space="preserve">ABNT NBR IEC 61643-11</w:t>
+              <w:t xml:space="preserve">ABNT NBR NM 247-3</w:t>
             </w:r>
           </w:p>
         </w:tc>
@@ -6056,7 +6056,7 @@
                 <w:szCs w:val="15"/>
                 <w:rFonts w:ascii="Calibri" w:cs="Calibri" w:eastAsia="Calibri" w:hAnsi="Calibri"/>
               </w:rPr>
-              <w:t xml:space="preserve">un</w:t>
+              <w:t xml:space="preserve">m</w:t>
             </w:r>
           </w:p>
         </w:tc>
@@ -6080,7 +6080,7 @@
                 <w:szCs w:val="15"/>
                 <w:rFonts w:ascii="Calibri" w:cs="Calibri" w:eastAsia="Calibri" w:hAnsi="Calibri"/>
               </w:rPr>
-              <w:t xml:space="preserve">4</w:t>
+              <w:t xml:space="preserve">3</w:t>
             </w:r>
           </w:p>
         </w:tc>
@@ -6133,7 +6133,7 @@
                 <w:szCs w:val="15"/>
                 <w:rFonts w:ascii="Calibri" w:cs="Calibri" w:eastAsia="Calibri" w:hAnsi="Calibri"/>
               </w:rPr>
-              <w:t xml:space="preserve">Disjuntor termomagnético 1P curva C 10 A — 6,0 kA</w:t>
+              <w:t xml:space="preserve">DPS classe II unipolar — Uc 175 V, In 20 kA, Imáx 40 kA (8/20 µs), Up ≤ 1,2 kV</w:t>
             </w:r>
           </w:p>
         </w:tc>
@@ -6157,7 +6157,7 @@
                 <w:szCs w:val="15"/>
                 <w:rFonts w:ascii="Calibri" w:cs="Calibri" w:eastAsia="Calibri" w:hAnsi="Calibri"/>
               </w:rPr>
-              <w:t xml:space="preserve">ABNT NBR NM 60898</w:t>
+              <w:t xml:space="preserve">ABNT NBR IEC 61643-11</w:t>
             </w:r>
           </w:p>
         </w:tc>
@@ -6229,7 +6229,7 @@
                 <w:szCs w:val="15"/>
                 <w:rFonts w:ascii="Calibri" w:cs="Calibri" w:eastAsia="Calibri" w:hAnsi="Calibri"/>
               </w:rPr>
-              <w:t xml:space="preserve">5</w:t>
+              <w:t xml:space="preserve">4</w:t>
             </w:r>
           </w:p>
         </w:tc>
@@ -6282,7 +6282,7 @@
                 <w:szCs w:val="15"/>
                 <w:rFonts w:ascii="Calibri" w:cs="Calibri" w:eastAsia="Calibri" w:hAnsi="Calibri"/>
               </w:rPr>
-              <w:t xml:space="preserve">Disjuntor termomagnético 1P curva C 16 A — 6,0 kA</w:t>
+              <w:t xml:space="preserve">Condutor de cobre verde-amarelo 4 mm² para ligação dos DPS</w:t>
             </w:r>
           </w:p>
         </w:tc>
@@ -6306,7 +6306,7 @@
                 <w:szCs w:val="15"/>
                 <w:rFonts w:ascii="Calibri" w:cs="Calibri" w:eastAsia="Calibri" w:hAnsi="Calibri"/>
               </w:rPr>
-              <w:t xml:space="preserve">ABNT NBR NM 60898</w:t>
+              <w:t xml:space="preserve">ABNT NBR NM 247-3</w:t>
             </w:r>
           </w:p>
         </w:tc>
@@ -6354,7 +6354,7 @@
                 <w:szCs w:val="15"/>
                 <w:rFonts w:ascii="Calibri" w:cs="Calibri" w:eastAsia="Calibri" w:hAnsi="Calibri"/>
               </w:rPr>
-              <w:t xml:space="preserve">un</w:t>
+              <w:t xml:space="preserve">m</w:t>
             </w:r>
           </w:p>
         </w:tc>
@@ -6378,7 +6378,7 @@
                 <w:szCs w:val="15"/>
                 <w:rFonts w:ascii="Calibri" w:cs="Calibri" w:eastAsia="Calibri" w:hAnsi="Calibri"/>
               </w:rPr>
-              <w:t xml:space="preserve">4</w:t>
+              <w:t xml:space="preserve">3</w:t>
             </w:r>
           </w:p>
         </w:tc>
@@ -6431,7 +6431,7 @@
                 <w:szCs w:val="15"/>
                 <w:rFonts w:ascii="Calibri" w:cs="Calibri" w:eastAsia="Calibri" w:hAnsi="Calibri"/>
               </w:rPr>
-              <w:t xml:space="preserve">Disjuntor termomagnético 2P curva C 10 A — 6,0 kA</w:t>
+              <w:t xml:space="preserve">Disjuntor termomagnético 1P curva C 10 A — 6,0 kA</w:t>
             </w:r>
           </w:p>
         </w:tc>
@@ -6527,7 +6527,7 @@
                 <w:szCs w:val="15"/>
                 <w:rFonts w:ascii="Calibri" w:cs="Calibri" w:eastAsia="Calibri" w:hAnsi="Calibri"/>
               </w:rPr>
-              <w:t xml:space="preserve">2</w:t>
+              <w:t xml:space="preserve">5</w:t>
             </w:r>
           </w:p>
         </w:tc>
@@ -6580,7 +6580,7 @@
                 <w:szCs w:val="15"/>
                 <w:rFonts w:ascii="Calibri" w:cs="Calibri" w:eastAsia="Calibri" w:hAnsi="Calibri"/>
               </w:rPr>
-              <w:t xml:space="preserve">Disjuntor termomagnético 2P curva C 25 A — 6,0 kA</w:t>
+              <w:t xml:space="preserve">Disjuntor termomagnético 1P curva C 16 A — 6,0 kA</w:t>
             </w:r>
           </w:p>
         </w:tc>
@@ -6676,7 +6676,7 @@
                 <w:szCs w:val="15"/>
                 <w:rFonts w:ascii="Calibri" w:cs="Calibri" w:eastAsia="Calibri" w:hAnsi="Calibri"/>
               </w:rPr>
-              <w:t xml:space="preserve">1</w:t>
+              <w:t xml:space="preserve">4</w:t>
             </w:r>
           </w:p>
         </w:tc>
@@ -6729,7 +6729,7 @@
                 <w:szCs w:val="15"/>
                 <w:rFonts w:ascii="Calibri" w:cs="Calibri" w:eastAsia="Calibri" w:hAnsi="Calibri"/>
               </w:rPr>
-              <w:t xml:space="preserve">Disjuntor termomagnético 2P curva C 40 A — 6,0 kA</w:t>
+              <w:t xml:space="preserve">Disjuntor termomagnético 2P curva C 10 A — 6,0 kA</w:t>
             </w:r>
           </w:p>
         </w:tc>
@@ -6825,7 +6825,7 @@
                 <w:szCs w:val="15"/>
                 <w:rFonts w:ascii="Calibri" w:cs="Calibri" w:eastAsia="Calibri" w:hAnsi="Calibri"/>
               </w:rPr>
-              <w:t xml:space="preserve">1</w:t>
+              <w:t xml:space="preserve">2</w:t>
             </w:r>
           </w:p>
         </w:tc>
@@ -6878,7 +6878,7 @@
                 <w:szCs w:val="15"/>
                 <w:rFonts w:ascii="Calibri" w:cs="Calibri" w:eastAsia="Calibri" w:hAnsi="Calibri"/>
               </w:rPr>
-              <w:t xml:space="preserve">Disjuntor termomagnético 3P curva C 63 A — 6,0 kA</w:t>
+              <w:t xml:space="preserve">Disjuntor termomagnético 2P curva C 25 A — 6,0 kA</w:t>
             </w:r>
           </w:p>
         </w:tc>
@@ -7027,7 +7027,7 @@
                 <w:szCs w:val="15"/>
                 <w:rFonts w:ascii="Calibri" w:cs="Calibri" w:eastAsia="Calibri" w:hAnsi="Calibri"/>
               </w:rPr>
-              <w:t xml:space="preserve">Interruptor diferencial-residual (IDR) 2P 25 A — 30 mA</w:t>
+              <w:t xml:space="preserve">Disjuntor termomagnético 2P curva C 40 A — 6,0 kA</w:t>
             </w:r>
           </w:p>
         </w:tc>
@@ -7051,7 +7051,7 @@
                 <w:szCs w:val="15"/>
                 <w:rFonts w:ascii="Calibri" w:cs="Calibri" w:eastAsia="Calibri" w:hAnsi="Calibri"/>
               </w:rPr>
-              <w:t xml:space="preserve">ABNT NBR NM 61008</w:t>
+              <w:t xml:space="preserve">ABNT NBR NM 60898</w:t>
             </w:r>
           </w:p>
         </w:tc>
@@ -7123,7 +7123,7 @@
                 <w:szCs w:val="15"/>
                 <w:rFonts w:ascii="Calibri" w:cs="Calibri" w:eastAsia="Calibri" w:hAnsi="Calibri"/>
               </w:rPr>
-              <w:t xml:space="preserve">9</w:t>
+              <w:t xml:space="preserve">1</w:t>
             </w:r>
           </w:p>
         </w:tc>
@@ -7176,7 +7176,7 @@
                 <w:szCs w:val="15"/>
                 <w:rFonts w:ascii="Calibri" w:cs="Calibri" w:eastAsia="Calibri" w:hAnsi="Calibri"/>
               </w:rPr>
-              <w:t xml:space="preserve">Interruptor diferencial-residual (IDR) 2P 40 A — 30 mA</w:t>
+              <w:t xml:space="preserve">Disjuntor termomagnético 3P curva C 63 A — 6,0 kA</w:t>
             </w:r>
           </w:p>
         </w:tc>
@@ -7200,7 +7200,7 @@
                 <w:szCs w:val="15"/>
                 <w:rFonts w:ascii="Calibri" w:cs="Calibri" w:eastAsia="Calibri" w:hAnsi="Calibri"/>
               </w:rPr>
-              <w:t xml:space="preserve">ABNT NBR NM 61008</w:t>
+              <w:t xml:space="preserve">ABNT NBR NM 60898</w:t>
             </w:r>
           </w:p>
         </w:tc>
@@ -7302,6 +7302,304 @@
                 <w:rFonts w:ascii="Calibri" w:cs="Calibri" w:eastAsia="Calibri" w:hAnsi="Calibri"/>
               </w:rPr>
               <w:t xml:space="preserve">43</w:t>
+            </w:r>
+          </w:p>
+        </w:tc>
+        <w:tc>
+          <w:tcPr>
+            <w:tcW w:type="dxa" w:w="4390"/>
+            <w:tcMar>
+              <w:top w:type="dxa" w:w="30"/>
+              <w:left w:type="dxa" w:w="70"/>
+              <w:bottom w:type="dxa" w:w="30"/>
+              <w:right w:type="dxa" w:w="70"/>
+            </w:tcMar>
+          </w:tcPr>
+          <w:p>
+            <w:pPr>
+              <w:jc w:val="left"/>
+            </w:pPr>
+            <w:r>
+              <w:rPr>
+                <w:sz w:val="15"/>
+                <w:szCs w:val="15"/>
+                <w:rFonts w:ascii="Calibri" w:cs="Calibri" w:eastAsia="Calibri" w:hAnsi="Calibri"/>
+              </w:rPr>
+              <w:t xml:space="preserve">Interruptor diferencial-residual (IDR) 2P 25 A — 30 mA</w:t>
+            </w:r>
+          </w:p>
+        </w:tc>
+        <w:tc>
+          <w:tcPr>
+            <w:tcW w:type="dxa" w:w="1951"/>
+            <w:tcMar>
+              <w:top w:type="dxa" w:w="30"/>
+              <w:left w:type="dxa" w:w="70"/>
+              <w:bottom w:type="dxa" w:w="30"/>
+              <w:right w:type="dxa" w:w="70"/>
+            </w:tcMar>
+          </w:tcPr>
+          <w:p>
+            <w:pPr>
+              <w:jc w:val="left"/>
+            </w:pPr>
+            <w:r>
+              <w:rPr>
+                <w:sz w:val="15"/>
+                <w:szCs w:val="15"/>
+                <w:rFonts w:ascii="Calibri" w:cs="Calibri" w:eastAsia="Calibri" w:hAnsi="Calibri"/>
+              </w:rPr>
+              <w:t xml:space="preserve">ABNT NBR NM 61008</w:t>
+            </w:r>
+          </w:p>
+        </w:tc>
+        <w:tc>
+          <w:tcPr>
+            <w:tcW w:type="dxa" w:w="1171"/>
+            <w:tcMar>
+              <w:top w:type="dxa" w:w="30"/>
+              <w:left w:type="dxa" w:w="70"/>
+              <w:bottom w:type="dxa" w:w="30"/>
+              <w:right w:type="dxa" w:w="70"/>
+            </w:tcMar>
+          </w:tcPr>
+          <w:p>
+            <w:pPr>
+              <w:jc w:val="left"/>
+            </w:pPr>
+            <w:r>
+              <w:rPr>
+                <w:sz w:val="15"/>
+                <w:szCs w:val="15"/>
+                <w:rFonts w:ascii="Calibri" w:cs="Calibri" w:eastAsia="Calibri" w:hAnsi="Calibri"/>
+              </w:rPr>
+              <w:t xml:space="preserve">—</w:t>
+            </w:r>
+          </w:p>
+        </w:tc>
+        <w:tc>
+          <w:tcPr>
+            <w:tcW w:type="dxa" w:w="683"/>
+            <w:tcMar>
+              <w:top w:type="dxa" w:w="30"/>
+              <w:left w:type="dxa" w:w="70"/>
+              <w:bottom w:type="dxa" w:w="30"/>
+              <w:right w:type="dxa" w:w="70"/>
+            </w:tcMar>
+          </w:tcPr>
+          <w:p>
+            <w:pPr>
+              <w:jc w:val="left"/>
+            </w:pPr>
+            <w:r>
+              <w:rPr>
+                <w:sz w:val="15"/>
+                <w:szCs w:val="15"/>
+                <w:rFonts w:ascii="Calibri" w:cs="Calibri" w:eastAsia="Calibri" w:hAnsi="Calibri"/>
+              </w:rPr>
+              <w:t xml:space="preserve">un</w:t>
+            </w:r>
+          </w:p>
+        </w:tc>
+        <w:tc>
+          <w:tcPr>
+            <w:tcW w:type="dxa" w:w="878"/>
+            <w:tcMar>
+              <w:top w:type="dxa" w:w="30"/>
+              <w:left w:type="dxa" w:w="70"/>
+              <w:bottom w:type="dxa" w:w="30"/>
+              <w:right w:type="dxa" w:w="70"/>
+            </w:tcMar>
+          </w:tcPr>
+          <w:p>
+            <w:pPr>
+              <w:jc w:val="right"/>
+            </w:pPr>
+            <w:r>
+              <w:rPr>
+                <w:sz w:val="15"/>
+                <w:szCs w:val="15"/>
+                <w:rFonts w:ascii="Calibri" w:cs="Calibri" w:eastAsia="Calibri" w:hAnsi="Calibri"/>
+              </w:rPr>
+              <w:t xml:space="preserve">9</w:t>
+            </w:r>
+          </w:p>
+        </w:tc>
+      </w:tr>
+      <w:tr>
+        <w:trPr>
+          <w:cantSplit/>
+        </w:trPr>
+        <w:tc>
+          <w:tcPr>
+            <w:tcW w:type="dxa" w:w="683"/>
+            <w:tcMar>
+              <w:top w:type="dxa" w:w="30"/>
+              <w:left w:type="dxa" w:w="70"/>
+              <w:bottom w:type="dxa" w:w="30"/>
+              <w:right w:type="dxa" w:w="70"/>
+            </w:tcMar>
+          </w:tcPr>
+          <w:p>
+            <w:pPr>
+              <w:jc w:val="left"/>
+            </w:pPr>
+            <w:r>
+              <w:rPr>
+                <w:sz w:val="15"/>
+                <w:szCs w:val="15"/>
+                <w:rFonts w:ascii="Calibri" w:cs="Calibri" w:eastAsia="Calibri" w:hAnsi="Calibri"/>
+              </w:rPr>
+              <w:t xml:space="preserve">44</w:t>
+            </w:r>
+          </w:p>
+        </w:tc>
+        <w:tc>
+          <w:tcPr>
+            <w:tcW w:type="dxa" w:w="4390"/>
+            <w:tcMar>
+              <w:top w:type="dxa" w:w="30"/>
+              <w:left w:type="dxa" w:w="70"/>
+              <w:bottom w:type="dxa" w:w="30"/>
+              <w:right w:type="dxa" w:w="70"/>
+            </w:tcMar>
+          </w:tcPr>
+          <w:p>
+            <w:pPr>
+              <w:jc w:val="left"/>
+            </w:pPr>
+            <w:r>
+              <w:rPr>
+                <w:sz w:val="15"/>
+                <w:szCs w:val="15"/>
+                <w:rFonts w:ascii="Calibri" w:cs="Calibri" w:eastAsia="Calibri" w:hAnsi="Calibri"/>
+              </w:rPr>
+              <w:t xml:space="preserve">Interruptor diferencial-residual (IDR) 2P 40 A — 30 mA</w:t>
+            </w:r>
+          </w:p>
+        </w:tc>
+        <w:tc>
+          <w:tcPr>
+            <w:tcW w:type="dxa" w:w="1951"/>
+            <w:tcMar>
+              <w:top w:type="dxa" w:w="30"/>
+              <w:left w:type="dxa" w:w="70"/>
+              <w:bottom w:type="dxa" w:w="30"/>
+              <w:right w:type="dxa" w:w="70"/>
+            </w:tcMar>
+          </w:tcPr>
+          <w:p>
+            <w:pPr>
+              <w:jc w:val="left"/>
+            </w:pPr>
+            <w:r>
+              <w:rPr>
+                <w:sz w:val="15"/>
+                <w:szCs w:val="15"/>
+                <w:rFonts w:ascii="Calibri" w:cs="Calibri" w:eastAsia="Calibri" w:hAnsi="Calibri"/>
+              </w:rPr>
+              <w:t xml:space="preserve">ABNT NBR NM 61008</w:t>
+            </w:r>
+          </w:p>
+        </w:tc>
+        <w:tc>
+          <w:tcPr>
+            <w:tcW w:type="dxa" w:w="1171"/>
+            <w:tcMar>
+              <w:top w:type="dxa" w:w="30"/>
+              <w:left w:type="dxa" w:w="70"/>
+              <w:bottom w:type="dxa" w:w="30"/>
+              <w:right w:type="dxa" w:w="70"/>
+            </w:tcMar>
+          </w:tcPr>
+          <w:p>
+            <w:pPr>
+              <w:jc w:val="left"/>
+            </w:pPr>
+            <w:r>
+              <w:rPr>
+                <w:sz w:val="15"/>
+                <w:szCs w:val="15"/>
+                <w:rFonts w:ascii="Calibri" w:cs="Calibri" w:eastAsia="Calibri" w:hAnsi="Calibri"/>
+              </w:rPr>
+              <w:t xml:space="preserve">—</w:t>
+            </w:r>
+          </w:p>
+        </w:tc>
+        <w:tc>
+          <w:tcPr>
+            <w:tcW w:type="dxa" w:w="683"/>
+            <w:tcMar>
+              <w:top w:type="dxa" w:w="30"/>
+              <w:left w:type="dxa" w:w="70"/>
+              <w:bottom w:type="dxa" w:w="30"/>
+              <w:right w:type="dxa" w:w="70"/>
+            </w:tcMar>
+          </w:tcPr>
+          <w:p>
+            <w:pPr>
+              <w:jc w:val="left"/>
+            </w:pPr>
+            <w:r>
+              <w:rPr>
+                <w:sz w:val="15"/>
+                <w:szCs w:val="15"/>
+                <w:rFonts w:ascii="Calibri" w:cs="Calibri" w:eastAsia="Calibri" w:hAnsi="Calibri"/>
+              </w:rPr>
+              <w:t xml:space="preserve">un</w:t>
+            </w:r>
+          </w:p>
+        </w:tc>
+        <w:tc>
+          <w:tcPr>
+            <w:tcW w:type="dxa" w:w="878"/>
+            <w:tcMar>
+              <w:top w:type="dxa" w:w="30"/>
+              <w:left w:type="dxa" w:w="70"/>
+              <w:bottom w:type="dxa" w:w="30"/>
+              <w:right w:type="dxa" w:w="70"/>
+            </w:tcMar>
+          </w:tcPr>
+          <w:p>
+            <w:pPr>
+              <w:jc w:val="right"/>
+            </w:pPr>
+            <w:r>
+              <w:rPr>
+                <w:sz w:val="15"/>
+                <w:szCs w:val="15"/>
+                <w:rFonts w:ascii="Calibri" w:cs="Calibri" w:eastAsia="Calibri" w:hAnsi="Calibri"/>
+              </w:rPr>
+              <w:t xml:space="preserve">1</w:t>
+            </w:r>
+          </w:p>
+        </w:tc>
+      </w:tr>
+      <w:tr>
+        <w:trPr>
+          <w:cantSplit/>
+        </w:trPr>
+        <w:tc>
+          <w:tcPr>
+            <w:tcW w:type="dxa" w:w="683"/>
+            <w:tcMar>
+              <w:top w:type="dxa" w:w="30"/>
+              <w:left w:type="dxa" w:w="70"/>
+              <w:bottom w:type="dxa" w:w="30"/>
+              <w:right w:type="dxa" w:w="70"/>
+            </w:tcMar>
+          </w:tcPr>
+          <w:p>
+            <w:pPr>
+              <w:jc w:val="left"/>
+            </w:pPr>
+            <w:r>
+              <w:rPr>
+                <w:sz w:val="15"/>
+                <w:szCs w:val="15"/>
+                <w:rFonts w:ascii="Calibri" w:cs="Calibri" w:eastAsia="Calibri" w:hAnsi="Calibri"/>
+              </w:rPr>
+              <w:t xml:space="preserve">45</w:t>
             </w:r>
           </w:p>
         </w:tc>
@@ -7666,7 +7964,7 @@
                 <w:szCs w:val="15"/>
                 <w:rFonts w:ascii="Calibri" w:cs="Calibri" w:eastAsia="Calibri" w:hAnsi="Calibri"/>
               </w:rPr>
-              <w:t xml:space="preserve">44</w:t>
+              <w:t xml:space="preserve">46</w:t>
             </w:r>
           </w:p>
         </w:tc>
@@ -7815,7 +8113,7 @@
                 <w:szCs w:val="15"/>
                 <w:rFonts w:ascii="Calibri" w:cs="Calibri" w:eastAsia="Calibri" w:hAnsi="Calibri"/>
               </w:rPr>
-              <w:t xml:space="preserve">45</w:t>
+              <w:t xml:space="preserve">47</w:t>
             </w:r>
           </w:p>
         </w:tc>
@@ -7964,7 +8262,7 @@
                 <w:szCs w:val="15"/>
                 <w:rFonts w:ascii="Calibri" w:cs="Calibri" w:eastAsia="Calibri" w:hAnsi="Calibri"/>
               </w:rPr>
-              <w:t xml:space="preserve">46</w:t>
+              <w:t xml:space="preserve">48</w:t>
             </w:r>
           </w:p>
         </w:tc>
@@ -8329,7 +8627,7 @@
                 <w:szCs w:val="15"/>
                 <w:rFonts w:ascii="Calibri" w:cs="Calibri" w:eastAsia="Calibri" w:hAnsi="Calibri"/>
               </w:rPr>
-              <w:t xml:space="preserve">47</w:t>
+              <w:t xml:space="preserve">49</w:t>
             </w:r>
           </w:p>
         </w:tc>
@@ -8478,7 +8776,7 @@
                 <w:szCs w:val="15"/>
                 <w:rFonts w:ascii="Calibri" w:cs="Calibri" w:eastAsia="Calibri" w:hAnsi="Calibri"/>
               </w:rPr>
-              <w:t xml:space="preserve">48</w:t>
+              <w:t xml:space="preserve">50</w:t>
             </w:r>
           </w:p>
         </w:tc>
@@ -8627,7 +8925,7 @@
                 <w:szCs w:val="15"/>
                 <w:rFonts w:ascii="Calibri" w:cs="Calibri" w:eastAsia="Calibri" w:hAnsi="Calibri"/>
               </w:rPr>
-              <w:t xml:space="preserve">49</w:t>
+              <w:t xml:space="preserve">51</w:t>
             </w:r>
           </w:p>
         </w:tc>
@@ -8776,7 +9074,7 @@
                 <w:szCs w:val="15"/>
                 <w:rFonts w:ascii="Calibri" w:cs="Calibri" w:eastAsia="Calibri" w:hAnsi="Calibri"/>
               </w:rPr>
-              <w:t xml:space="preserve">50</w:t>
+              <w:t xml:space="preserve">52</w:t>
             </w:r>
           </w:p>
         </w:tc>
@@ -8925,7 +9223,7 @@
                 <w:szCs w:val="15"/>
                 <w:rFonts w:ascii="Calibri" w:cs="Calibri" w:eastAsia="Calibri" w:hAnsi="Calibri"/>
               </w:rPr>
-              <w:t xml:space="preserve">51</w:t>
+              <w:t xml:space="preserve">53</w:t>
             </w:r>
           </w:p>
         </w:tc>
@@ -9074,7 +9372,7 @@
                 <w:szCs w:val="15"/>
                 <w:rFonts w:ascii="Calibri" w:cs="Calibri" w:eastAsia="Calibri" w:hAnsi="Calibri"/>
               </w:rPr>
-              <w:t xml:space="preserve">52</w:t>
+              <w:t xml:space="preserve">54</w:t>
             </w:r>
           </w:p>
         </w:tc>
@@ -9439,7 +9737,7 @@
                 <w:szCs w:val="15"/>
                 <w:rFonts w:ascii="Calibri" w:cs="Calibri" w:eastAsia="Calibri" w:hAnsi="Calibri"/>
               </w:rPr>
-              <w:t xml:space="preserve">53</w:t>
+              <w:t xml:space="preserve">55</w:t>
             </w:r>
           </w:p>
         </w:tc>
@@ -9588,7 +9886,7 @@
                 <w:szCs w:val="15"/>
                 <w:rFonts w:ascii="Calibri" w:cs="Calibri" w:eastAsia="Calibri" w:hAnsi="Calibri"/>
               </w:rPr>
-              <w:t xml:space="preserve">54</w:t>
+              <w:t xml:space="preserve">56</w:t>
             </w:r>
           </w:p>
         </w:tc>
@@ -9953,7 +10251,7 @@
                 <w:szCs w:val="15"/>
                 <w:rFonts w:ascii="Calibri" w:cs="Calibri" w:eastAsia="Calibri" w:hAnsi="Calibri"/>
               </w:rPr>
-              <w:t xml:space="preserve">55</w:t>
+              <w:t xml:space="preserve">57</w:t>
             </w:r>
           </w:p>
         </w:tc>
@@ -10102,7 +10400,7 @@
                 <w:szCs w:val="15"/>
                 <w:rFonts w:ascii="Calibri" w:cs="Calibri" w:eastAsia="Calibri" w:hAnsi="Calibri"/>
               </w:rPr>
-              <w:t xml:space="preserve">56</w:t>
+              <w:t xml:space="preserve">58</w:t>
             </w:r>
           </w:p>
         </w:tc>
@@ -10251,7 +10549,7 @@
                 <w:szCs w:val="15"/>
                 <w:rFonts w:ascii="Calibri" w:cs="Calibri" w:eastAsia="Calibri" w:hAnsi="Calibri"/>
               </w:rPr>
-              <w:t xml:space="preserve">57</w:t>
+              <w:t xml:space="preserve">59</w:t>
             </w:r>
           </w:p>
         </w:tc>
@@ -10400,7 +10698,7 @@
                 <w:szCs w:val="15"/>
                 <w:rFonts w:ascii="Calibri" w:cs="Calibri" w:eastAsia="Calibri" w:hAnsi="Calibri"/>
               </w:rPr>
-              <w:t xml:space="preserve">58</w:t>
+              <w:t xml:space="preserve">60</w:t>
             </w:r>
           </w:p>
         </w:tc>
@@ -10549,7 +10847,7 @@
                 <w:szCs w:val="15"/>
                 <w:rFonts w:ascii="Calibri" w:cs="Calibri" w:eastAsia="Calibri" w:hAnsi="Calibri"/>
               </w:rPr>
-              <w:t xml:space="preserve">59</w:t>
+              <w:t xml:space="preserve">61</w:t>
             </w:r>
           </w:p>
         </w:tc>
@@ -10914,7 +11212,7 @@
                 <w:szCs w:val="15"/>
                 <w:rFonts w:ascii="Calibri" w:cs="Calibri" w:eastAsia="Calibri" w:hAnsi="Calibri"/>
               </w:rPr>
-              <w:t xml:space="preserve">60</w:t>
+              <w:t xml:space="preserve">62</w:t>
             </w:r>
           </w:p>
         </w:tc>
@@ -11063,7 +11361,7 @@
                 <w:szCs w:val="15"/>
                 <w:rFonts w:ascii="Calibri" w:cs="Calibri" w:eastAsia="Calibri" w:hAnsi="Calibri"/>
               </w:rPr>
-              <w:t xml:space="preserve">61</w:t>
+              <w:t xml:space="preserve">63</w:t>
             </w:r>
           </w:p>
         </w:tc>
@@ -11212,7 +11510,7 @@
                 <w:szCs w:val="15"/>
                 <w:rFonts w:ascii="Calibri" w:cs="Calibri" w:eastAsia="Calibri" w:hAnsi="Calibri"/>
               </w:rPr>
-              <w:t xml:space="preserve">62</w:t>
+              <w:t xml:space="preserve">64</w:t>
             </w:r>
           </w:p>
         </w:tc>
@@ -11361,7 +11659,7 @@
                 <w:szCs w:val="15"/>
                 <w:rFonts w:ascii="Calibri" w:cs="Calibri" w:eastAsia="Calibri" w:hAnsi="Calibri"/>
               </w:rPr>
-              <w:t xml:space="preserve">63</w:t>
+              <w:t xml:space="preserve">65</w:t>
             </w:r>
           </w:p>
         </w:tc>
@@ -11510,7 +11808,7 @@
                 <w:szCs w:val="15"/>
                 <w:rFonts w:ascii="Calibri" w:cs="Calibri" w:eastAsia="Calibri" w:hAnsi="Calibri"/>
               </w:rPr>
-              <w:t xml:space="preserve">64</w:t>
+              <w:t xml:space="preserve">66</w:t>
             </w:r>
           </w:p>
         </w:tc>
@@ -11659,7 +11957,7 @@
                 <w:szCs w:val="15"/>
                 <w:rFonts w:ascii="Calibri" w:cs="Calibri" w:eastAsia="Calibri" w:hAnsi="Calibri"/>
               </w:rPr>
-              <w:t xml:space="preserve">65</w:t>
+              <w:t xml:space="preserve">67</w:t>
             </w:r>
           </w:p>
         </w:tc>
@@ -11808,7 +12106,7 @@
                 <w:szCs w:val="15"/>
                 <w:rFonts w:ascii="Calibri" w:cs="Calibri" w:eastAsia="Calibri" w:hAnsi="Calibri"/>
               </w:rPr>
-              <w:t xml:space="preserve">66</w:t>
+              <w:t xml:space="preserve">68</w:t>
             </w:r>
           </w:p>
         </w:tc>
@@ -12173,7 +12471,7 @@
                 <w:szCs w:val="15"/>
                 <w:rFonts w:ascii="Calibri" w:cs="Calibri" w:eastAsia="Calibri" w:hAnsi="Calibri"/>
               </w:rPr>
-              <w:t xml:space="preserve">67</w:t>
+              <w:t xml:space="preserve">69</w:t>
             </w:r>
           </w:p>
         </w:tc>
@@ -12322,7 +12620,7 @@
                 <w:szCs w:val="15"/>
                 <w:rFonts w:ascii="Calibri" w:cs="Calibri" w:eastAsia="Calibri" w:hAnsi="Calibri"/>
               </w:rPr>
-              <w:t xml:space="preserve">68</w:t>
+              <w:t xml:space="preserve">70</w:t>
             </w:r>
           </w:p>
         </w:tc>
@@ -12471,7 +12769,7 @@
                 <w:szCs w:val="15"/>
                 <w:rFonts w:ascii="Calibri" w:cs="Calibri" w:eastAsia="Calibri" w:hAnsi="Calibri"/>
               </w:rPr>
-              <w:t xml:space="preserve">69</w:t>
+              <w:t xml:space="preserve">71</w:t>
             </w:r>
           </w:p>
         </w:tc>
@@ -12620,7 +12918,7 @@
                 <w:szCs w:val="15"/>
                 <w:rFonts w:ascii="Calibri" w:cs="Calibri" w:eastAsia="Calibri" w:hAnsi="Calibri"/>
               </w:rPr>
-              <w:t xml:space="preserve">70</w:t>
+              <w:t xml:space="preserve">72</w:t>
             </w:r>
           </w:p>
         </w:tc>
@@ -12769,7 +13067,7 @@
                 <w:szCs w:val="15"/>
                 <w:rFonts w:ascii="Calibri" w:cs="Calibri" w:eastAsia="Calibri" w:hAnsi="Calibri"/>
               </w:rPr>
-              <w:t xml:space="preserve">71</w:t>
+              <w:t xml:space="preserve">73</w:t>
             </w:r>
           </w:p>
         </w:tc>
@@ -12918,7 +13216,7 @@
                 <w:szCs w:val="15"/>
                 <w:rFonts w:ascii="Calibri" w:cs="Calibri" w:eastAsia="Calibri" w:hAnsi="Calibri"/>
               </w:rPr>
-              <w:t xml:space="preserve">72</w:t>
+              <w:t xml:space="preserve">74</w:t>
             </w:r>
           </w:p>
         </w:tc>
@@ -13067,7 +13365,7 @@
                 <w:szCs w:val="15"/>
                 <w:rFonts w:ascii="Calibri" w:cs="Calibri" w:eastAsia="Calibri" w:hAnsi="Calibri"/>
               </w:rPr>
-              <w:t xml:space="preserve">73</w:t>
+              <w:t xml:space="preserve">75</w:t>
             </w:r>
           </w:p>
         </w:tc>
@@ -13216,7 +13514,7 @@
                 <w:szCs w:val="15"/>
                 <w:rFonts w:ascii="Calibri" w:cs="Calibri" w:eastAsia="Calibri" w:hAnsi="Calibri"/>
               </w:rPr>
-              <w:t xml:space="preserve">74</w:t>
+              <w:t xml:space="preserve">76</w:t>
             </w:r>
           </w:p>
         </w:tc>
@@ -13365,7 +13663,7 @@
                 <w:szCs w:val="15"/>
                 <w:rFonts w:ascii="Calibri" w:cs="Calibri" w:eastAsia="Calibri" w:hAnsi="Calibri"/>
               </w:rPr>
-              <w:t xml:space="preserve">75</w:t>
+              <w:t xml:space="preserve">77</w:t>
             </w:r>
           </w:p>
         </w:tc>
@@ -13514,7 +13812,7 @@
                 <w:szCs w:val="15"/>
                 <w:rFonts w:ascii="Calibri" w:cs="Calibri" w:eastAsia="Calibri" w:hAnsi="Calibri"/>
               </w:rPr>
-              <w:t xml:space="preserve">76</w:t>
+              <w:t xml:space="preserve">78</w:t>
             </w:r>
           </w:p>
         </w:tc>
@@ -13663,7 +13961,7 @@
                 <w:szCs w:val="15"/>
                 <w:rFonts w:ascii="Calibri" w:cs="Calibri" w:eastAsia="Calibri" w:hAnsi="Calibri"/>
               </w:rPr>
-              <w:t xml:space="preserve">77</w:t>
+              <w:t xml:space="preserve">79</w:t>
             </w:r>
           </w:p>
         </w:tc>
@@ -14028,7 +14326,7 @@
                 <w:szCs w:val="15"/>
                 <w:rFonts w:ascii="Calibri" w:cs="Calibri" w:eastAsia="Calibri" w:hAnsi="Calibri"/>
               </w:rPr>
-              <w:t xml:space="preserve">78</w:t>
+              <w:t xml:space="preserve">80</w:t>
             </w:r>
           </w:p>
         </w:tc>
@@ -14177,7 +14475,7 @@
                 <w:szCs w:val="15"/>
                 <w:rFonts w:ascii="Calibri" w:cs="Calibri" w:eastAsia="Calibri" w:hAnsi="Calibri"/>
               </w:rPr>
-              <w:t xml:space="preserve">79</w:t>
+              <w:t xml:space="preserve">81</w:t>
             </w:r>
           </w:p>
         </w:tc>
@@ -14326,7 +14624,7 @@
                 <w:szCs w:val="15"/>
                 <w:rFonts w:ascii="Calibri" w:cs="Calibri" w:eastAsia="Calibri" w:hAnsi="Calibri"/>
               </w:rPr>
-              <w:t xml:space="preserve">80</w:t>
+              <w:t xml:space="preserve">82</w:t>
             </w:r>
           </w:p>
         </w:tc>
@@ -14475,7 +14773,7 @@
                 <w:szCs w:val="15"/>
                 <w:rFonts w:ascii="Calibri" w:cs="Calibri" w:eastAsia="Calibri" w:hAnsi="Calibri"/>
               </w:rPr>
-              <w:t xml:space="preserve">81</w:t>
+              <w:t xml:space="preserve">83</w:t>
             </w:r>
           </w:p>
         </w:tc>
@@ -14624,7 +14922,7 @@
                 <w:szCs w:val="15"/>
                 <w:rFonts w:ascii="Calibri" w:cs="Calibri" w:eastAsia="Calibri" w:hAnsi="Calibri"/>
               </w:rPr>
-              <w:t xml:space="preserve">82</w:t>
+              <w:t xml:space="preserve">84</w:t>
             </w:r>
           </w:p>
         </w:tc>
@@ -14773,7 +15071,7 @@
                 <w:szCs w:val="15"/>
                 <w:rFonts w:ascii="Calibri" w:cs="Calibri" w:eastAsia="Calibri" w:hAnsi="Calibri"/>
               </w:rPr>
-              <w:t xml:space="preserve">83</w:t>
+              <w:t xml:space="preserve">85</w:t>
             </w:r>
           </w:p>
         </w:tc>
@@ -14922,7 +15220,7 @@
                 <w:szCs w:val="15"/>
                 <w:rFonts w:ascii="Calibri" w:cs="Calibri" w:eastAsia="Calibri" w:hAnsi="Calibri"/>
               </w:rPr>
-              <w:t xml:space="preserve">84</w:t>
+              <w:t xml:space="preserve">86</w:t>
             </w:r>
           </w:p>
         </w:tc>
@@ -15287,7 +15585,7 @@
                 <w:szCs w:val="15"/>
                 <w:rFonts w:ascii="Calibri" w:cs="Calibri" w:eastAsia="Calibri" w:hAnsi="Calibri"/>
               </w:rPr>
-              <w:t xml:space="preserve">85</w:t>
+              <w:t xml:space="preserve">87</w:t>
             </w:r>
           </w:p>
         </w:tc>
@@ -15436,7 +15734,7 @@
                 <w:szCs w:val="15"/>
                 <w:rFonts w:ascii="Calibri" w:cs="Calibri" w:eastAsia="Calibri" w:hAnsi="Calibri"/>
               </w:rPr>
-              <w:t xml:space="preserve">86</w:t>
+              <w:t xml:space="preserve">88</w:t>
             </w:r>
           </w:p>
         </w:tc>
@@ -15585,7 +15883,7 @@
                 <w:szCs w:val="15"/>
                 <w:rFonts w:ascii="Calibri" w:cs="Calibri" w:eastAsia="Calibri" w:hAnsi="Calibri"/>
               </w:rPr>
-              <w:t xml:space="preserve">87</w:t>
+              <w:t xml:space="preserve">89</w:t>
             </w:r>
           </w:p>
         </w:tc>

--- a/exemplo/lista-de-materiais-residencia-unifamiliar-exemplo-r00.docx
+++ b/exemplo/lista-de-materiais-residencia-unifamiliar-exemplo-r00.docx
@@ -5835,7 +5835,7 @@
                 <w:szCs w:val="15"/>
                 <w:rFonts w:ascii="Calibri" w:cs="Calibri" w:eastAsia="Calibri" w:hAnsi="Calibri"/>
               </w:rPr>
-              <w:t xml:space="preserve">DPS classe I+II unipolar — Uc 175 V, Iimp 12,5 kA (10/350 µs), In 20 kA, Up ≤ 1,5 kV</w:t>
+              <w:t xml:space="preserve">DPS classe I+II unipolar (varistor) — Uc 175 V, Iimp 12,5 kA (10/350 µs), In 20 kA, Up ≤ 1,5 kV</w:t>
             </w:r>
           </w:p>
         </w:tc>
@@ -6431,7 +6431,7 @@
                 <w:szCs w:val="15"/>
                 <w:rFonts w:ascii="Calibri" w:cs="Calibri" w:eastAsia="Calibri" w:hAnsi="Calibri"/>
               </w:rPr>
-              <w:t xml:space="preserve">Disjuntor termomagnético 1P curva C 10 A — 6,0 kA</w:t>
+              <w:t xml:space="preserve">DPS classe III junto ao equipamento sensível — Uc 175 V</w:t>
             </w:r>
           </w:p>
         </w:tc>
@@ -6455,7 +6455,7 @@
                 <w:szCs w:val="15"/>
                 <w:rFonts w:ascii="Calibri" w:cs="Calibri" w:eastAsia="Calibri" w:hAnsi="Calibri"/>
               </w:rPr>
-              <w:t xml:space="preserve">ABNT NBR NM 60898</w:t>
+              <w:t xml:space="preserve">ABNT NBR IEC 61643-11</w:t>
             </w:r>
           </w:p>
         </w:tc>
@@ -6527,7 +6527,7 @@
                 <w:szCs w:val="15"/>
                 <w:rFonts w:ascii="Calibri" w:cs="Calibri" w:eastAsia="Calibri" w:hAnsi="Calibri"/>
               </w:rPr>
-              <w:t xml:space="preserve">5</w:t>
+              <w:t xml:space="preserve">2</w:t>
             </w:r>
           </w:p>
         </w:tc>
@@ -6580,7 +6580,7 @@
                 <w:szCs w:val="15"/>
                 <w:rFonts w:ascii="Calibri" w:cs="Calibri" w:eastAsia="Calibri" w:hAnsi="Calibri"/>
               </w:rPr>
-              <w:t xml:space="preserve">Disjuntor termomagnético 1P curva C 16 A — 6,0 kA</w:t>
+              <w:t xml:space="preserve">Disjuntor termomagnético 1P curva C 10 A — 6,0 kA</w:t>
             </w:r>
           </w:p>
         </w:tc>
@@ -6676,7 +6676,7 @@
                 <w:szCs w:val="15"/>
                 <w:rFonts w:ascii="Calibri" w:cs="Calibri" w:eastAsia="Calibri" w:hAnsi="Calibri"/>
               </w:rPr>
-              <w:t xml:space="preserve">4</w:t>
+              <w:t xml:space="preserve">5</w:t>
             </w:r>
           </w:p>
         </w:tc>
@@ -6729,7 +6729,7 @@
                 <w:szCs w:val="15"/>
                 <w:rFonts w:ascii="Calibri" w:cs="Calibri" w:eastAsia="Calibri" w:hAnsi="Calibri"/>
               </w:rPr>
-              <w:t xml:space="preserve">Disjuntor termomagnético 2P curva C 10 A — 6,0 kA</w:t>
+              <w:t xml:space="preserve">Disjuntor termomagnético 1P curva C 16 A — 6,0 kA</w:t>
             </w:r>
           </w:p>
         </w:tc>
@@ -6825,7 +6825,7 @@
                 <w:szCs w:val="15"/>
                 <w:rFonts w:ascii="Calibri" w:cs="Calibri" w:eastAsia="Calibri" w:hAnsi="Calibri"/>
               </w:rPr>
-              <w:t xml:space="preserve">2</w:t>
+              <w:t xml:space="preserve">4</w:t>
             </w:r>
           </w:p>
         </w:tc>
@@ -6878,7 +6878,7 @@
                 <w:szCs w:val="15"/>
                 <w:rFonts w:ascii="Calibri" w:cs="Calibri" w:eastAsia="Calibri" w:hAnsi="Calibri"/>
               </w:rPr>
-              <w:t xml:space="preserve">Disjuntor termomagnético 2P curva C 25 A — 6,0 kA</w:t>
+              <w:t xml:space="preserve">Disjuntor termomagnético 2P curva C 10 A — 6,0 kA</w:t>
             </w:r>
           </w:p>
         </w:tc>
@@ -6974,7 +6974,7 @@
                 <w:szCs w:val="15"/>
                 <w:rFonts w:ascii="Calibri" w:cs="Calibri" w:eastAsia="Calibri" w:hAnsi="Calibri"/>
               </w:rPr>
-              <w:t xml:space="preserve">1</w:t>
+              <w:t xml:space="preserve">2</w:t>
             </w:r>
           </w:p>
         </w:tc>
@@ -7027,7 +7027,7 @@
                 <w:szCs w:val="15"/>
                 <w:rFonts w:ascii="Calibri" w:cs="Calibri" w:eastAsia="Calibri" w:hAnsi="Calibri"/>
               </w:rPr>
-              <w:t xml:space="preserve">Disjuntor termomagnético 2P curva C 40 A — 6,0 kA</w:t>
+              <w:t xml:space="preserve">Disjuntor termomagnético 2P curva C 25 A — 6,0 kA</w:t>
             </w:r>
           </w:p>
         </w:tc>
@@ -7176,7 +7176,7 @@
                 <w:szCs w:val="15"/>
                 <w:rFonts w:ascii="Calibri" w:cs="Calibri" w:eastAsia="Calibri" w:hAnsi="Calibri"/>
               </w:rPr>
-              <w:t xml:space="preserve">Disjuntor termomagnético 3P curva C 63 A — 6,0 kA</w:t>
+              <w:t xml:space="preserve">Disjuntor termomagnético 2P curva C 40 A — 6,0 kA</w:t>
             </w:r>
           </w:p>
         </w:tc>
@@ -7325,7 +7325,7 @@
                 <w:szCs w:val="15"/>
                 <w:rFonts w:ascii="Calibri" w:cs="Calibri" w:eastAsia="Calibri" w:hAnsi="Calibri"/>
               </w:rPr>
-              <w:t xml:space="preserve">Interruptor diferencial-residual (IDR) 2P 25 A — 30 mA</w:t>
+              <w:t xml:space="preserve">Disjuntor termomagnético 3P curva C 63 A — 6,0 kA</w:t>
             </w:r>
           </w:p>
         </w:tc>
@@ -7349,7 +7349,7 @@
                 <w:szCs w:val="15"/>
                 <w:rFonts w:ascii="Calibri" w:cs="Calibri" w:eastAsia="Calibri" w:hAnsi="Calibri"/>
               </w:rPr>
-              <w:t xml:space="preserve">ABNT NBR NM 61008</w:t>
+              <w:t xml:space="preserve">ABNT NBR NM 60898</w:t>
             </w:r>
           </w:p>
         </w:tc>
@@ -7421,7 +7421,7 @@
                 <w:szCs w:val="15"/>
                 <w:rFonts w:ascii="Calibri" w:cs="Calibri" w:eastAsia="Calibri" w:hAnsi="Calibri"/>
               </w:rPr>
-              <w:t xml:space="preserve">9</w:t>
+              <w:t xml:space="preserve">1</w:t>
             </w:r>
           </w:p>
         </w:tc>
@@ -7474,7 +7474,7 @@
                 <w:szCs w:val="15"/>
                 <w:rFonts w:ascii="Calibri" w:cs="Calibri" w:eastAsia="Calibri" w:hAnsi="Calibri"/>
               </w:rPr>
-              <w:t xml:space="preserve">Interruptor diferencial-residual (IDR) 2P 40 A — 30 mA</w:t>
+              <w:t xml:space="preserve">Interruptor diferencial-residual (IDR) 2P 25 A — 30 mA</w:t>
             </w:r>
           </w:p>
         </w:tc>
@@ -7570,7 +7570,7 @@
                 <w:szCs w:val="15"/>
                 <w:rFonts w:ascii="Calibri" w:cs="Calibri" w:eastAsia="Calibri" w:hAnsi="Calibri"/>
               </w:rPr>
-              <w:t xml:space="preserve">1</w:t>
+              <w:t xml:space="preserve">9</w:t>
             </w:r>
           </w:p>
         </w:tc>
@@ -7600,6 +7600,155 @@
                 <w:rFonts w:ascii="Calibri" w:cs="Calibri" w:eastAsia="Calibri" w:hAnsi="Calibri"/>
               </w:rPr>
               <w:t xml:space="preserve">45</w:t>
+            </w:r>
+          </w:p>
+        </w:tc>
+        <w:tc>
+          <w:tcPr>
+            <w:tcW w:type="dxa" w:w="4390"/>
+            <w:tcMar>
+              <w:top w:type="dxa" w:w="30"/>
+              <w:left w:type="dxa" w:w="70"/>
+              <w:bottom w:type="dxa" w:w="30"/>
+              <w:right w:type="dxa" w:w="70"/>
+            </w:tcMar>
+          </w:tcPr>
+          <w:p>
+            <w:pPr>
+              <w:jc w:val="left"/>
+            </w:pPr>
+            <w:r>
+              <w:rPr>
+                <w:sz w:val="15"/>
+                <w:szCs w:val="15"/>
+                <w:rFonts w:ascii="Calibri" w:cs="Calibri" w:eastAsia="Calibri" w:hAnsi="Calibri"/>
+              </w:rPr>
+              <w:t xml:space="preserve">Interruptor diferencial-residual (IDR) 2P 40 A — 30 mA</w:t>
+            </w:r>
+          </w:p>
+        </w:tc>
+        <w:tc>
+          <w:tcPr>
+            <w:tcW w:type="dxa" w:w="1951"/>
+            <w:tcMar>
+              <w:top w:type="dxa" w:w="30"/>
+              <w:left w:type="dxa" w:w="70"/>
+              <w:bottom w:type="dxa" w:w="30"/>
+              <w:right w:type="dxa" w:w="70"/>
+            </w:tcMar>
+          </w:tcPr>
+          <w:p>
+            <w:pPr>
+              <w:jc w:val="left"/>
+            </w:pPr>
+            <w:r>
+              <w:rPr>
+                <w:sz w:val="15"/>
+                <w:szCs w:val="15"/>
+                <w:rFonts w:ascii="Calibri" w:cs="Calibri" w:eastAsia="Calibri" w:hAnsi="Calibri"/>
+              </w:rPr>
+              <w:t xml:space="preserve">ABNT NBR NM 61008</w:t>
+            </w:r>
+          </w:p>
+        </w:tc>
+        <w:tc>
+          <w:tcPr>
+            <w:tcW w:type="dxa" w:w="1171"/>
+            <w:tcMar>
+              <w:top w:type="dxa" w:w="30"/>
+              <w:left w:type="dxa" w:w="70"/>
+              <w:bottom w:type="dxa" w:w="30"/>
+              <w:right w:type="dxa" w:w="70"/>
+            </w:tcMar>
+          </w:tcPr>
+          <w:p>
+            <w:pPr>
+              <w:jc w:val="left"/>
+            </w:pPr>
+            <w:r>
+              <w:rPr>
+                <w:sz w:val="15"/>
+                <w:szCs w:val="15"/>
+                <w:rFonts w:ascii="Calibri" w:cs="Calibri" w:eastAsia="Calibri" w:hAnsi="Calibri"/>
+              </w:rPr>
+              <w:t xml:space="preserve">—</w:t>
+            </w:r>
+          </w:p>
+        </w:tc>
+        <w:tc>
+          <w:tcPr>
+            <w:tcW w:type="dxa" w:w="683"/>
+            <w:tcMar>
+              <w:top w:type="dxa" w:w="30"/>
+              <w:left w:type="dxa" w:w="70"/>
+              <w:bottom w:type="dxa" w:w="30"/>
+              <w:right w:type="dxa" w:w="70"/>
+            </w:tcMar>
+          </w:tcPr>
+          <w:p>
+            <w:pPr>
+              <w:jc w:val="left"/>
+            </w:pPr>
+            <w:r>
+              <w:rPr>
+                <w:sz w:val="15"/>
+                <w:szCs w:val="15"/>
+                <w:rFonts w:ascii="Calibri" w:cs="Calibri" w:eastAsia="Calibri" w:hAnsi="Calibri"/>
+              </w:rPr>
+              <w:t xml:space="preserve">un</w:t>
+            </w:r>
+          </w:p>
+        </w:tc>
+        <w:tc>
+          <w:tcPr>
+            <w:tcW w:type="dxa" w:w="878"/>
+            <w:tcMar>
+              <w:top w:type="dxa" w:w="30"/>
+              <w:left w:type="dxa" w:w="70"/>
+              <w:bottom w:type="dxa" w:w="30"/>
+              <w:right w:type="dxa" w:w="70"/>
+            </w:tcMar>
+          </w:tcPr>
+          <w:p>
+            <w:pPr>
+              <w:jc w:val="right"/>
+            </w:pPr>
+            <w:r>
+              <w:rPr>
+                <w:sz w:val="15"/>
+                <w:szCs w:val="15"/>
+                <w:rFonts w:ascii="Calibri" w:cs="Calibri" w:eastAsia="Calibri" w:hAnsi="Calibri"/>
+              </w:rPr>
+              <w:t xml:space="preserve">1</w:t>
+            </w:r>
+          </w:p>
+        </w:tc>
+      </w:tr>
+      <w:tr>
+        <w:trPr>
+          <w:cantSplit/>
+        </w:trPr>
+        <w:tc>
+          <w:tcPr>
+            <w:tcW w:type="dxa" w:w="683"/>
+            <w:tcMar>
+              <w:top w:type="dxa" w:w="30"/>
+              <w:left w:type="dxa" w:w="70"/>
+              <w:bottom w:type="dxa" w:w="30"/>
+              <w:right w:type="dxa" w:w="70"/>
+            </w:tcMar>
+          </w:tcPr>
+          <w:p>
+            <w:pPr>
+              <w:jc w:val="left"/>
+            </w:pPr>
+            <w:r>
+              <w:rPr>
+                <w:sz w:val="15"/>
+                <w:szCs w:val="15"/>
+                <w:rFonts w:ascii="Calibri" w:cs="Calibri" w:eastAsia="Calibri" w:hAnsi="Calibri"/>
+              </w:rPr>
+              <w:t xml:space="preserve">46</w:t>
             </w:r>
           </w:p>
         </w:tc>
@@ -7964,7 +8113,7 @@
                 <w:szCs w:val="15"/>
                 <w:rFonts w:ascii="Calibri" w:cs="Calibri" w:eastAsia="Calibri" w:hAnsi="Calibri"/>
               </w:rPr>
-              <w:t xml:space="preserve">46</w:t>
+              <w:t xml:space="preserve">47</w:t>
             </w:r>
           </w:p>
         </w:tc>
@@ -8113,7 +8262,7 @@
                 <w:szCs w:val="15"/>
                 <w:rFonts w:ascii="Calibri" w:cs="Calibri" w:eastAsia="Calibri" w:hAnsi="Calibri"/>
               </w:rPr>
-              <w:t xml:space="preserve">47</w:t>
+              <w:t xml:space="preserve">48</w:t>
             </w:r>
           </w:p>
         </w:tc>
@@ -8262,7 +8411,7 @@
                 <w:szCs w:val="15"/>
                 <w:rFonts w:ascii="Calibri" w:cs="Calibri" w:eastAsia="Calibri" w:hAnsi="Calibri"/>
               </w:rPr>
-              <w:t xml:space="preserve">48</w:t>
+              <w:t xml:space="preserve">49</w:t>
             </w:r>
           </w:p>
         </w:tc>
@@ -8627,7 +8776,7 @@
                 <w:szCs w:val="15"/>
                 <w:rFonts w:ascii="Calibri" w:cs="Calibri" w:eastAsia="Calibri" w:hAnsi="Calibri"/>
               </w:rPr>
-              <w:t xml:space="preserve">49</w:t>
+              <w:t xml:space="preserve">50</w:t>
             </w:r>
           </w:p>
         </w:tc>
@@ -8776,7 +8925,7 @@
                 <w:szCs w:val="15"/>
                 <w:rFonts w:ascii="Calibri" w:cs="Calibri" w:eastAsia="Calibri" w:hAnsi="Calibri"/>
               </w:rPr>
-              <w:t xml:space="preserve">50</w:t>
+              <w:t xml:space="preserve">51</w:t>
             </w:r>
           </w:p>
         </w:tc>
@@ -8925,7 +9074,7 @@
                 <w:szCs w:val="15"/>
                 <w:rFonts w:ascii="Calibri" w:cs="Calibri" w:eastAsia="Calibri" w:hAnsi="Calibri"/>
               </w:rPr>
-              <w:t xml:space="preserve">51</w:t>
+              <w:t xml:space="preserve">52</w:t>
             </w:r>
           </w:p>
         </w:tc>
@@ -9074,7 +9223,7 @@
                 <w:szCs w:val="15"/>
                 <w:rFonts w:ascii="Calibri" w:cs="Calibri" w:eastAsia="Calibri" w:hAnsi="Calibri"/>
               </w:rPr>
-              <w:t xml:space="preserve">52</w:t>
+              <w:t xml:space="preserve">53</w:t>
             </w:r>
           </w:p>
         </w:tc>
@@ -9223,7 +9372,7 @@
                 <w:szCs w:val="15"/>
                 <w:rFonts w:ascii="Calibri" w:cs="Calibri" w:eastAsia="Calibri" w:hAnsi="Calibri"/>
               </w:rPr>
-              <w:t xml:space="preserve">53</w:t>
+              <w:t xml:space="preserve">54</w:t>
             </w:r>
           </w:p>
         </w:tc>
@@ -9372,7 +9521,7 @@
                 <w:szCs w:val="15"/>
                 <w:rFonts w:ascii="Calibri" w:cs="Calibri" w:eastAsia="Calibri" w:hAnsi="Calibri"/>
               </w:rPr>
-              <w:t xml:space="preserve">54</w:t>
+              <w:t xml:space="preserve">55</w:t>
             </w:r>
           </w:p>
         </w:tc>
@@ -9737,7 +9886,7 @@
                 <w:szCs w:val="15"/>
                 <w:rFonts w:ascii="Calibri" w:cs="Calibri" w:eastAsia="Calibri" w:hAnsi="Calibri"/>
               </w:rPr>
-              <w:t xml:space="preserve">55</w:t>
+              <w:t xml:space="preserve">56</w:t>
             </w:r>
           </w:p>
         </w:tc>
@@ -9886,7 +10035,7 @@
                 <w:szCs w:val="15"/>
                 <w:rFonts w:ascii="Calibri" w:cs="Calibri" w:eastAsia="Calibri" w:hAnsi="Calibri"/>
               </w:rPr>
-              <w:t xml:space="preserve">56</w:t>
+              <w:t xml:space="preserve">57</w:t>
             </w:r>
           </w:p>
         </w:tc>
@@ -10251,7 +10400,7 @@
                 <w:szCs w:val="15"/>
                 <w:rFonts w:ascii="Calibri" w:cs="Calibri" w:eastAsia="Calibri" w:hAnsi="Calibri"/>
               </w:rPr>
-              <w:t xml:space="preserve">57</w:t>
+              <w:t xml:space="preserve">58</w:t>
             </w:r>
           </w:p>
         </w:tc>
@@ -10400,7 +10549,7 @@
                 <w:szCs w:val="15"/>
                 <w:rFonts w:ascii="Calibri" w:cs="Calibri" w:eastAsia="Calibri" w:hAnsi="Calibri"/>
               </w:rPr>
-              <w:t xml:space="preserve">58</w:t>
+              <w:t xml:space="preserve">59</w:t>
             </w:r>
           </w:p>
         </w:tc>
@@ -10549,7 +10698,7 @@
                 <w:szCs w:val="15"/>
                 <w:rFonts w:ascii="Calibri" w:cs="Calibri" w:eastAsia="Calibri" w:hAnsi="Calibri"/>
               </w:rPr>
-              <w:t xml:space="preserve">59</w:t>
+              <w:t xml:space="preserve">60</w:t>
             </w:r>
           </w:p>
         </w:tc>
@@ -10698,7 +10847,7 @@
                 <w:szCs w:val="15"/>
                 <w:rFonts w:ascii="Calibri" w:cs="Calibri" w:eastAsia="Calibri" w:hAnsi="Calibri"/>
               </w:rPr>
-              <w:t xml:space="preserve">60</w:t>
+              <w:t xml:space="preserve">61</w:t>
             </w:r>
           </w:p>
         </w:tc>
@@ -10847,7 +10996,7 @@
                 <w:szCs w:val="15"/>
                 <w:rFonts w:ascii="Calibri" w:cs="Calibri" w:eastAsia="Calibri" w:hAnsi="Calibri"/>
               </w:rPr>
-              <w:t xml:space="preserve">61</w:t>
+              <w:t xml:space="preserve">62</w:t>
             </w:r>
           </w:p>
         </w:tc>
@@ -11212,7 +11361,7 @@
                 <w:szCs w:val="15"/>
                 <w:rFonts w:ascii="Calibri" w:cs="Calibri" w:eastAsia="Calibri" w:hAnsi="Calibri"/>
               </w:rPr>
-              <w:t xml:space="preserve">62</w:t>
+              <w:t xml:space="preserve">63</w:t>
             </w:r>
           </w:p>
         </w:tc>
@@ -11361,7 +11510,7 @@
                 <w:szCs w:val="15"/>
                 <w:rFonts w:ascii="Calibri" w:cs="Calibri" w:eastAsia="Calibri" w:hAnsi="Calibri"/>
               </w:rPr>
-              <w:t xml:space="preserve">63</w:t>
+              <w:t xml:space="preserve">64</w:t>
             </w:r>
           </w:p>
         </w:tc>
@@ -11510,7 +11659,7 @@
                 <w:szCs w:val="15"/>
                 <w:rFonts w:ascii="Calibri" w:cs="Calibri" w:eastAsia="Calibri" w:hAnsi="Calibri"/>
               </w:rPr>
-              <w:t xml:space="preserve">64</w:t>
+              <w:t xml:space="preserve">65</w:t>
             </w:r>
           </w:p>
         </w:tc>
@@ -11659,7 +11808,7 @@
                 <w:szCs w:val="15"/>
                 <w:rFonts w:ascii="Calibri" w:cs="Calibri" w:eastAsia="Calibri" w:hAnsi="Calibri"/>
               </w:rPr>
-              <w:t xml:space="preserve">65</w:t>
+              <w:t xml:space="preserve">66</w:t>
             </w:r>
           </w:p>
         </w:tc>
@@ -11808,7 +11957,7 @@
                 <w:szCs w:val="15"/>
                 <w:rFonts w:ascii="Calibri" w:cs="Calibri" w:eastAsia="Calibri" w:hAnsi="Calibri"/>
               </w:rPr>
-              <w:t xml:space="preserve">66</w:t>
+              <w:t xml:space="preserve">67</w:t>
             </w:r>
           </w:p>
         </w:tc>
@@ -11957,7 +12106,7 @@
                 <w:szCs w:val="15"/>
                 <w:rFonts w:ascii="Calibri" w:cs="Calibri" w:eastAsia="Calibri" w:hAnsi="Calibri"/>
               </w:rPr>
-              <w:t xml:space="preserve">67</w:t>
+              <w:t xml:space="preserve">68</w:t>
             </w:r>
           </w:p>
         </w:tc>
@@ -12106,7 +12255,7 @@
                 <w:szCs w:val="15"/>
                 <w:rFonts w:ascii="Calibri" w:cs="Calibri" w:eastAsia="Calibri" w:hAnsi="Calibri"/>
               </w:rPr>
-              <w:t xml:space="preserve">68</w:t>
+              <w:t xml:space="preserve">69</w:t>
             </w:r>
           </w:p>
         </w:tc>
@@ -12471,7 +12620,7 @@
                 <w:szCs w:val="15"/>
                 <w:rFonts w:ascii="Calibri" w:cs="Calibri" w:eastAsia="Calibri" w:hAnsi="Calibri"/>
               </w:rPr>
-              <w:t xml:space="preserve">69</w:t>
+              <w:t xml:space="preserve">70</w:t>
             </w:r>
           </w:p>
         </w:tc>
@@ -12620,7 +12769,7 @@
                 <w:szCs w:val="15"/>
                 <w:rFonts w:ascii="Calibri" w:cs="Calibri" w:eastAsia="Calibri" w:hAnsi="Calibri"/>
               </w:rPr>
-              <w:t xml:space="preserve">70</w:t>
+              <w:t xml:space="preserve">71</w:t>
             </w:r>
           </w:p>
         </w:tc>
@@ -12769,7 +12918,7 @@
                 <w:szCs w:val="15"/>
                 <w:rFonts w:ascii="Calibri" w:cs="Calibri" w:eastAsia="Calibri" w:hAnsi="Calibri"/>
               </w:rPr>
-              <w:t xml:space="preserve">71</w:t>
+              <w:t xml:space="preserve">72</w:t>
             </w:r>
           </w:p>
         </w:tc>
@@ -12918,7 +13067,7 @@
                 <w:szCs w:val="15"/>
                 <w:rFonts w:ascii="Calibri" w:cs="Calibri" w:eastAsia="Calibri" w:hAnsi="Calibri"/>
               </w:rPr>
-              <w:t xml:space="preserve">72</w:t>
+              <w:t xml:space="preserve">73</w:t>
             </w:r>
           </w:p>
         </w:tc>
@@ -13067,7 +13216,7 @@
                 <w:szCs w:val="15"/>
                 <w:rFonts w:ascii="Calibri" w:cs="Calibri" w:eastAsia="Calibri" w:hAnsi="Calibri"/>
               </w:rPr>
-              <w:t xml:space="preserve">73</w:t>
+              <w:t xml:space="preserve">74</w:t>
             </w:r>
           </w:p>
         </w:tc>
@@ -13216,7 +13365,7 @@
                 <w:szCs w:val="15"/>
                 <w:rFonts w:ascii="Calibri" w:cs="Calibri" w:eastAsia="Calibri" w:hAnsi="Calibri"/>
               </w:rPr>
-              <w:t xml:space="preserve">74</w:t>
+              <w:t xml:space="preserve">75</w:t>
             </w:r>
           </w:p>
         </w:tc>
@@ -13365,7 +13514,7 @@
                 <w:szCs w:val="15"/>
                 <w:rFonts w:ascii="Calibri" w:cs="Calibri" w:eastAsia="Calibri" w:hAnsi="Calibri"/>
               </w:rPr>
-              <w:t xml:space="preserve">75</w:t>
+              <w:t xml:space="preserve">76</w:t>
             </w:r>
           </w:p>
         </w:tc>
@@ -13514,7 +13663,7 @@
                 <w:szCs w:val="15"/>
                 <w:rFonts w:ascii="Calibri" w:cs="Calibri" w:eastAsia="Calibri" w:hAnsi="Calibri"/>
               </w:rPr>
-              <w:t xml:space="preserve">76</w:t>
+              <w:t xml:space="preserve">77</w:t>
             </w:r>
           </w:p>
         </w:tc>
@@ -13663,7 +13812,7 @@
                 <w:szCs w:val="15"/>
                 <w:rFonts w:ascii="Calibri" w:cs="Calibri" w:eastAsia="Calibri" w:hAnsi="Calibri"/>
               </w:rPr>
-              <w:t xml:space="preserve">77</w:t>
+              <w:t xml:space="preserve">78</w:t>
             </w:r>
           </w:p>
         </w:tc>
@@ -13812,7 +13961,7 @@
                 <w:szCs w:val="15"/>
                 <w:rFonts w:ascii="Calibri" w:cs="Calibri" w:eastAsia="Calibri" w:hAnsi="Calibri"/>
               </w:rPr>
-              <w:t xml:space="preserve">78</w:t>
+              <w:t xml:space="preserve">79</w:t>
             </w:r>
           </w:p>
         </w:tc>
@@ -13961,7 +14110,7 @@
                 <w:szCs w:val="15"/>
                 <w:rFonts w:ascii="Calibri" w:cs="Calibri" w:eastAsia="Calibri" w:hAnsi="Calibri"/>
               </w:rPr>
-              <w:t xml:space="preserve">79</w:t>
+              <w:t xml:space="preserve">80</w:t>
             </w:r>
           </w:p>
         </w:tc>
@@ -14326,7 +14475,7 @@
                 <w:szCs w:val="15"/>
                 <w:rFonts w:ascii="Calibri" w:cs="Calibri" w:eastAsia="Calibri" w:hAnsi="Calibri"/>
               </w:rPr>
-              <w:t xml:space="preserve">80</w:t>
+              <w:t xml:space="preserve">81</w:t>
             </w:r>
           </w:p>
         </w:tc>
@@ -14475,7 +14624,7 @@
                 <w:szCs w:val="15"/>
                 <w:rFonts w:ascii="Calibri" w:cs="Calibri" w:eastAsia="Calibri" w:hAnsi="Calibri"/>
               </w:rPr>
-              <w:t xml:space="preserve">81</w:t>
+              <w:t xml:space="preserve">82</w:t>
             </w:r>
           </w:p>
         </w:tc>
@@ -14624,7 +14773,7 @@
                 <w:szCs w:val="15"/>
                 <w:rFonts w:ascii="Calibri" w:cs="Calibri" w:eastAsia="Calibri" w:hAnsi="Calibri"/>
               </w:rPr>
-              <w:t xml:space="preserve">82</w:t>
+              <w:t xml:space="preserve">83</w:t>
             </w:r>
           </w:p>
         </w:tc>
@@ -14773,7 +14922,7 @@
                 <w:szCs w:val="15"/>
                 <w:rFonts w:ascii="Calibri" w:cs="Calibri" w:eastAsia="Calibri" w:hAnsi="Calibri"/>
               </w:rPr>
-              <w:t xml:space="preserve">83</w:t>
+              <w:t xml:space="preserve">84</w:t>
             </w:r>
           </w:p>
         </w:tc>
@@ -14922,7 +15071,7 @@
                 <w:szCs w:val="15"/>
                 <w:rFonts w:ascii="Calibri" w:cs="Calibri" w:eastAsia="Calibri" w:hAnsi="Calibri"/>
               </w:rPr>
-              <w:t xml:space="preserve">84</w:t>
+              <w:t xml:space="preserve">85</w:t>
             </w:r>
           </w:p>
         </w:tc>
@@ -15071,7 +15220,7 @@
                 <w:szCs w:val="15"/>
                 <w:rFonts w:ascii="Calibri" w:cs="Calibri" w:eastAsia="Calibri" w:hAnsi="Calibri"/>
               </w:rPr>
-              <w:t xml:space="preserve">85</w:t>
+              <w:t xml:space="preserve">86</w:t>
             </w:r>
           </w:p>
         </w:tc>
@@ -15220,7 +15369,7 @@
                 <w:szCs w:val="15"/>
                 <w:rFonts w:ascii="Calibri" w:cs="Calibri" w:eastAsia="Calibri" w:hAnsi="Calibri"/>
               </w:rPr>
-              <w:t xml:space="preserve">86</w:t>
+              <w:t xml:space="preserve">87</w:t>
             </w:r>
           </w:p>
         </w:tc>
@@ -15585,7 +15734,7 @@
                 <w:szCs w:val="15"/>
                 <w:rFonts w:ascii="Calibri" w:cs="Calibri" w:eastAsia="Calibri" w:hAnsi="Calibri"/>
               </w:rPr>
-              <w:t xml:space="preserve">87</w:t>
+              <w:t xml:space="preserve">88</w:t>
             </w:r>
           </w:p>
         </w:tc>
@@ -15734,7 +15883,7 @@
                 <w:szCs w:val="15"/>
                 <w:rFonts w:ascii="Calibri" w:cs="Calibri" w:eastAsia="Calibri" w:hAnsi="Calibri"/>
               </w:rPr>
-              <w:t xml:space="preserve">88</w:t>
+              <w:t xml:space="preserve">89</w:t>
             </w:r>
           </w:p>
         </w:tc>
@@ -15883,7 +16032,7 @@
                 <w:szCs w:val="15"/>
                 <w:rFonts w:ascii="Calibri" w:cs="Calibri" w:eastAsia="Calibri" w:hAnsi="Calibri"/>
               </w:rPr>
-              <w:t xml:space="preserve">89</w:t>
+              <w:t xml:space="preserve">90</w:t>
             </w:r>
           </w:p>
         </w:tc>

--- a/exemplo/lista-de-materiais-residencia-unifamiliar-exemplo-r00.docx
+++ b/exemplo/lista-de-materiais-residencia-unifamiliar-exemplo-r00.docx
@@ -5984,7 +5984,7 @@
                 <w:szCs w:val="15"/>
                 <w:rFonts w:ascii="Calibri" w:cs="Calibri" w:eastAsia="Calibri" w:hAnsi="Calibri"/>
               </w:rPr>
-              <w:t xml:space="preserve">Condutor de cobre verde-amarelo 16 mm² para ligação dos DPS</w:t>
+              <w:t xml:space="preserve">Condutor de cobre 16 mm² para ligação dos DPS (fases e PE)</w:t>
             </w:r>
           </w:p>
         </w:tc>
@@ -6282,7 +6282,7 @@
                 <w:szCs w:val="15"/>
                 <w:rFonts w:ascii="Calibri" w:cs="Calibri" w:eastAsia="Calibri" w:hAnsi="Calibri"/>
               </w:rPr>
-              <w:t xml:space="preserve">Condutor de cobre verde-amarelo 4 mm² para ligação dos DPS</w:t>
+              <w:t xml:space="preserve">Condutor de cobre 10 mm² para ligação dos DPS (fases e PE)</w:t>
             </w:r>
           </w:p>
         </w:tc>

--- a/exemplo/lista-de-materiais-residencia-unifamiliar-exemplo-r00.docx
+++ b/exemplo/lista-de-materiais-residencia-unifamiliar-exemplo-r00.docx
@@ -353,7 +353,7 @@
                 <w:szCs w:val="19"/>
                 <w:rFonts w:ascii="Calibri" w:cs="Calibri" w:eastAsia="Calibri" w:hAnsi="Calibri"/>
               </w:rPr>
-              <w:t xml:space="preserve">27/10/2026 — R00</w:t>
+              <w:t xml:space="preserve">28/10/2026 — R00</w:t>
             </w:r>
           </w:p>
         </w:tc>
@@ -5835,7 +5835,7 @@
                 <w:szCs w:val="15"/>
                 <w:rFonts w:ascii="Calibri" w:cs="Calibri" w:eastAsia="Calibri" w:hAnsi="Calibri"/>
               </w:rPr>
-              <w:t xml:space="preserve">DPS classe I+II unipolar (varistor) — Uc 175 V, Iimp 12,5 kA (10/350 µs), In 20 kA, Up ≤ 1,5 kV</w:t>
+              <w:t xml:space="preserve">Conjunto de DPS classe I+II 4+0 — Uc 275 V, Iimp 12,5 kA (10/350 µs), In 30 kA, Up ≤ 1,5 kV — ref. CLAMPER Front V 275 V 12,5/60 kA 4+0 (cód. 026979) ou equivalente</w:t>
             </w:r>
           </w:p>
         </w:tc>
@@ -5907,7 +5907,7 @@
                 <w:szCs w:val="15"/>
                 <w:rFonts w:ascii="Calibri" w:cs="Calibri" w:eastAsia="Calibri" w:hAnsi="Calibri"/>
               </w:rPr>
-              <w:t xml:space="preserve">un</w:t>
+              <w:t xml:space="preserve">cj</w:t>
             </w:r>
           </w:p>
         </w:tc>
@@ -5931,7 +5931,7 @@
                 <w:szCs w:val="15"/>
                 <w:rFonts w:ascii="Calibri" w:cs="Calibri" w:eastAsia="Calibri" w:hAnsi="Calibri"/>
               </w:rPr>
-              <w:t xml:space="preserve">4</w:t>
+              <w:t xml:space="preserve">1</w:t>
             </w:r>
           </w:p>
         </w:tc>
@@ -16189,7 +16189,7 @@
           <w:szCs w:val="20"/>
           <w:rFonts w:ascii="Calibri" w:cs="Calibri" w:eastAsia="Calibri" w:hAnsi="Calibri"/>
         </w:rPr>
-        <w:t xml:space="preserve">Cidade – UF, 27 de outubro de 2026</w:t>
+        <w:t xml:space="preserve">Cidade – UF, 28 de outubro de 2026</w:t>
       </w:r>
     </w:p>
     <w:p>
@@ -16359,7 +16359,7 @@
         <w:szCs w:val="15"/>
         <w:rFonts w:ascii="Calibri" w:cs="Calibri" w:eastAsia="Calibri" w:hAnsi="Calibri"/>
       </w:rPr>
-      <w:t xml:space="preserve">	R00 · 27/10/2026</w:t>
+      <w:t xml:space="preserve">	R00 · 28/10/2026</w:t>
     </w:r>
   </w:p>
 </w:hdr>
